--- a/Knowledge/2-Science/3-Social science/1-Linguistics/0-Intro to Linguistics/5-My Source/2-Linguistics Basics/21-Types of Grammatical Functions/6-Types of Modifiers/11-Degree Modifier.docx
+++ b/Knowledge/2-Science/3-Social science/1-Linguistics/0-Intro to Linguistics/5-My Source/2-Linguistics Basics/21-Types of Grammatical Functions/6-Types of Modifiers/11-Degree Modifier.docx
@@ -32,60 +32,78 @@
       </w:pPr>
       <w:r>
         <w:rPr>
-          <w:b/>
-          <w:shd w:val="clear" w:color="auto" w:fill="B7B7B7"/>
-        </w:rPr>
-        <w:t># Source</w:t>
-      </w:r>
-      <w:r>
-        <w:rPr>
-          <w:shd w:val="clear" w:color="auto" w:fill="B7B7B7"/>
-        </w:rPr>
-        <w:t xml:space="preserve">: </w:t>
-      </w:r>
-      <w:proofErr w:type="spellStart"/>
-      <w:r>
-        <w:rPr>
-          <w:b/>
-          <w:shd w:val="clear" w:color="auto" w:fill="B7B7B7"/>
-        </w:rPr>
-        <w:t>Chatgpt</w:t>
-      </w:r>
-      <w:proofErr w:type="spellEnd"/>
-      <w:r>
-        <w:rPr>
-          <w:b/>
-          <w:shd w:val="clear" w:color="auto" w:fill="B7B7B7"/>
-        </w:rPr>
-        <w:t xml:space="preserve"> </w:t>
-      </w:r>
-      <w:r>
-        <w:rPr>
-          <w:b/>
-          <w:sz w:val="14"/>
-          <w:szCs w:val="14"/>
-          <w:shd w:val="clear" w:color="auto" w:fill="B7B7B7"/>
-        </w:rPr>
-        <w:t>(GPT</w:t>
-      </w:r>
-      <w:r>
-        <w:rPr>
-          <w:rFonts w:ascii="Cambria Math" w:hAnsi="Cambria Math" w:cs="Cambria Math"/>
-          <w:b/>
-          <w:sz w:val="14"/>
-          <w:szCs w:val="14"/>
-          <w:shd w:val="clear" w:color="auto" w:fill="B7B7B7"/>
+          <w:rFonts w:ascii="Arial" w:eastAsia="Arial" w:hAnsi="Arial" w:cs="Arial"/>
+          <w:b/>
+          <w:color w:val="000000"/>
+          <w:sz w:val="18"/>
+          <w:highlight w:val="lightGray"/>
+        </w:rPr>
+        <w:t># Source: AI Source: Provided by: [Data Path</w:t>
+      </w:r>
+      <w:r>
+        <w:rPr>
+          <w:rFonts w:ascii="Arial" w:eastAsia="Arial" w:hAnsi="Arial" w:cs="Arial"/>
+          <w:color w:val="000000"/>
+          <w:sz w:val="18"/>
+          <w:highlight w:val="lightGray"/>
+        </w:rPr>
+        <w:t xml:space="preserve">: Persons Table -&gt; ID Column: 1, Name_En Column: Motasem Essam] -&gt; </w:t>
+      </w:r>
+      <w:r>
+        <w:rPr>
+          <w:rFonts w:ascii="Arial" w:eastAsia="Arial" w:hAnsi="Arial" w:cs="Arial"/>
+          <w:b/>
+          <w:color w:val="000000"/>
+          <w:sz w:val="18"/>
+          <w:highlight w:val="lightGray"/>
+        </w:rPr>
+        <w:t>From:</w:t>
+      </w:r>
+      <w:r>
+        <w:rPr>
+          <w:rFonts w:ascii="Arial" w:eastAsia="Arial" w:hAnsi="Arial" w:cs="Arial"/>
+          <w:color w:val="000000"/>
+          <w:sz w:val="18"/>
+          <w:highlight w:val="lightGray"/>
+        </w:rPr>
+        <w:t xml:space="preserve"> [Chatgpt (GPT</w:t>
+      </w:r>
+      <w:r>
+        <w:rPr>
+          <w:rFonts w:ascii="Arial" w:eastAsia="Arial" w:hAnsi="Arial" w:cs="Cambria Math"/>
+          <w:color w:val="000000"/>
+          <w:sz w:val="18"/>
+          <w:highlight w:val="lightGray"/>
         </w:rPr>
         <w:t>‑</w:t>
       </w:r>
       <w:r>
         <w:rPr>
-          <w:b/>
-          <w:sz w:val="14"/>
-          <w:szCs w:val="14"/>
-          <w:shd w:val="clear" w:color="auto" w:fill="B7B7B7"/>
-        </w:rPr>
-        <w:t>5 Mini) at [8/7/2025]</w:t>
+          <w:rFonts w:ascii="Arial" w:eastAsia="Arial" w:hAnsi="Arial" w:cs="Arial"/>
+          <w:color w:val="000000"/>
+          <w:sz w:val="18"/>
+          <w:highlight w:val="lightGray"/>
+        </w:rPr>
+        <w:t xml:space="preserve">5 Mini)] </w:t>
+      </w:r>
+      <w:r>
+        <w:rPr>
+          <w:rFonts w:ascii="Arial" w:eastAsia="Arial" w:hAnsi="Arial" w:cs="Arial"/>
+          <w:b/>
+          <w:color w:val="000000"/>
+          <w:sz w:val="18"/>
+          <w:highlight w:val="lightGray"/>
+        </w:rPr>
+        <w:t>on</w:t>
+      </w:r>
+      <w:r>
+        <w:rPr>
+          <w:rFonts w:ascii="Arial" w:eastAsia="Arial" w:hAnsi="Arial"/>
+          <w:b/>
+          <w:sz w:val="18"/>
+          <w:highlight w:val="lightGray"/>
+        </w:rPr>
+        <w:t xml:space="preserve"> [8/7/2025]</w:t>
       </w:r>
     </w:p>
     <w:p>
@@ -208,7 +226,7 @@
     </w:p>
     <w:p>
       <w:r>
-        <w:pict w14:anchorId="2B9987B8">
+        <w:pict w14:anchorId="725A4BF3">
           <v:rect id="_x0000_i1025" style="width:0;height:1.5pt" o:hralign="center" o:hrstd="t" o:hr="t" fillcolor="#a0a0a0" stroked="f"/>
         </w:pict>
       </w:r>
@@ -232,60 +250,78 @@
       </w:pPr>
       <w:r>
         <w:rPr>
-          <w:b/>
-          <w:shd w:val="clear" w:color="auto" w:fill="B7B7B7"/>
-        </w:rPr>
-        <w:t># Source</w:t>
-      </w:r>
-      <w:r>
-        <w:rPr>
-          <w:shd w:val="clear" w:color="auto" w:fill="B7B7B7"/>
-        </w:rPr>
-        <w:t xml:space="preserve">: </w:t>
-      </w:r>
-      <w:proofErr w:type="spellStart"/>
-      <w:r>
-        <w:rPr>
-          <w:b/>
-          <w:shd w:val="clear" w:color="auto" w:fill="B7B7B7"/>
-        </w:rPr>
-        <w:t>Chatgpt</w:t>
-      </w:r>
-      <w:proofErr w:type="spellEnd"/>
-      <w:r>
-        <w:rPr>
-          <w:b/>
-          <w:shd w:val="clear" w:color="auto" w:fill="B7B7B7"/>
-        </w:rPr>
-        <w:t xml:space="preserve"> </w:t>
-      </w:r>
-      <w:r>
-        <w:rPr>
-          <w:b/>
-          <w:sz w:val="14"/>
-          <w:szCs w:val="14"/>
-          <w:shd w:val="clear" w:color="auto" w:fill="B7B7B7"/>
-        </w:rPr>
-        <w:t>(GPT</w:t>
-      </w:r>
-      <w:r>
-        <w:rPr>
-          <w:rFonts w:ascii="Cambria Math" w:hAnsi="Cambria Math" w:cs="Cambria Math"/>
-          <w:b/>
-          <w:sz w:val="14"/>
-          <w:szCs w:val="14"/>
-          <w:shd w:val="clear" w:color="auto" w:fill="B7B7B7"/>
+          <w:rFonts w:ascii="Arial" w:eastAsia="Arial" w:hAnsi="Arial" w:cs="Arial"/>
+          <w:b/>
+          <w:color w:val="000000"/>
+          <w:sz w:val="18"/>
+          <w:highlight w:val="lightGray"/>
+        </w:rPr>
+        <w:t># Source: AI Source: Provided by: [Data Path</w:t>
+      </w:r>
+      <w:r>
+        <w:rPr>
+          <w:rFonts w:ascii="Arial" w:eastAsia="Arial" w:hAnsi="Arial" w:cs="Arial"/>
+          <w:color w:val="000000"/>
+          <w:sz w:val="18"/>
+          <w:highlight w:val="lightGray"/>
+        </w:rPr>
+        <w:t xml:space="preserve">: Persons Table -&gt; ID Column: 1, Name_En Column: Motasem Essam] -&gt; </w:t>
+      </w:r>
+      <w:r>
+        <w:rPr>
+          <w:rFonts w:ascii="Arial" w:eastAsia="Arial" w:hAnsi="Arial" w:cs="Arial"/>
+          <w:b/>
+          <w:color w:val="000000"/>
+          <w:sz w:val="18"/>
+          <w:highlight w:val="lightGray"/>
+        </w:rPr>
+        <w:t>From:</w:t>
+      </w:r>
+      <w:r>
+        <w:rPr>
+          <w:rFonts w:ascii="Arial" w:eastAsia="Arial" w:hAnsi="Arial" w:cs="Arial"/>
+          <w:color w:val="000000"/>
+          <w:sz w:val="18"/>
+          <w:highlight w:val="lightGray"/>
+        </w:rPr>
+        <w:t xml:space="preserve"> [Chatgpt (GPT</w:t>
+      </w:r>
+      <w:r>
+        <w:rPr>
+          <w:rFonts w:ascii="Arial" w:eastAsia="Arial" w:hAnsi="Arial" w:cs="Cambria Math"/>
+          <w:color w:val="000000"/>
+          <w:sz w:val="18"/>
+          <w:highlight w:val="lightGray"/>
         </w:rPr>
         <w:t>‑</w:t>
       </w:r>
       <w:r>
         <w:rPr>
-          <w:b/>
-          <w:sz w:val="14"/>
-          <w:szCs w:val="14"/>
-          <w:shd w:val="clear" w:color="auto" w:fill="B7B7B7"/>
-        </w:rPr>
-        <w:t>5 Mini) at [8/7/2025]</w:t>
+          <w:rFonts w:ascii="Arial" w:eastAsia="Arial" w:hAnsi="Arial" w:cs="Arial"/>
+          <w:color w:val="000000"/>
+          <w:sz w:val="18"/>
+          <w:highlight w:val="lightGray"/>
+        </w:rPr>
+        <w:t xml:space="preserve">5 Mini)] </w:t>
+      </w:r>
+      <w:r>
+        <w:rPr>
+          <w:rFonts w:ascii="Arial" w:eastAsia="Arial" w:hAnsi="Arial" w:cs="Arial"/>
+          <w:b/>
+          <w:color w:val="000000"/>
+          <w:sz w:val="18"/>
+          <w:highlight w:val="lightGray"/>
+        </w:rPr>
+        <w:t>on</w:t>
+      </w:r>
+      <w:r>
+        <w:rPr>
+          <w:rFonts w:ascii="Arial" w:eastAsia="Arial" w:hAnsi="Arial"/>
+          <w:b/>
+          <w:sz w:val="18"/>
+          <w:highlight w:val="lightGray"/>
+        </w:rPr>
+        <w:t xml:space="preserve"> [8/7/2025]</w:t>
       </w:r>
     </w:p>
     <w:p>
@@ -332,7 +368,7 @@
     </w:p>
     <w:p>
       <w:r>
-        <w:pict w14:anchorId="3BF86121">
+        <w:pict w14:anchorId="0D209926">
           <v:rect id="_x0000_i1026" style="width:0;height:1.5pt" o:hralign="center" o:hrstd="t" o:hr="t" fillcolor="#a0a0a0" stroked="f"/>
         </w:pict>
       </w:r>
@@ -362,60 +398,78 @@
       </w:pPr>
       <w:r>
         <w:rPr>
-          <w:b/>
-          <w:shd w:val="clear" w:color="auto" w:fill="B7B7B7"/>
-        </w:rPr>
-        <w:t># Source</w:t>
-      </w:r>
-      <w:r>
-        <w:rPr>
-          <w:shd w:val="clear" w:color="auto" w:fill="B7B7B7"/>
-        </w:rPr>
-        <w:t xml:space="preserve">: </w:t>
-      </w:r>
-      <w:proofErr w:type="spellStart"/>
-      <w:r>
-        <w:rPr>
-          <w:b/>
-          <w:shd w:val="clear" w:color="auto" w:fill="B7B7B7"/>
-        </w:rPr>
-        <w:t>Chatgpt</w:t>
-      </w:r>
-      <w:proofErr w:type="spellEnd"/>
-      <w:r>
-        <w:rPr>
-          <w:b/>
-          <w:shd w:val="clear" w:color="auto" w:fill="B7B7B7"/>
-        </w:rPr>
-        <w:t xml:space="preserve"> </w:t>
-      </w:r>
-      <w:r>
-        <w:rPr>
-          <w:b/>
-          <w:sz w:val="14"/>
-          <w:szCs w:val="14"/>
-          <w:shd w:val="clear" w:color="auto" w:fill="B7B7B7"/>
-        </w:rPr>
-        <w:t>(GPT</w:t>
-      </w:r>
-      <w:r>
-        <w:rPr>
-          <w:rFonts w:ascii="Cambria Math" w:hAnsi="Cambria Math" w:cs="Cambria Math"/>
-          <w:b/>
-          <w:sz w:val="14"/>
-          <w:szCs w:val="14"/>
-          <w:shd w:val="clear" w:color="auto" w:fill="B7B7B7"/>
+          <w:rFonts w:ascii="Arial" w:eastAsia="Arial" w:hAnsi="Arial" w:cs="Arial"/>
+          <w:b/>
+          <w:color w:val="000000"/>
+          <w:sz w:val="18"/>
+          <w:highlight w:val="lightGray"/>
+        </w:rPr>
+        <w:t># Source: AI Source: Provided by: [Data Path</w:t>
+      </w:r>
+      <w:r>
+        <w:rPr>
+          <w:rFonts w:ascii="Arial" w:eastAsia="Arial" w:hAnsi="Arial" w:cs="Arial"/>
+          <w:color w:val="000000"/>
+          <w:sz w:val="18"/>
+          <w:highlight w:val="lightGray"/>
+        </w:rPr>
+        <w:t xml:space="preserve">: Persons Table -&gt; ID Column: 1, Name_En Column: Motasem Essam] -&gt; </w:t>
+      </w:r>
+      <w:r>
+        <w:rPr>
+          <w:rFonts w:ascii="Arial" w:eastAsia="Arial" w:hAnsi="Arial" w:cs="Arial"/>
+          <w:b/>
+          <w:color w:val="000000"/>
+          <w:sz w:val="18"/>
+          <w:highlight w:val="lightGray"/>
+        </w:rPr>
+        <w:t>From:</w:t>
+      </w:r>
+      <w:r>
+        <w:rPr>
+          <w:rFonts w:ascii="Arial" w:eastAsia="Arial" w:hAnsi="Arial" w:cs="Arial"/>
+          <w:color w:val="000000"/>
+          <w:sz w:val="18"/>
+          <w:highlight w:val="lightGray"/>
+        </w:rPr>
+        <w:t xml:space="preserve"> [Chatgpt (GPT</w:t>
+      </w:r>
+      <w:r>
+        <w:rPr>
+          <w:rFonts w:ascii="Arial" w:eastAsia="Arial" w:hAnsi="Arial" w:cs="Cambria Math"/>
+          <w:color w:val="000000"/>
+          <w:sz w:val="18"/>
+          <w:highlight w:val="lightGray"/>
         </w:rPr>
         <w:t>‑</w:t>
       </w:r>
       <w:r>
         <w:rPr>
-          <w:b/>
-          <w:sz w:val="14"/>
-          <w:szCs w:val="14"/>
-          <w:shd w:val="clear" w:color="auto" w:fill="B7B7B7"/>
-        </w:rPr>
-        <w:t>5 Mini) at [8/7/2025]</w:t>
+          <w:rFonts w:ascii="Arial" w:eastAsia="Arial" w:hAnsi="Arial" w:cs="Arial"/>
+          <w:color w:val="000000"/>
+          <w:sz w:val="18"/>
+          <w:highlight w:val="lightGray"/>
+        </w:rPr>
+        <w:t xml:space="preserve">5 Mini)] </w:t>
+      </w:r>
+      <w:r>
+        <w:rPr>
+          <w:rFonts w:ascii="Arial" w:eastAsia="Arial" w:hAnsi="Arial" w:cs="Arial"/>
+          <w:b/>
+          <w:color w:val="000000"/>
+          <w:sz w:val="18"/>
+          <w:highlight w:val="lightGray"/>
+        </w:rPr>
+        <w:t>on</w:t>
+      </w:r>
+      <w:r>
+        <w:rPr>
+          <w:rFonts w:ascii="Arial" w:eastAsia="Arial" w:hAnsi="Arial"/>
+          <w:b/>
+          <w:sz w:val="18"/>
+          <w:highlight w:val="lightGray"/>
+        </w:rPr>
+        <w:t xml:space="preserve"> [8/7/2025]</w:t>
       </w:r>
     </w:p>
     <w:p>
@@ -423,9 +477,8 @@
         <w:rPr>
           <w:noProof/>
         </w:rPr>
-        <w:lastRenderedPageBreak/>
         <w:drawing>
-          <wp:inline distT="114300" distB="114300" distL="114300" distR="114300" wp14:anchorId="2309FFCE" wp14:editId="51A74B6A">
+          <wp:inline distT="114300" distB="114300" distL="114300" distR="114300" wp14:anchorId="13026C3F" wp14:editId="5EFF6335">
             <wp:extent cx="5943600" cy="4330700"/>
             <wp:effectExtent l="0" t="0" r="0" b="0"/>
             <wp:docPr id="1" name="image1.png"/>
@@ -438,7 +491,7 @@
                     <pic:cNvPicPr preferRelativeResize="0"/>
                   </pic:nvPicPr>
                   <pic:blipFill>
-                    <a:blip r:embed="rId7"/>
+                    <a:blip r:embed="rId5"/>
                     <a:srcRect/>
                     <a:stretch>
                       <a:fillRect/>
@@ -1259,7 +1312,6 @@
               <w:rPr>
                 <w:rFonts w:ascii="Roboto Mono" w:eastAsia="Roboto Mono" w:hAnsi="Roboto Mono" w:cs="Roboto Mono"/>
               </w:rPr>
-              <w:lastRenderedPageBreak/>
               <w:t>rather</w:t>
             </w:r>
           </w:p>
@@ -1881,7 +1933,7 @@
     </w:tbl>
     <w:p>
       <w:r>
-        <w:pict w14:anchorId="42B30D2C">
+        <w:pict w14:anchorId="36A001A0">
           <v:rect id="_x0000_i1027" style="width:0;height:1.5pt" o:hralign="center" o:hrstd="t" o:hr="t" fillcolor="#a0a0a0" stroked="f"/>
         </w:pict>
       </w:r>
@@ -1905,60 +1957,78 @@
       </w:pPr>
       <w:r>
         <w:rPr>
-          <w:b/>
-          <w:shd w:val="clear" w:color="auto" w:fill="B7B7B7"/>
-        </w:rPr>
-        <w:t># Source</w:t>
-      </w:r>
-      <w:r>
-        <w:rPr>
-          <w:shd w:val="clear" w:color="auto" w:fill="B7B7B7"/>
-        </w:rPr>
-        <w:t xml:space="preserve">: </w:t>
-      </w:r>
-      <w:proofErr w:type="spellStart"/>
-      <w:r>
-        <w:rPr>
-          <w:b/>
-          <w:shd w:val="clear" w:color="auto" w:fill="B7B7B7"/>
-        </w:rPr>
-        <w:t>Chatgpt</w:t>
-      </w:r>
-      <w:proofErr w:type="spellEnd"/>
-      <w:r>
-        <w:rPr>
-          <w:b/>
-          <w:shd w:val="clear" w:color="auto" w:fill="B7B7B7"/>
-        </w:rPr>
-        <w:t xml:space="preserve"> </w:t>
-      </w:r>
-      <w:r>
-        <w:rPr>
-          <w:b/>
-          <w:sz w:val="14"/>
-          <w:szCs w:val="14"/>
-          <w:shd w:val="clear" w:color="auto" w:fill="B7B7B7"/>
-        </w:rPr>
-        <w:t>(GPT</w:t>
-      </w:r>
-      <w:r>
-        <w:rPr>
-          <w:rFonts w:ascii="Cambria Math" w:hAnsi="Cambria Math" w:cs="Cambria Math"/>
-          <w:b/>
-          <w:sz w:val="14"/>
-          <w:szCs w:val="14"/>
-          <w:shd w:val="clear" w:color="auto" w:fill="B7B7B7"/>
+          <w:rFonts w:ascii="Arial" w:eastAsia="Arial" w:hAnsi="Arial" w:cs="Arial"/>
+          <w:b/>
+          <w:color w:val="000000"/>
+          <w:sz w:val="18"/>
+          <w:highlight w:val="lightGray"/>
+        </w:rPr>
+        <w:t># Source: AI Source: Provided by: [Data Path</w:t>
+      </w:r>
+      <w:r>
+        <w:rPr>
+          <w:rFonts w:ascii="Arial" w:eastAsia="Arial" w:hAnsi="Arial" w:cs="Arial"/>
+          <w:color w:val="000000"/>
+          <w:sz w:val="18"/>
+          <w:highlight w:val="lightGray"/>
+        </w:rPr>
+        <w:t xml:space="preserve">: Persons Table -&gt; ID Column: 1, Name_En Column: Motasem Essam] -&gt; </w:t>
+      </w:r>
+      <w:r>
+        <w:rPr>
+          <w:rFonts w:ascii="Arial" w:eastAsia="Arial" w:hAnsi="Arial" w:cs="Arial"/>
+          <w:b/>
+          <w:color w:val="000000"/>
+          <w:sz w:val="18"/>
+          <w:highlight w:val="lightGray"/>
+        </w:rPr>
+        <w:t>From:</w:t>
+      </w:r>
+      <w:r>
+        <w:rPr>
+          <w:rFonts w:ascii="Arial" w:eastAsia="Arial" w:hAnsi="Arial" w:cs="Arial"/>
+          <w:color w:val="000000"/>
+          <w:sz w:val="18"/>
+          <w:highlight w:val="lightGray"/>
+        </w:rPr>
+        <w:t xml:space="preserve"> [Chatgpt (GPT</w:t>
+      </w:r>
+      <w:r>
+        <w:rPr>
+          <w:rFonts w:ascii="Arial" w:eastAsia="Arial" w:hAnsi="Arial" w:cs="Cambria Math"/>
+          <w:color w:val="000000"/>
+          <w:sz w:val="18"/>
+          <w:highlight w:val="lightGray"/>
         </w:rPr>
         <w:t>‑</w:t>
       </w:r>
       <w:r>
         <w:rPr>
-          <w:b/>
-          <w:sz w:val="14"/>
-          <w:szCs w:val="14"/>
-          <w:shd w:val="clear" w:color="auto" w:fill="B7B7B7"/>
-        </w:rPr>
-        <w:t>5 Mini) at [8/7/2025]</w:t>
+          <w:rFonts w:ascii="Arial" w:eastAsia="Arial" w:hAnsi="Arial" w:cs="Arial"/>
+          <w:color w:val="000000"/>
+          <w:sz w:val="18"/>
+          <w:highlight w:val="lightGray"/>
+        </w:rPr>
+        <w:t xml:space="preserve">5 Mini)] </w:t>
+      </w:r>
+      <w:r>
+        <w:rPr>
+          <w:rFonts w:ascii="Arial" w:eastAsia="Arial" w:hAnsi="Arial" w:cs="Arial"/>
+          <w:b/>
+          <w:color w:val="000000"/>
+          <w:sz w:val="18"/>
+          <w:highlight w:val="lightGray"/>
+        </w:rPr>
+        <w:t>on</w:t>
+      </w:r>
+      <w:r>
+        <w:rPr>
+          <w:rFonts w:ascii="Arial" w:eastAsia="Arial" w:hAnsi="Arial"/>
+          <w:b/>
+          <w:sz w:val="18"/>
+          <w:highlight w:val="lightGray"/>
+        </w:rPr>
+        <w:t xml:space="preserve"> [8/7/2025]</w:t>
       </w:r>
     </w:p>
     <w:p>
@@ -1967,7 +2037,7 @@
           <w:ilvl w:val="0"/>
           <w:numId w:val="1"/>
         </w:numPr>
-        <w:spacing w:before="240" w:after="240"/>
+        <w:spacing w:before="240" w:after="240" w:line="276" w:lineRule="auto"/>
       </w:pPr>
       <w:r>
         <w:rPr>
@@ -2017,7 +2087,7 @@
     </w:p>
     <w:p>
       <w:r>
-        <w:pict w14:anchorId="6A0D372F">
+        <w:pict w14:anchorId="336B2128">
           <v:rect id="_x0000_i1028" style="width:0;height:1.5pt" o:hralign="center" o:hrstd="t" o:hr="t" fillcolor="#a0a0a0" stroked="f"/>
         </w:pict>
       </w:r>
@@ -2041,60 +2111,78 @@
       </w:pPr>
       <w:r>
         <w:rPr>
-          <w:b/>
-          <w:shd w:val="clear" w:color="auto" w:fill="B7B7B7"/>
-        </w:rPr>
-        <w:t># Source</w:t>
-      </w:r>
-      <w:r>
-        <w:rPr>
-          <w:shd w:val="clear" w:color="auto" w:fill="B7B7B7"/>
-        </w:rPr>
-        <w:t xml:space="preserve">: </w:t>
-      </w:r>
-      <w:proofErr w:type="spellStart"/>
-      <w:r>
-        <w:rPr>
-          <w:b/>
-          <w:shd w:val="clear" w:color="auto" w:fill="B7B7B7"/>
-        </w:rPr>
-        <w:t>Chatgpt</w:t>
-      </w:r>
-      <w:proofErr w:type="spellEnd"/>
-      <w:r>
-        <w:rPr>
-          <w:b/>
-          <w:shd w:val="clear" w:color="auto" w:fill="B7B7B7"/>
-        </w:rPr>
-        <w:t xml:space="preserve"> </w:t>
-      </w:r>
-      <w:r>
-        <w:rPr>
-          <w:b/>
-          <w:sz w:val="14"/>
-          <w:szCs w:val="14"/>
-          <w:shd w:val="clear" w:color="auto" w:fill="B7B7B7"/>
-        </w:rPr>
-        <w:t>(GPT</w:t>
-      </w:r>
-      <w:r>
-        <w:rPr>
-          <w:rFonts w:ascii="Cambria Math" w:hAnsi="Cambria Math" w:cs="Cambria Math"/>
-          <w:b/>
-          <w:sz w:val="14"/>
-          <w:szCs w:val="14"/>
-          <w:shd w:val="clear" w:color="auto" w:fill="B7B7B7"/>
+          <w:rFonts w:ascii="Arial" w:eastAsia="Arial" w:hAnsi="Arial" w:cs="Arial"/>
+          <w:b/>
+          <w:color w:val="000000"/>
+          <w:sz w:val="18"/>
+          <w:highlight w:val="lightGray"/>
+        </w:rPr>
+        <w:t># Source: AI Source: Provided by: [Data Path</w:t>
+      </w:r>
+      <w:r>
+        <w:rPr>
+          <w:rFonts w:ascii="Arial" w:eastAsia="Arial" w:hAnsi="Arial" w:cs="Arial"/>
+          <w:color w:val="000000"/>
+          <w:sz w:val="18"/>
+          <w:highlight w:val="lightGray"/>
+        </w:rPr>
+        <w:t xml:space="preserve">: Persons Table -&gt; ID Column: 1, Name_En Column: Motasem Essam] -&gt; </w:t>
+      </w:r>
+      <w:r>
+        <w:rPr>
+          <w:rFonts w:ascii="Arial" w:eastAsia="Arial" w:hAnsi="Arial" w:cs="Arial"/>
+          <w:b/>
+          <w:color w:val="000000"/>
+          <w:sz w:val="18"/>
+          <w:highlight w:val="lightGray"/>
+        </w:rPr>
+        <w:t>From:</w:t>
+      </w:r>
+      <w:r>
+        <w:rPr>
+          <w:rFonts w:ascii="Arial" w:eastAsia="Arial" w:hAnsi="Arial" w:cs="Arial"/>
+          <w:color w:val="000000"/>
+          <w:sz w:val="18"/>
+          <w:highlight w:val="lightGray"/>
+        </w:rPr>
+        <w:t xml:space="preserve"> [Chatgpt (GPT</w:t>
+      </w:r>
+      <w:r>
+        <w:rPr>
+          <w:rFonts w:ascii="Arial" w:eastAsia="Arial" w:hAnsi="Arial" w:cs="Cambria Math"/>
+          <w:color w:val="000000"/>
+          <w:sz w:val="18"/>
+          <w:highlight w:val="lightGray"/>
         </w:rPr>
         <w:t>‑</w:t>
       </w:r>
       <w:r>
         <w:rPr>
-          <w:b/>
-          <w:sz w:val="14"/>
-          <w:szCs w:val="14"/>
-          <w:shd w:val="clear" w:color="auto" w:fill="B7B7B7"/>
-        </w:rPr>
-        <w:t>5 Mini) at [8/7/2025]</w:t>
+          <w:rFonts w:ascii="Arial" w:eastAsia="Arial" w:hAnsi="Arial" w:cs="Arial"/>
+          <w:color w:val="000000"/>
+          <w:sz w:val="18"/>
+          <w:highlight w:val="lightGray"/>
+        </w:rPr>
+        <w:t xml:space="preserve">5 Mini)] </w:t>
+      </w:r>
+      <w:r>
+        <w:rPr>
+          <w:rFonts w:ascii="Arial" w:eastAsia="Arial" w:hAnsi="Arial" w:cs="Arial"/>
+          <w:b/>
+          <w:color w:val="000000"/>
+          <w:sz w:val="18"/>
+          <w:highlight w:val="lightGray"/>
+        </w:rPr>
+        <w:t>on</w:t>
+      </w:r>
+      <w:r>
+        <w:rPr>
+          <w:rFonts w:ascii="Arial" w:eastAsia="Arial" w:hAnsi="Arial"/>
+          <w:b/>
+          <w:sz w:val="18"/>
+          <w:highlight w:val="lightGray"/>
+        </w:rPr>
+        <w:t xml:space="preserve"> [8/7/2025]</w:t>
       </w:r>
     </w:p>
     <w:p>
@@ -2103,7 +2191,7 @@
           <w:ilvl w:val="0"/>
           <w:numId w:val="2"/>
         </w:numPr>
-        <w:spacing w:before="240"/>
+        <w:spacing w:before="240" w:after="0" w:line="276" w:lineRule="auto"/>
       </w:pPr>
       <w:r>
         <w:rPr>
@@ -2145,6 +2233,7 @@
           <w:ilvl w:val="0"/>
           <w:numId w:val="2"/>
         </w:numPr>
+        <w:spacing w:after="0" w:line="276" w:lineRule="auto"/>
       </w:pPr>
       <w:r>
         <w:rPr>
@@ -2186,6 +2275,7 @@
           <w:ilvl w:val="0"/>
           <w:numId w:val="2"/>
         </w:numPr>
+        <w:spacing w:after="0" w:line="276" w:lineRule="auto"/>
       </w:pPr>
       <w:r>
         <w:rPr>
@@ -2227,6 +2317,7 @@
           <w:ilvl w:val="0"/>
           <w:numId w:val="2"/>
         </w:numPr>
+        <w:spacing w:after="0" w:line="276" w:lineRule="auto"/>
       </w:pPr>
       <w:r>
         <w:rPr>
@@ -2268,7 +2359,7 @@
           <w:ilvl w:val="0"/>
           <w:numId w:val="2"/>
         </w:numPr>
-        <w:spacing w:after="240"/>
+        <w:spacing w:after="240" w:line="276" w:lineRule="auto"/>
       </w:pPr>
       <w:r>
         <w:rPr>
@@ -2299,70 +2390,21 @@
     </w:p>
     <w:p>
       <w:r>
-        <w:pict w14:anchorId="180AFCFD">
+        <w:pict w14:anchorId="2FE3C0B1">
           <v:rect id="_x0000_i1029" style="width:0;height:1.5pt" o:hralign="center" o:hrstd="t" o:hr="t" fillcolor="#a0a0a0" stroked="f"/>
         </w:pict>
       </w:r>
     </w:p>
+    <w:p/>
     <w:p/>
     <w:sectPr>
       <w:pgSz w:w="12240" w:h="15840"/>
       <w:pgMar w:top="1440" w:right="1440" w:bottom="1440" w:left="1440" w:header="720" w:footer="720" w:gutter="0"/>
-      <w:pgNumType w:start="1"/>
       <w:cols w:space="720"/>
+      <w:docGrid w:linePitch="360"/>
     </w:sectPr>
   </w:body>
 </w:document>
-</file>
-
-<file path=word/endnotes.xml><?xml version="1.0" encoding="utf-8"?>
-<w:endnotes xmlns:wpc="http://schemas.microsoft.com/office/word/2010/wordprocessingCanvas" xmlns:cx="http://schemas.microsoft.com/office/drawing/2014/chartex" xmlns:cx1="http://schemas.microsoft.com/office/drawing/2015/9/8/chartex" xmlns:cx2="http://schemas.microsoft.com/office/drawing/2015/10/21/chartex" xmlns:cx3="http://schemas.microsoft.com/office/drawing/2016/5/9/chartex" xmlns:cx4="http://schemas.microsoft.com/office/drawing/2016/5/10/chartex" xmlns:cx5="http://schemas.microsoft.com/office/drawing/2016/5/11/chartex" xmlns:cx6="http://schemas.microsoft.com/office/drawing/2016/5/12/chartex" xmlns:cx7="http://schemas.microsoft.com/office/drawing/2016/5/13/chartex" xmlns:cx8="http://schemas.microsoft.com/office/drawing/2016/5/14/chartex" xmlns:mc="http://schemas.openxmlformats.org/markup-compatibility/2006" xmlns:aink="http://schemas.microsoft.com/office/drawing/2016/ink" xmlns:am3d="http://schemas.microsoft.com/office/drawing/2017/model3d" xmlns:o="urn:schemas-microsoft-com:office:office" xmlns:oel="http://schemas.microsoft.com/office/2019/extlst" xmlns:r="http://schemas.openxmlformats.org/officeDocument/2006/relationships" xmlns:m="http://schemas.openxmlformats.org/officeDocument/2006/math" xmlns:v="urn:schemas-microsoft-com:vml" xmlns:wp14="http://schemas.microsoft.com/office/word/2010/wordprocessingDrawing" xmlns:wp="http://schemas.openxmlformats.org/drawingml/2006/wordprocessingDrawing" xmlns:w10="urn:schemas-microsoft-com:office:word" xmlns:w="http://schemas.openxmlformats.org/wordprocessingml/2006/main" xmlns:w14="http://schemas.microsoft.com/office/word/2010/wordml" xmlns:w15="http://schemas.microsoft.com/office/word/2012/wordml" xmlns:w16cex="http://schemas.microsoft.com/office/word/2018/wordml/cex" xmlns:w16cid="http://schemas.microsoft.com/office/word/2016/wordml/cid" xmlns:w16="http://schemas.microsoft.com/office/word/2018/wordml" xmlns:w16du="http://schemas.microsoft.com/office/word/2023/wordml/word16du" xmlns:w16sdtdh="http://schemas.microsoft.com/office/word/2020/wordml/sdtdatahash" xmlns:w16sdtfl="http://schemas.microsoft.com/office/word/2024/wordml/sdtformatlock" xmlns:w16se="http://schemas.microsoft.com/office/word/2015/wordml/symex" xmlns:wpg="http://schemas.microsoft.com/office/word/2010/wordprocessingGroup" xmlns:wpi="http://schemas.microsoft.com/office/word/2010/wordprocessingInk" xmlns:wne="http://schemas.microsoft.com/office/word/2006/wordml" xmlns:wps="http://schemas.microsoft.com/office/word/2010/wordprocessingShape" mc:Ignorable="w14 w15 w16se w16cid w16 w16cex w16sdtdh w16sdtfl w16du wp14">
-  <w:endnote w:type="separator" w:id="-1">
-    <w:p>
-      <w:pPr>
-        <w:spacing w:line="240" w:lineRule="auto"/>
-      </w:pPr>
-      <w:r>
-        <w:separator/>
-      </w:r>
-    </w:p>
-  </w:endnote>
-  <w:endnote w:type="continuationSeparator" w:id="0">
-    <w:p>
-      <w:pPr>
-        <w:spacing w:line="240" w:lineRule="auto"/>
-      </w:pPr>
-      <w:r>
-        <w:continuationSeparator/>
-      </w:r>
-    </w:p>
-  </w:endnote>
-</w:endnotes>
-</file>
-
-<file path=word/footnotes.xml><?xml version="1.0" encoding="utf-8"?>
-<w:footnotes xmlns:wpc="http://schemas.microsoft.com/office/word/2010/wordprocessingCanvas" xmlns:cx="http://schemas.microsoft.com/office/drawing/2014/chartex" xmlns:cx1="http://schemas.microsoft.com/office/drawing/2015/9/8/chartex" xmlns:cx2="http://schemas.microsoft.com/office/drawing/2015/10/21/chartex" xmlns:cx3="http://schemas.microsoft.com/office/drawing/2016/5/9/chartex" xmlns:cx4="http://schemas.microsoft.com/office/drawing/2016/5/10/chartex" xmlns:cx5="http://schemas.microsoft.com/office/drawing/2016/5/11/chartex" xmlns:cx6="http://schemas.microsoft.com/office/drawing/2016/5/12/chartex" xmlns:cx7="http://schemas.microsoft.com/office/drawing/2016/5/13/chartex" xmlns:cx8="http://schemas.microsoft.com/office/drawing/2016/5/14/chartex" xmlns:mc="http://schemas.openxmlformats.org/markup-compatibility/2006" xmlns:aink="http://schemas.microsoft.com/office/drawing/2016/ink" xmlns:am3d="http://schemas.microsoft.com/office/drawing/2017/model3d" xmlns:o="urn:schemas-microsoft-com:office:office" xmlns:oel="http://schemas.microsoft.com/office/2019/extlst" xmlns:r="http://schemas.openxmlformats.org/officeDocument/2006/relationships" xmlns:m="http://schemas.openxmlformats.org/officeDocument/2006/math" xmlns:v="urn:schemas-microsoft-com:vml" xmlns:wp14="http://schemas.microsoft.com/office/word/2010/wordprocessingDrawing" xmlns:wp="http://schemas.openxmlformats.org/drawingml/2006/wordprocessingDrawing" xmlns:w10="urn:schemas-microsoft-com:office:word" xmlns:w="http://schemas.openxmlformats.org/wordprocessingml/2006/main" xmlns:w14="http://schemas.microsoft.com/office/word/2010/wordml" xmlns:w15="http://schemas.microsoft.com/office/word/2012/wordml" xmlns:w16cex="http://schemas.microsoft.com/office/word/2018/wordml/cex" xmlns:w16cid="http://schemas.microsoft.com/office/word/2016/wordml/cid" xmlns:w16="http://schemas.microsoft.com/office/word/2018/wordml" xmlns:w16du="http://schemas.microsoft.com/office/word/2023/wordml/word16du" xmlns:w16sdtdh="http://schemas.microsoft.com/office/word/2020/wordml/sdtdatahash" xmlns:w16sdtfl="http://schemas.microsoft.com/office/word/2024/wordml/sdtformatlock" xmlns:w16se="http://schemas.microsoft.com/office/word/2015/wordml/symex" xmlns:wpg="http://schemas.microsoft.com/office/word/2010/wordprocessingGroup" xmlns:wpi="http://schemas.microsoft.com/office/word/2010/wordprocessingInk" xmlns:wne="http://schemas.microsoft.com/office/word/2006/wordml" xmlns:wps="http://schemas.microsoft.com/office/word/2010/wordprocessingShape" mc:Ignorable="w14 w15 w16se w16cid w16 w16cex w16sdtdh w16sdtfl w16du wp14">
-  <w:footnote w:type="separator" w:id="-1">
-    <w:p>
-      <w:pPr>
-        <w:spacing w:line="240" w:lineRule="auto"/>
-      </w:pPr>
-      <w:r>
-        <w:separator/>
-      </w:r>
-    </w:p>
-  </w:footnote>
-  <w:footnote w:type="continuationSeparator" w:id="0">
-    <w:p>
-      <w:pPr>
-        <w:spacing w:line="240" w:lineRule="auto"/>
-      </w:pPr>
-      <w:r>
-        <w:continuationSeparator/>
-      </w:r>
-    </w:p>
-  </w:footnote>
-</w:footnotes>
 </file>
 
 <file path=word/numbering.xml><?xml version="1.0" encoding="utf-8"?>
@@ -3002,18 +3044,6 @@
   <w:style w:type="paragraph" w:default="1" w:styleId="Normal">
     <w:name w:val="Normal"/>
     <w:qFormat/>
-    <w:rsid w:val="00CA5163"/>
-    <w:pPr>
-      <w:spacing w:after="0" w:line="276" w:lineRule="auto"/>
-    </w:pPr>
-    <w:rPr>
-      <w:rFonts w:ascii="Arial" w:eastAsia="Arial" w:hAnsi="Arial" w:cs="Arial"/>
-      <w:kern w:val="0"/>
-      <w:sz w:val="22"/>
-      <w:szCs w:val="22"/>
-      <w:lang w:val="en"/>
-      <w14:ligatures w14:val="none"/>
-    </w:rPr>
   </w:style>
   <w:style w:type="paragraph" w:styleId="Heading1">
     <w:name w:val="heading 1"/>
@@ -3022,7 +3052,7 @@
     <w:link w:val="Heading1Char"/>
     <w:uiPriority w:val="9"/>
     <w:qFormat/>
-    <w:rsid w:val="002A55DC"/>
+    <w:rsid w:val="009D346E"/>
     <w:pPr>
       <w:keepNext/>
       <w:keepLines/>
@@ -3044,7 +3074,7 @@
     <w:uiPriority w:val="9"/>
     <w:unhideWhenUsed/>
     <w:qFormat/>
-    <w:rsid w:val="002A55DC"/>
+    <w:rsid w:val="009D346E"/>
     <w:pPr>
       <w:keepNext/>
       <w:keepLines/>
@@ -3067,7 +3097,7 @@
     <w:semiHidden/>
     <w:unhideWhenUsed/>
     <w:qFormat/>
-    <w:rsid w:val="002A55DC"/>
+    <w:rsid w:val="009D346E"/>
     <w:pPr>
       <w:keepNext/>
       <w:keepLines/>
@@ -3090,7 +3120,7 @@
     <w:semiHidden/>
     <w:unhideWhenUsed/>
     <w:qFormat/>
-    <w:rsid w:val="002A55DC"/>
+    <w:rsid w:val="009D346E"/>
     <w:pPr>
       <w:keepNext/>
       <w:keepLines/>
@@ -3113,7 +3143,7 @@
     <w:semiHidden/>
     <w:unhideWhenUsed/>
     <w:qFormat/>
-    <w:rsid w:val="002A55DC"/>
+    <w:rsid w:val="009D346E"/>
     <w:pPr>
       <w:keepNext/>
       <w:keepLines/>
@@ -3134,11 +3164,11 @@
     <w:semiHidden/>
     <w:unhideWhenUsed/>
     <w:qFormat/>
-    <w:rsid w:val="002A55DC"/>
+    <w:rsid w:val="009D346E"/>
     <w:pPr>
       <w:keepNext/>
       <w:keepLines/>
-      <w:spacing w:before="40"/>
+      <w:spacing w:before="40" w:after="0"/>
       <w:outlineLvl w:val="5"/>
     </w:pPr>
     <w:rPr>
@@ -3157,11 +3187,11 @@
     <w:semiHidden/>
     <w:unhideWhenUsed/>
     <w:qFormat/>
-    <w:rsid w:val="002A55DC"/>
+    <w:rsid w:val="009D346E"/>
     <w:pPr>
       <w:keepNext/>
       <w:keepLines/>
-      <w:spacing w:before="40"/>
+      <w:spacing w:before="40" w:after="0"/>
       <w:outlineLvl w:val="6"/>
     </w:pPr>
     <w:rPr>
@@ -3178,10 +3208,11 @@
     <w:semiHidden/>
     <w:unhideWhenUsed/>
     <w:qFormat/>
-    <w:rsid w:val="002A55DC"/>
+    <w:rsid w:val="009D346E"/>
     <w:pPr>
       <w:keepNext/>
       <w:keepLines/>
+      <w:spacing w:after="0"/>
       <w:outlineLvl w:val="7"/>
     </w:pPr>
     <w:rPr>
@@ -3200,10 +3231,11 @@
     <w:semiHidden/>
     <w:unhideWhenUsed/>
     <w:qFormat/>
-    <w:rsid w:val="002A55DC"/>
+    <w:rsid w:val="009D346E"/>
     <w:pPr>
       <w:keepNext/>
       <w:keepLines/>
+      <w:spacing w:after="0"/>
       <w:outlineLvl w:val="8"/>
     </w:pPr>
     <w:rPr>
@@ -3243,7 +3275,7 @@
     <w:basedOn w:val="DefaultParagraphFont"/>
     <w:link w:val="Heading1"/>
     <w:uiPriority w:val="9"/>
-    <w:rsid w:val="002A55DC"/>
+    <w:rsid w:val="009D346E"/>
     <w:rPr>
       <w:rFonts w:asciiTheme="majorHAnsi" w:eastAsiaTheme="majorEastAsia" w:hAnsiTheme="majorHAnsi" w:cstheme="majorBidi"/>
       <w:color w:val="2F5496" w:themeColor="accent1" w:themeShade="BF"/>
@@ -3256,7 +3288,7 @@
     <w:basedOn w:val="DefaultParagraphFont"/>
     <w:link w:val="Heading2"/>
     <w:uiPriority w:val="9"/>
-    <w:rsid w:val="002A55DC"/>
+    <w:rsid w:val="009D346E"/>
     <w:rPr>
       <w:rFonts w:asciiTheme="majorHAnsi" w:eastAsiaTheme="majorEastAsia" w:hAnsiTheme="majorHAnsi" w:cstheme="majorBidi"/>
       <w:color w:val="2F5496" w:themeColor="accent1" w:themeShade="BF"/>
@@ -3270,7 +3302,7 @@
     <w:link w:val="Heading3"/>
     <w:uiPriority w:val="9"/>
     <w:semiHidden/>
-    <w:rsid w:val="002A55DC"/>
+    <w:rsid w:val="009D346E"/>
     <w:rPr>
       <w:rFonts w:eastAsiaTheme="majorEastAsia" w:cstheme="majorBidi"/>
       <w:color w:val="2F5496" w:themeColor="accent1" w:themeShade="BF"/>
@@ -3284,7 +3316,7 @@
     <w:link w:val="Heading4"/>
     <w:uiPriority w:val="9"/>
     <w:semiHidden/>
-    <w:rsid w:val="002A55DC"/>
+    <w:rsid w:val="009D346E"/>
     <w:rPr>
       <w:rFonts w:eastAsiaTheme="majorEastAsia" w:cstheme="majorBidi"/>
       <w:i/>
@@ -3298,7 +3330,7 @@
     <w:link w:val="Heading5"/>
     <w:uiPriority w:val="9"/>
     <w:semiHidden/>
-    <w:rsid w:val="002A55DC"/>
+    <w:rsid w:val="009D346E"/>
     <w:rPr>
       <w:rFonts w:eastAsiaTheme="majorEastAsia" w:cstheme="majorBidi"/>
       <w:color w:val="2F5496" w:themeColor="accent1" w:themeShade="BF"/>
@@ -3310,7 +3342,7 @@
     <w:link w:val="Heading6"/>
     <w:uiPriority w:val="9"/>
     <w:semiHidden/>
-    <w:rsid w:val="002A55DC"/>
+    <w:rsid w:val="009D346E"/>
     <w:rPr>
       <w:rFonts w:eastAsiaTheme="majorEastAsia" w:cstheme="majorBidi"/>
       <w:i/>
@@ -3324,7 +3356,7 @@
     <w:link w:val="Heading7"/>
     <w:uiPriority w:val="9"/>
     <w:semiHidden/>
-    <w:rsid w:val="002A55DC"/>
+    <w:rsid w:val="009D346E"/>
     <w:rPr>
       <w:rFonts w:eastAsiaTheme="majorEastAsia" w:cstheme="majorBidi"/>
       <w:color w:val="595959" w:themeColor="text1" w:themeTint="A6"/>
@@ -3336,7 +3368,7 @@
     <w:link w:val="Heading8"/>
     <w:uiPriority w:val="9"/>
     <w:semiHidden/>
-    <w:rsid w:val="002A55DC"/>
+    <w:rsid w:val="009D346E"/>
     <w:rPr>
       <w:rFonts w:eastAsiaTheme="majorEastAsia" w:cstheme="majorBidi"/>
       <w:i/>
@@ -3350,7 +3382,7 @@
     <w:link w:val="Heading9"/>
     <w:uiPriority w:val="9"/>
     <w:semiHidden/>
-    <w:rsid w:val="002A55DC"/>
+    <w:rsid w:val="009D346E"/>
     <w:rPr>
       <w:rFonts w:eastAsiaTheme="majorEastAsia" w:cstheme="majorBidi"/>
       <w:color w:val="272727" w:themeColor="text1" w:themeTint="D8"/>
@@ -3363,7 +3395,7 @@
     <w:link w:val="TitleChar"/>
     <w:uiPriority w:val="10"/>
     <w:qFormat/>
-    <w:rsid w:val="002A55DC"/>
+    <w:rsid w:val="009D346E"/>
     <w:pPr>
       <w:spacing w:after="80" w:line="240" w:lineRule="auto"/>
       <w:contextualSpacing/>
@@ -3381,7 +3413,7 @@
     <w:basedOn w:val="DefaultParagraphFont"/>
     <w:link w:val="Title"/>
     <w:uiPriority w:val="10"/>
-    <w:rsid w:val="002A55DC"/>
+    <w:rsid w:val="009D346E"/>
     <w:rPr>
       <w:rFonts w:asciiTheme="majorHAnsi" w:eastAsiaTheme="majorEastAsia" w:hAnsiTheme="majorHAnsi" w:cstheme="majorBidi"/>
       <w:spacing w:val="-10"/>
@@ -3397,7 +3429,7 @@
     <w:link w:val="SubtitleChar"/>
     <w:uiPriority w:val="11"/>
     <w:qFormat/>
-    <w:rsid w:val="002A55DC"/>
+    <w:rsid w:val="009D346E"/>
     <w:pPr>
       <w:numPr>
         <w:ilvl w:val="1"/>
@@ -3416,7 +3448,7 @@
     <w:basedOn w:val="DefaultParagraphFont"/>
     <w:link w:val="Subtitle"/>
     <w:uiPriority w:val="11"/>
-    <w:rsid w:val="002A55DC"/>
+    <w:rsid w:val="009D346E"/>
     <w:rPr>
       <w:rFonts w:eastAsiaTheme="majorEastAsia" w:cstheme="majorBidi"/>
       <w:color w:val="595959" w:themeColor="text1" w:themeTint="A6"/>
@@ -3432,7 +3464,7 @@
     <w:link w:val="QuoteChar"/>
     <w:uiPriority w:val="29"/>
     <w:qFormat/>
-    <w:rsid w:val="002A55DC"/>
+    <w:rsid w:val="009D346E"/>
     <w:pPr>
       <w:spacing w:before="160"/>
       <w:jc w:val="center"/>
@@ -3448,7 +3480,7 @@
     <w:basedOn w:val="DefaultParagraphFont"/>
     <w:link w:val="Quote"/>
     <w:uiPriority w:val="29"/>
-    <w:rsid w:val="002A55DC"/>
+    <w:rsid w:val="009D346E"/>
     <w:rPr>
       <w:i/>
       <w:iCs/>
@@ -3460,7 +3492,7 @@
     <w:basedOn w:val="Normal"/>
     <w:uiPriority w:val="34"/>
     <w:qFormat/>
-    <w:rsid w:val="002A55DC"/>
+    <w:rsid w:val="009D346E"/>
     <w:pPr>
       <w:ind w:left="720"/>
       <w:contextualSpacing/>
@@ -3471,7 +3503,7 @@
     <w:basedOn w:val="DefaultParagraphFont"/>
     <w:uiPriority w:val="21"/>
     <w:qFormat/>
-    <w:rsid w:val="002A55DC"/>
+    <w:rsid w:val="009D346E"/>
     <w:rPr>
       <w:i/>
       <w:iCs/>
@@ -3485,7 +3517,7 @@
     <w:link w:val="IntenseQuoteChar"/>
     <w:uiPriority w:val="30"/>
     <w:qFormat/>
-    <w:rsid w:val="002A55DC"/>
+    <w:rsid w:val="009D346E"/>
     <w:pPr>
       <w:pBdr>
         <w:top w:val="single" w:sz="4" w:space="10" w:color="2F5496" w:themeColor="accent1" w:themeShade="BF"/>
@@ -3506,7 +3538,7 @@
     <w:basedOn w:val="DefaultParagraphFont"/>
     <w:link w:val="IntenseQuote"/>
     <w:uiPriority w:val="30"/>
-    <w:rsid w:val="002A55DC"/>
+    <w:rsid w:val="009D346E"/>
     <w:rPr>
       <w:i/>
       <w:iCs/>
@@ -3518,73 +3550,13 @@
     <w:basedOn w:val="DefaultParagraphFont"/>
     <w:uiPriority w:val="32"/>
     <w:qFormat/>
-    <w:rsid w:val="002A55DC"/>
+    <w:rsid w:val="009D346E"/>
     <w:rPr>
       <w:b/>
       <w:bCs/>
       <w:smallCaps/>
       <w:color w:val="2F5496" w:themeColor="accent1" w:themeShade="BF"/>
       <w:spacing w:val="5"/>
-    </w:rPr>
-  </w:style>
-  <w:style w:type="paragraph" w:styleId="Header">
-    <w:name w:val="header"/>
-    <w:basedOn w:val="Normal"/>
-    <w:link w:val="HeaderChar"/>
-    <w:uiPriority w:val="99"/>
-    <w:unhideWhenUsed/>
-    <w:rsid w:val="00040DEA"/>
-    <w:pPr>
-      <w:tabs>
-        <w:tab w:val="center" w:pos="4320"/>
-        <w:tab w:val="right" w:pos="8640"/>
-      </w:tabs>
-      <w:spacing w:line="240" w:lineRule="auto"/>
-    </w:pPr>
-  </w:style>
-  <w:style w:type="character" w:customStyle="1" w:styleId="HeaderChar">
-    <w:name w:val="Header Char"/>
-    <w:basedOn w:val="DefaultParagraphFont"/>
-    <w:link w:val="Header"/>
-    <w:uiPriority w:val="99"/>
-    <w:rsid w:val="00040DEA"/>
-    <w:rPr>
-      <w:rFonts w:ascii="Arial" w:eastAsia="Arial" w:hAnsi="Arial" w:cs="Arial"/>
-      <w:kern w:val="0"/>
-      <w:sz w:val="22"/>
-      <w:szCs w:val="22"/>
-      <w:lang w:val="en"/>
-      <w14:ligatures w14:val="none"/>
-    </w:rPr>
-  </w:style>
-  <w:style w:type="paragraph" w:styleId="Footer">
-    <w:name w:val="footer"/>
-    <w:basedOn w:val="Normal"/>
-    <w:link w:val="FooterChar"/>
-    <w:uiPriority w:val="99"/>
-    <w:unhideWhenUsed/>
-    <w:rsid w:val="00040DEA"/>
-    <w:pPr>
-      <w:tabs>
-        <w:tab w:val="center" w:pos="4320"/>
-        <w:tab w:val="right" w:pos="8640"/>
-      </w:tabs>
-      <w:spacing w:line="240" w:lineRule="auto"/>
-    </w:pPr>
-  </w:style>
-  <w:style w:type="character" w:customStyle="1" w:styleId="FooterChar">
-    <w:name w:val="Footer Char"/>
-    <w:basedOn w:val="DefaultParagraphFont"/>
-    <w:link w:val="Footer"/>
-    <w:uiPriority w:val="99"/>
-    <w:rsid w:val="00040DEA"/>
-    <w:rPr>
-      <w:rFonts w:ascii="Arial" w:eastAsia="Arial" w:hAnsi="Arial" w:cs="Arial"/>
-      <w:kern w:val="0"/>
-      <w:sz w:val="22"/>
-      <w:szCs w:val="22"/>
-      <w:lang w:val="en"/>
-      <w14:ligatures w14:val="none"/>
     </w:rPr>
   </w:style>
 </w:styles>

--- a/Knowledge/2-Science/3-Social science/1-Linguistics/0-Intro to Linguistics/5-My Source/2-Linguistics Basics/21-Types of Grammatical Functions/6-Types of Modifiers/11-Degree Modifier.docx
+++ b/Knowledge/2-Science/3-Social science/1-Linguistics/0-Intro to Linguistics/5-My Source/2-Linguistics Basics/21-Types of Grammatical Functions/6-Types of Modifiers/11-Degree Modifier.docx
@@ -32,78 +32,1543 @@
       </w:pPr>
       <w:r>
         <w:rPr>
-          <w:rFonts w:ascii="Arial" w:eastAsia="Arial" w:hAnsi="Arial" w:cs="Arial"/>
-          <w:b/>
-          <w:color w:val="000000"/>
-          <w:sz w:val="18"/>
-          <w:highlight w:val="lightGray"/>
-        </w:rPr>
-        <w:t># Source: AI Source: Provided by: [Data Path</w:t>
-      </w:r>
-      <w:r>
-        <w:rPr>
-          <w:rFonts w:ascii="Arial" w:eastAsia="Arial" w:hAnsi="Arial" w:cs="Arial"/>
-          <w:color w:val="000000"/>
-          <w:sz w:val="18"/>
-          <w:highlight w:val="lightGray"/>
-        </w:rPr>
-        <w:t xml:space="preserve">: Persons Table -&gt; ID Column: 1, Name_En Column: Motasem Essam] -&gt; </w:t>
-      </w:r>
-      <w:r>
-        <w:rPr>
-          <w:rFonts w:ascii="Arial" w:eastAsia="Arial" w:hAnsi="Arial" w:cs="Arial"/>
-          <w:b/>
-          <w:color w:val="000000"/>
-          <w:sz w:val="18"/>
-          <w:highlight w:val="lightGray"/>
-        </w:rPr>
-        <w:t>From:</w:t>
-      </w:r>
-      <w:r>
-        <w:rPr>
-          <w:rFonts w:ascii="Arial" w:eastAsia="Arial" w:hAnsi="Arial" w:cs="Arial"/>
-          <w:color w:val="000000"/>
-          <w:sz w:val="18"/>
-          <w:highlight w:val="lightGray"/>
-        </w:rPr>
-        <w:t xml:space="preserve"> [Chatgpt (GPT</w:t>
-      </w:r>
-      <w:r>
-        <w:rPr>
-          <w:rFonts w:ascii="Arial" w:eastAsia="Arial" w:hAnsi="Arial" w:cs="Cambria Math"/>
-          <w:color w:val="000000"/>
-          <w:sz w:val="18"/>
-          <w:highlight w:val="lightGray"/>
-        </w:rPr>
-        <w:t>‑</w:t>
-      </w:r>
-      <w:r>
-        <w:rPr>
-          <w:rFonts w:ascii="Arial" w:eastAsia="Arial" w:hAnsi="Arial" w:cs="Arial"/>
-          <w:color w:val="000000"/>
-          <w:sz w:val="18"/>
-          <w:highlight w:val="lightGray"/>
-        </w:rPr>
-        <w:t xml:space="preserve">5 Mini)] </w:t>
-      </w:r>
-      <w:r>
-        <w:rPr>
-          <w:rFonts w:ascii="Arial" w:eastAsia="Arial" w:hAnsi="Arial" w:cs="Arial"/>
-          <w:b/>
-          <w:color w:val="000000"/>
-          <w:sz w:val="18"/>
-          <w:highlight w:val="lightGray"/>
-        </w:rPr>
-        <w:t>on</w:t>
-      </w:r>
-      <w:r>
-        <w:rPr>
-          <w:rFonts w:ascii="Arial" w:eastAsia="Arial" w:hAnsi="Arial"/>
-          <w:b/>
-          <w:sz w:val="18"/>
-          <w:highlight w:val="lightGray"/>
-        </w:rPr>
-        <w:t xml:space="preserve"> [8/7/2025]</w:t>
+          <w:rFonts w:ascii="Arial" w:hAnsi="Arial" w:eastAsia="Arial" w:cs="Arial"/>
+          <w:b/>
+          <w:i w:val="0"/>
+          <w:color w:val="000000"/>
+          <w:sz w:val="18"/>
+          <w:highlight w:val="lightGray"/>
+        </w:rPr>
+        <w:t>#</w:t>
+      </w:r>
+      <w:r>
+        <w:rPr>
+          <w:rFonts w:ascii="Arial" w:hAnsi="Arial" w:eastAsia="Arial" w:cs="Arial"/>
+          <w:b/>
+          <w:i w:val="0"/>
+          <w:color w:val="000000"/>
+          <w:sz w:val="18"/>
+          <w:highlight w:val="lightGray"/>
+        </w:rPr>
+        <w:t xml:space="preserve"> </w:t>
+      </w:r>
+      <w:r>
+        <w:rPr>
+          <w:rFonts w:ascii="Arial" w:hAnsi="Arial" w:eastAsia="Arial" w:cs="Arial"/>
+          <w:b/>
+          <w:i w:val="0"/>
+          <w:color w:val="000000"/>
+          <w:sz w:val="18"/>
+          <w:highlight w:val="lightGray"/>
+        </w:rPr>
+        <w:t>S</w:t>
+      </w:r>
+      <w:r>
+        <w:rPr>
+          <w:rFonts w:ascii="Arial" w:hAnsi="Arial" w:eastAsia="Arial" w:cs="Arial"/>
+          <w:b/>
+          <w:i w:val="0"/>
+          <w:color w:val="000000"/>
+          <w:sz w:val="18"/>
+          <w:highlight w:val="lightGray"/>
+        </w:rPr>
+        <w:t>o</w:t>
+      </w:r>
+      <w:r>
+        <w:rPr>
+          <w:rFonts w:ascii="Arial" w:hAnsi="Arial" w:eastAsia="Arial" w:cs="Arial"/>
+          <w:b/>
+          <w:i w:val="0"/>
+          <w:color w:val="000000"/>
+          <w:sz w:val="18"/>
+          <w:highlight w:val="lightGray"/>
+        </w:rPr>
+        <w:t>u</w:t>
+      </w:r>
+      <w:r>
+        <w:rPr>
+          <w:rFonts w:ascii="Arial" w:hAnsi="Arial" w:eastAsia="Arial" w:cs="Arial"/>
+          <w:b/>
+          <w:i w:val="0"/>
+          <w:color w:val="000000"/>
+          <w:sz w:val="18"/>
+          <w:highlight w:val="lightGray"/>
+        </w:rPr>
+        <w:t>r</w:t>
+      </w:r>
+      <w:r>
+        <w:rPr>
+          <w:rFonts w:ascii="Arial" w:hAnsi="Arial" w:eastAsia="Arial" w:cs="Arial"/>
+          <w:b/>
+          <w:i w:val="0"/>
+          <w:color w:val="000000"/>
+          <w:sz w:val="18"/>
+          <w:highlight w:val="lightGray"/>
+        </w:rPr>
+        <w:t>c</w:t>
+      </w:r>
+      <w:r>
+        <w:rPr>
+          <w:rFonts w:ascii="Arial" w:hAnsi="Arial" w:eastAsia="Arial" w:cs="Arial"/>
+          <w:b/>
+          <w:i w:val="0"/>
+          <w:color w:val="000000"/>
+          <w:sz w:val="18"/>
+          <w:highlight w:val="lightGray"/>
+        </w:rPr>
+        <w:t>e</w:t>
+      </w:r>
+      <w:r>
+        <w:rPr>
+          <w:rFonts w:ascii="Arial" w:hAnsi="Arial" w:eastAsia="Arial" w:cs="Arial"/>
+          <w:b/>
+          <w:i w:val="0"/>
+          <w:color w:val="000000"/>
+          <w:sz w:val="18"/>
+          <w:highlight w:val="lightGray"/>
+        </w:rPr>
+        <w:t>:</w:t>
+      </w:r>
+      <w:r>
+        <w:rPr>
+          <w:rFonts w:ascii="Arial" w:hAnsi="Arial" w:eastAsia="Arial" w:cs="Arial"/>
+          <w:b/>
+          <w:i w:val="0"/>
+          <w:color w:val="000000"/>
+          <w:sz w:val="18"/>
+          <w:highlight w:val="lightGray"/>
+        </w:rPr>
+        <w:t xml:space="preserve"> </w:t>
+      </w:r>
+      <w:r>
+        <w:rPr>
+          <w:rFonts w:ascii="Arial" w:hAnsi="Arial" w:eastAsia="Arial" w:cs="Arial"/>
+          <w:b/>
+          <w:i w:val="0"/>
+          <w:color w:val="000000"/>
+          <w:sz w:val="18"/>
+          <w:highlight w:val="lightGray"/>
+        </w:rPr>
+        <w:t>A</w:t>
+      </w:r>
+      <w:r>
+        <w:rPr>
+          <w:rFonts w:ascii="Arial" w:hAnsi="Arial" w:eastAsia="Arial" w:cs="Arial"/>
+          <w:b/>
+          <w:i w:val="0"/>
+          <w:color w:val="000000"/>
+          <w:sz w:val="18"/>
+          <w:highlight w:val="lightGray"/>
+        </w:rPr>
+        <w:t>I</w:t>
+      </w:r>
+      <w:r>
+        <w:rPr>
+          <w:rFonts w:ascii="Arial" w:hAnsi="Arial" w:eastAsia="Arial" w:cs="Arial"/>
+          <w:b/>
+          <w:i w:val="0"/>
+          <w:color w:val="000000"/>
+          <w:sz w:val="18"/>
+          <w:highlight w:val="lightGray"/>
+        </w:rPr>
+        <w:t xml:space="preserve"> </w:t>
+      </w:r>
+      <w:r>
+        <w:rPr>
+          <w:rFonts w:ascii="Arial" w:hAnsi="Arial" w:eastAsia="Arial" w:cs="Arial"/>
+          <w:b/>
+          <w:i w:val="0"/>
+          <w:color w:val="000000"/>
+          <w:sz w:val="18"/>
+          <w:highlight w:val="lightGray"/>
+        </w:rPr>
+        <w:t>S</w:t>
+      </w:r>
+      <w:r>
+        <w:rPr>
+          <w:rFonts w:ascii="Arial" w:hAnsi="Arial" w:eastAsia="Arial" w:cs="Arial"/>
+          <w:b/>
+          <w:i w:val="0"/>
+          <w:color w:val="000000"/>
+          <w:sz w:val="18"/>
+          <w:highlight w:val="lightGray"/>
+        </w:rPr>
+        <w:t>o</w:t>
+      </w:r>
+      <w:r>
+        <w:rPr>
+          <w:rFonts w:ascii="Arial" w:hAnsi="Arial" w:eastAsia="Arial" w:cs="Arial"/>
+          <w:b/>
+          <w:i w:val="0"/>
+          <w:color w:val="000000"/>
+          <w:sz w:val="18"/>
+          <w:highlight w:val="lightGray"/>
+        </w:rPr>
+        <w:t>u</w:t>
+      </w:r>
+      <w:r>
+        <w:rPr>
+          <w:rFonts w:ascii="Arial" w:hAnsi="Arial" w:eastAsia="Arial" w:cs="Arial"/>
+          <w:b/>
+          <w:i w:val="0"/>
+          <w:color w:val="000000"/>
+          <w:sz w:val="18"/>
+          <w:highlight w:val="lightGray"/>
+        </w:rPr>
+        <w:t>r</w:t>
+      </w:r>
+      <w:r>
+        <w:rPr>
+          <w:rFonts w:ascii="Arial" w:hAnsi="Arial" w:eastAsia="Arial" w:cs="Arial"/>
+          <w:b/>
+          <w:i w:val="0"/>
+          <w:color w:val="000000"/>
+          <w:sz w:val="18"/>
+          <w:highlight w:val="lightGray"/>
+        </w:rPr>
+        <w:t>c</w:t>
+      </w:r>
+      <w:r>
+        <w:rPr>
+          <w:rFonts w:ascii="Arial" w:hAnsi="Arial" w:eastAsia="Arial" w:cs="Arial"/>
+          <w:b/>
+          <w:i w:val="0"/>
+          <w:color w:val="000000"/>
+          <w:sz w:val="18"/>
+          <w:highlight w:val="lightGray"/>
+        </w:rPr>
+        <w:t>e</w:t>
+      </w:r>
+      <w:r>
+        <w:rPr>
+          <w:rFonts w:ascii="Arial" w:hAnsi="Arial" w:eastAsia="Arial" w:cs="Arial"/>
+          <w:b/>
+          <w:i w:val="0"/>
+          <w:color w:val="000000"/>
+          <w:sz w:val="18"/>
+          <w:highlight w:val="lightGray"/>
+        </w:rPr>
+        <w:t>:</w:t>
+      </w:r>
+      <w:r>
+        <w:rPr>
+          <w:rFonts w:ascii="Arial" w:hAnsi="Arial" w:eastAsia="Arial" w:cs="Arial"/>
+          <w:b/>
+          <w:i w:val="0"/>
+          <w:color w:val="000000"/>
+          <w:sz w:val="18"/>
+          <w:highlight w:val="lightGray"/>
+        </w:rPr>
+        <w:t xml:space="preserve"> </w:t>
+      </w:r>
+      <w:r>
+        <w:rPr>
+          <w:rFonts w:ascii="Arial" w:hAnsi="Arial" w:eastAsia="Arial" w:cs="Arial"/>
+          <w:b/>
+          <w:i w:val="0"/>
+          <w:color w:val="000000"/>
+          <w:sz w:val="18"/>
+          <w:highlight w:val="lightGray"/>
+        </w:rPr>
+        <w:t>P</w:t>
+      </w:r>
+      <w:r>
+        <w:rPr>
+          <w:rFonts w:ascii="Arial" w:hAnsi="Arial" w:eastAsia="Arial" w:cs="Arial"/>
+          <w:b/>
+          <w:i w:val="0"/>
+          <w:color w:val="000000"/>
+          <w:sz w:val="18"/>
+          <w:highlight w:val="lightGray"/>
+        </w:rPr>
+        <w:t>r</w:t>
+      </w:r>
+      <w:r>
+        <w:rPr>
+          <w:rFonts w:ascii="Arial" w:hAnsi="Arial" w:eastAsia="Arial" w:cs="Arial"/>
+          <w:b/>
+          <w:i w:val="0"/>
+          <w:color w:val="000000"/>
+          <w:sz w:val="18"/>
+          <w:highlight w:val="lightGray"/>
+        </w:rPr>
+        <w:t>o</w:t>
+      </w:r>
+      <w:r>
+        <w:rPr>
+          <w:rFonts w:ascii="Arial" w:hAnsi="Arial" w:eastAsia="Arial" w:cs="Arial"/>
+          <w:b/>
+          <w:i w:val="0"/>
+          <w:color w:val="000000"/>
+          <w:sz w:val="18"/>
+          <w:highlight w:val="lightGray"/>
+        </w:rPr>
+        <w:t>v</w:t>
+      </w:r>
+      <w:r>
+        <w:rPr>
+          <w:rFonts w:ascii="Arial" w:hAnsi="Arial" w:eastAsia="Arial" w:cs="Arial"/>
+          <w:b/>
+          <w:i w:val="0"/>
+          <w:color w:val="000000"/>
+          <w:sz w:val="18"/>
+          <w:highlight w:val="lightGray"/>
+        </w:rPr>
+        <w:t>i</w:t>
+      </w:r>
+      <w:r>
+        <w:rPr>
+          <w:rFonts w:ascii="Arial" w:hAnsi="Arial" w:eastAsia="Arial" w:cs="Arial"/>
+          <w:b/>
+          <w:i w:val="0"/>
+          <w:color w:val="000000"/>
+          <w:sz w:val="18"/>
+          <w:highlight w:val="lightGray"/>
+        </w:rPr>
+        <w:t>d</w:t>
+      </w:r>
+      <w:r>
+        <w:rPr>
+          <w:rFonts w:ascii="Arial" w:hAnsi="Arial" w:eastAsia="Arial" w:cs="Arial"/>
+          <w:b/>
+          <w:i w:val="0"/>
+          <w:color w:val="000000"/>
+          <w:sz w:val="18"/>
+          <w:highlight w:val="lightGray"/>
+        </w:rPr>
+        <w:t>e</w:t>
+      </w:r>
+      <w:r>
+        <w:rPr>
+          <w:rFonts w:ascii="Arial" w:hAnsi="Arial" w:eastAsia="Arial" w:cs="Arial"/>
+          <w:b/>
+          <w:i w:val="0"/>
+          <w:color w:val="000000"/>
+          <w:sz w:val="18"/>
+          <w:highlight w:val="lightGray"/>
+        </w:rPr>
+        <w:t>d</w:t>
+      </w:r>
+      <w:r>
+        <w:rPr>
+          <w:rFonts w:ascii="Arial" w:hAnsi="Arial" w:eastAsia="Arial" w:cs="Arial"/>
+          <w:b/>
+          <w:i w:val="0"/>
+          <w:color w:val="000000"/>
+          <w:sz w:val="18"/>
+          <w:highlight w:val="lightGray"/>
+        </w:rPr>
+        <w:t xml:space="preserve"> </w:t>
+      </w:r>
+      <w:r>
+        <w:rPr>
+          <w:rFonts w:ascii="Arial" w:hAnsi="Arial" w:eastAsia="Arial" w:cs="Arial"/>
+          <w:b/>
+          <w:i w:val="0"/>
+          <w:color w:val="000000"/>
+          <w:sz w:val="18"/>
+          <w:highlight w:val="lightGray"/>
+        </w:rPr>
+        <w:t>b</w:t>
+      </w:r>
+      <w:r>
+        <w:rPr>
+          <w:rFonts w:ascii="Arial" w:hAnsi="Arial" w:eastAsia="Arial" w:cs="Arial"/>
+          <w:b/>
+          <w:i w:val="0"/>
+          <w:color w:val="000000"/>
+          <w:sz w:val="18"/>
+          <w:highlight w:val="lightGray"/>
+        </w:rPr>
+        <w:t>y</w:t>
+      </w:r>
+      <w:r>
+        <w:rPr>
+          <w:rFonts w:ascii="Arial" w:hAnsi="Arial" w:eastAsia="Arial" w:cs="Arial"/>
+          <w:b/>
+          <w:i w:val="0"/>
+          <w:color w:val="000000"/>
+          <w:sz w:val="18"/>
+          <w:highlight w:val="lightGray"/>
+        </w:rPr>
+        <w:t>:</w:t>
+      </w:r>
+      <w:r>
+        <w:rPr>
+          <w:rFonts w:ascii="Arial" w:hAnsi="Arial" w:eastAsia="Arial" w:cs="Arial"/>
+          <w:b/>
+          <w:i w:val="0"/>
+          <w:color w:val="000000"/>
+          <w:sz w:val="18"/>
+          <w:highlight w:val="lightGray"/>
+        </w:rPr>
+        <w:t xml:space="preserve"> </w:t>
+      </w:r>
+      <w:r>
+        <w:rPr>
+          <w:rFonts w:ascii="Arial" w:hAnsi="Arial" w:eastAsia="Arial" w:cs="Arial"/>
+          <w:b/>
+          <w:i w:val="0"/>
+          <w:color w:val="000000"/>
+          <w:sz w:val="18"/>
+          <w:highlight w:val="lightGray"/>
+        </w:rPr>
+        <w:t>[</w:t>
+      </w:r>
+      <w:r>
+        <w:rPr>
+          <w:rFonts w:ascii="Arial" w:hAnsi="Arial" w:eastAsia="Arial" w:cs="Arial"/>
+          <w:b/>
+          <w:i w:val="0"/>
+          <w:color w:val="000000"/>
+          <w:sz w:val="18"/>
+          <w:highlight w:val="lightGray"/>
+        </w:rPr>
+        <w:t>D</w:t>
+      </w:r>
+      <w:r>
+        <w:rPr>
+          <w:rFonts w:ascii="Arial" w:hAnsi="Arial" w:eastAsia="Arial" w:cs="Arial"/>
+          <w:b/>
+          <w:i w:val="0"/>
+          <w:color w:val="000000"/>
+          <w:sz w:val="18"/>
+          <w:highlight w:val="lightGray"/>
+        </w:rPr>
+        <w:t>a</w:t>
+      </w:r>
+      <w:r>
+        <w:rPr>
+          <w:rFonts w:ascii="Arial" w:hAnsi="Arial" w:eastAsia="Arial" w:cs="Arial"/>
+          <w:b/>
+          <w:i w:val="0"/>
+          <w:color w:val="000000"/>
+          <w:sz w:val="18"/>
+          <w:highlight w:val="lightGray"/>
+        </w:rPr>
+        <w:t>t</w:t>
+      </w:r>
+      <w:r>
+        <w:rPr>
+          <w:rFonts w:ascii="Arial" w:hAnsi="Arial" w:eastAsia="Arial" w:cs="Arial"/>
+          <w:b/>
+          <w:i w:val="0"/>
+          <w:color w:val="000000"/>
+          <w:sz w:val="18"/>
+          <w:highlight w:val="lightGray"/>
+        </w:rPr>
+        <w:t>a</w:t>
+      </w:r>
+      <w:r>
+        <w:rPr>
+          <w:rFonts w:ascii="Arial" w:hAnsi="Arial" w:eastAsia="Arial" w:cs="Arial"/>
+          <w:b/>
+          <w:i w:val="0"/>
+          <w:color w:val="000000"/>
+          <w:sz w:val="18"/>
+          <w:highlight w:val="lightGray"/>
+        </w:rPr>
+        <w:t xml:space="preserve"> </w:t>
+      </w:r>
+      <w:r>
+        <w:rPr>
+          <w:rFonts w:ascii="Arial" w:hAnsi="Arial" w:eastAsia="Arial" w:cs="Arial"/>
+          <w:b/>
+          <w:i w:val="0"/>
+          <w:color w:val="000000"/>
+          <w:sz w:val="18"/>
+          <w:highlight w:val="lightGray"/>
+        </w:rPr>
+        <w:t>P</w:t>
+      </w:r>
+      <w:r>
+        <w:rPr>
+          <w:rFonts w:ascii="Arial" w:hAnsi="Arial" w:eastAsia="Arial" w:cs="Arial"/>
+          <w:b/>
+          <w:i w:val="0"/>
+          <w:color w:val="000000"/>
+          <w:sz w:val="18"/>
+          <w:highlight w:val="lightGray"/>
+        </w:rPr>
+        <w:t>a</w:t>
+      </w:r>
+      <w:r>
+        <w:rPr>
+          <w:rFonts w:ascii="Arial" w:hAnsi="Arial" w:eastAsia="Arial" w:cs="Arial"/>
+          <w:b/>
+          <w:i w:val="0"/>
+          <w:color w:val="000000"/>
+          <w:sz w:val="18"/>
+          <w:highlight w:val="lightGray"/>
+        </w:rPr>
+        <w:t>t</w:t>
+      </w:r>
+      <w:r>
+        <w:rPr>
+          <w:rFonts w:ascii="Arial" w:hAnsi="Arial" w:eastAsia="Arial" w:cs="Arial"/>
+          <w:b/>
+          <w:i w:val="0"/>
+          <w:color w:val="000000"/>
+          <w:sz w:val="18"/>
+          <w:highlight w:val="lightGray"/>
+        </w:rPr>
+        <w:t>h</w:t>
+      </w:r>
+      <w:r>
+        <w:rPr>
+          <w:rFonts w:ascii="Arial" w:hAnsi="Arial" w:eastAsia="Arial" w:cs="Arial"/>
+          <w:b w:val="0"/>
+          <w:i w:val="0"/>
+          <w:color w:val="000000"/>
+          <w:sz w:val="18"/>
+          <w:highlight w:val="lightGray"/>
+        </w:rPr>
+        <w:t>:</w:t>
+      </w:r>
+      <w:r>
+        <w:rPr>
+          <w:rFonts w:ascii="Arial" w:hAnsi="Arial" w:eastAsia="Arial" w:cs="Arial"/>
+          <w:b w:val="0"/>
+          <w:i w:val="0"/>
+          <w:color w:val="000000"/>
+          <w:sz w:val="18"/>
+          <w:highlight w:val="lightGray"/>
+        </w:rPr>
+        <w:t xml:space="preserve"> </w:t>
+      </w:r>
+      <w:r>
+        <w:rPr>
+          <w:rFonts w:ascii="Arial" w:hAnsi="Arial" w:eastAsia="Arial" w:cs="Arial"/>
+          <w:b w:val="0"/>
+          <w:i w:val="0"/>
+          <w:color w:val="000000"/>
+          <w:sz w:val="18"/>
+          <w:highlight w:val="lightGray"/>
+        </w:rPr>
+        <w:t>P</w:t>
+      </w:r>
+      <w:r>
+        <w:rPr>
+          <w:rFonts w:ascii="Arial" w:hAnsi="Arial" w:eastAsia="Arial" w:cs="Arial"/>
+          <w:b w:val="0"/>
+          <w:i w:val="0"/>
+          <w:color w:val="000000"/>
+          <w:sz w:val="18"/>
+          <w:highlight w:val="lightGray"/>
+        </w:rPr>
+        <w:t>e</w:t>
+      </w:r>
+      <w:r>
+        <w:rPr>
+          <w:rFonts w:ascii="Arial" w:hAnsi="Arial" w:eastAsia="Arial" w:cs="Arial"/>
+          <w:b w:val="0"/>
+          <w:i w:val="0"/>
+          <w:color w:val="000000"/>
+          <w:sz w:val="18"/>
+          <w:highlight w:val="lightGray"/>
+        </w:rPr>
+        <w:t>r</w:t>
+      </w:r>
+      <w:r>
+        <w:rPr>
+          <w:rFonts w:ascii="Arial" w:hAnsi="Arial" w:eastAsia="Arial" w:cs="Arial"/>
+          <w:b w:val="0"/>
+          <w:i w:val="0"/>
+          <w:color w:val="000000"/>
+          <w:sz w:val="18"/>
+          <w:highlight w:val="lightGray"/>
+        </w:rPr>
+        <w:t>s</w:t>
+      </w:r>
+      <w:r>
+        <w:rPr>
+          <w:rFonts w:ascii="Arial" w:hAnsi="Arial" w:eastAsia="Arial" w:cs="Arial"/>
+          <w:b w:val="0"/>
+          <w:i w:val="0"/>
+          <w:color w:val="000000"/>
+          <w:sz w:val="18"/>
+          <w:highlight w:val="lightGray"/>
+        </w:rPr>
+        <w:t>o</w:t>
+      </w:r>
+      <w:r>
+        <w:rPr>
+          <w:rFonts w:ascii="Arial" w:hAnsi="Arial" w:eastAsia="Arial" w:cs="Arial"/>
+          <w:b w:val="0"/>
+          <w:i w:val="0"/>
+          <w:color w:val="000000"/>
+          <w:sz w:val="18"/>
+          <w:highlight w:val="lightGray"/>
+        </w:rPr>
+        <w:t>n</w:t>
+      </w:r>
+      <w:r>
+        <w:rPr>
+          <w:rFonts w:ascii="Arial" w:hAnsi="Arial" w:eastAsia="Arial" w:cs="Arial"/>
+          <w:b w:val="0"/>
+          <w:i w:val="0"/>
+          <w:color w:val="000000"/>
+          <w:sz w:val="18"/>
+          <w:highlight w:val="lightGray"/>
+        </w:rPr>
+        <w:t>s</w:t>
+      </w:r>
+      <w:r>
+        <w:rPr>
+          <w:rFonts w:ascii="Arial" w:hAnsi="Arial" w:eastAsia="Arial" w:cs="Arial"/>
+          <w:b w:val="0"/>
+          <w:i w:val="0"/>
+          <w:color w:val="000000"/>
+          <w:sz w:val="18"/>
+          <w:highlight w:val="lightGray"/>
+        </w:rPr>
+        <w:t xml:space="preserve"> </w:t>
+      </w:r>
+      <w:r>
+        <w:rPr>
+          <w:rFonts w:ascii="Arial" w:hAnsi="Arial" w:eastAsia="Arial" w:cs="Arial"/>
+          <w:b w:val="0"/>
+          <w:i w:val="0"/>
+          <w:color w:val="000000"/>
+          <w:sz w:val="18"/>
+          <w:highlight w:val="lightGray"/>
+        </w:rPr>
+        <w:t>T</w:t>
+      </w:r>
+      <w:r>
+        <w:rPr>
+          <w:rFonts w:ascii="Arial" w:hAnsi="Arial" w:eastAsia="Arial" w:cs="Arial"/>
+          <w:b w:val="0"/>
+          <w:i w:val="0"/>
+          <w:color w:val="000000"/>
+          <w:sz w:val="18"/>
+          <w:highlight w:val="lightGray"/>
+        </w:rPr>
+        <w:t>a</w:t>
+      </w:r>
+      <w:r>
+        <w:rPr>
+          <w:rFonts w:ascii="Arial" w:hAnsi="Arial" w:eastAsia="Arial" w:cs="Arial"/>
+          <w:b w:val="0"/>
+          <w:i w:val="0"/>
+          <w:color w:val="000000"/>
+          <w:sz w:val="18"/>
+          <w:highlight w:val="lightGray"/>
+        </w:rPr>
+        <w:t>b</w:t>
+      </w:r>
+      <w:r>
+        <w:rPr>
+          <w:rFonts w:ascii="Arial" w:hAnsi="Arial" w:eastAsia="Arial" w:cs="Arial"/>
+          <w:b w:val="0"/>
+          <w:i w:val="0"/>
+          <w:color w:val="000000"/>
+          <w:sz w:val="18"/>
+          <w:highlight w:val="lightGray"/>
+        </w:rPr>
+        <w:t>l</w:t>
+      </w:r>
+      <w:r>
+        <w:rPr>
+          <w:rFonts w:ascii="Arial" w:hAnsi="Arial" w:eastAsia="Arial" w:cs="Arial"/>
+          <w:b w:val="0"/>
+          <w:i w:val="0"/>
+          <w:color w:val="000000"/>
+          <w:sz w:val="18"/>
+          <w:highlight w:val="lightGray"/>
+        </w:rPr>
+        <w:t>e</w:t>
+      </w:r>
+      <w:r>
+        <w:rPr>
+          <w:rFonts w:ascii="Arial" w:hAnsi="Arial" w:eastAsia="Arial" w:cs="Arial"/>
+          <w:b w:val="0"/>
+          <w:i w:val="0"/>
+          <w:color w:val="000000"/>
+          <w:sz w:val="18"/>
+          <w:highlight w:val="lightGray"/>
+        </w:rPr>
+        <w:t xml:space="preserve"> </w:t>
+      </w:r>
+      <w:r>
+        <w:rPr>
+          <w:rFonts w:ascii="Arial" w:hAnsi="Arial" w:eastAsia="Arial" w:cs="Arial"/>
+          <w:b w:val="0"/>
+          <w:i w:val="0"/>
+          <w:color w:val="000000"/>
+          <w:sz w:val="18"/>
+          <w:highlight w:val="lightGray"/>
+        </w:rPr>
+        <w:t>-</w:t>
+      </w:r>
+      <w:r>
+        <w:rPr>
+          <w:rFonts w:ascii="Arial" w:hAnsi="Arial" w:eastAsia="Arial" w:cs="Arial"/>
+          <w:b w:val="0"/>
+          <w:i w:val="0"/>
+          <w:color w:val="000000"/>
+          <w:sz w:val="18"/>
+          <w:highlight w:val="lightGray"/>
+        </w:rPr>
+        <w:t>&gt;</w:t>
+      </w:r>
+      <w:r>
+        <w:rPr>
+          <w:rFonts w:ascii="Arial" w:hAnsi="Arial" w:eastAsia="Arial" w:cs="Arial"/>
+          <w:b w:val="0"/>
+          <w:i w:val="0"/>
+          <w:color w:val="000000"/>
+          <w:sz w:val="18"/>
+          <w:highlight w:val="lightGray"/>
+        </w:rPr>
+        <w:t xml:space="preserve"> </w:t>
+      </w:r>
+      <w:r>
+        <w:rPr>
+          <w:rFonts w:ascii="Arial" w:hAnsi="Arial" w:eastAsia="Arial" w:cs="Arial"/>
+          <w:b w:val="0"/>
+          <w:i w:val="0"/>
+          <w:color w:val="000000"/>
+          <w:sz w:val="18"/>
+          <w:highlight w:val="lightGray"/>
+        </w:rPr>
+        <w:t>I</w:t>
+      </w:r>
+      <w:r>
+        <w:rPr>
+          <w:rFonts w:ascii="Arial" w:hAnsi="Arial" w:eastAsia="Arial" w:cs="Arial"/>
+          <w:b w:val="0"/>
+          <w:i w:val="0"/>
+          <w:color w:val="000000"/>
+          <w:sz w:val="18"/>
+          <w:highlight w:val="lightGray"/>
+        </w:rPr>
+        <w:t>D</w:t>
+      </w:r>
+      <w:r>
+        <w:rPr>
+          <w:rFonts w:ascii="Arial" w:hAnsi="Arial" w:eastAsia="Arial" w:cs="Arial"/>
+          <w:b w:val="0"/>
+          <w:i w:val="0"/>
+          <w:color w:val="000000"/>
+          <w:sz w:val="18"/>
+          <w:highlight w:val="lightGray"/>
+        </w:rPr>
+        <w:t xml:space="preserve"> </w:t>
+      </w:r>
+      <w:r>
+        <w:rPr>
+          <w:rFonts w:ascii="Arial" w:hAnsi="Arial" w:eastAsia="Arial" w:cs="Arial"/>
+          <w:b w:val="0"/>
+          <w:i w:val="0"/>
+          <w:color w:val="000000"/>
+          <w:sz w:val="18"/>
+          <w:highlight w:val="lightGray"/>
+        </w:rPr>
+        <w:t>C</w:t>
+      </w:r>
+      <w:r>
+        <w:rPr>
+          <w:rFonts w:ascii="Arial" w:hAnsi="Arial" w:eastAsia="Arial" w:cs="Arial"/>
+          <w:b w:val="0"/>
+          <w:i w:val="0"/>
+          <w:color w:val="000000"/>
+          <w:sz w:val="18"/>
+          <w:highlight w:val="lightGray"/>
+        </w:rPr>
+        <w:t>o</w:t>
+      </w:r>
+      <w:r>
+        <w:rPr>
+          <w:rFonts w:ascii="Arial" w:hAnsi="Arial" w:eastAsia="Arial" w:cs="Arial"/>
+          <w:b w:val="0"/>
+          <w:i w:val="0"/>
+          <w:color w:val="000000"/>
+          <w:sz w:val="18"/>
+          <w:highlight w:val="lightGray"/>
+        </w:rPr>
+        <w:t>l</w:t>
+      </w:r>
+      <w:r>
+        <w:rPr>
+          <w:rFonts w:ascii="Arial" w:hAnsi="Arial" w:eastAsia="Arial" w:cs="Arial"/>
+          <w:b w:val="0"/>
+          <w:i w:val="0"/>
+          <w:color w:val="000000"/>
+          <w:sz w:val="18"/>
+          <w:highlight w:val="lightGray"/>
+        </w:rPr>
+        <w:t>u</w:t>
+      </w:r>
+      <w:r>
+        <w:rPr>
+          <w:rFonts w:ascii="Arial" w:hAnsi="Arial" w:eastAsia="Arial" w:cs="Arial"/>
+          <w:b w:val="0"/>
+          <w:i w:val="0"/>
+          <w:color w:val="000000"/>
+          <w:sz w:val="18"/>
+          <w:highlight w:val="lightGray"/>
+        </w:rPr>
+        <w:t>m</w:t>
+      </w:r>
+      <w:r>
+        <w:rPr>
+          <w:rFonts w:ascii="Arial" w:hAnsi="Arial" w:eastAsia="Arial" w:cs="Arial"/>
+          <w:b w:val="0"/>
+          <w:i w:val="0"/>
+          <w:color w:val="000000"/>
+          <w:sz w:val="18"/>
+          <w:highlight w:val="lightGray"/>
+        </w:rPr>
+        <w:t>n</w:t>
+      </w:r>
+      <w:r>
+        <w:rPr>
+          <w:rFonts w:ascii="Arial" w:hAnsi="Arial" w:eastAsia="Arial" w:cs="Arial"/>
+          <w:b w:val="0"/>
+          <w:i w:val="0"/>
+          <w:color w:val="000000"/>
+          <w:sz w:val="18"/>
+          <w:highlight w:val="lightGray"/>
+        </w:rPr>
+        <w:t>:</w:t>
+      </w:r>
+      <w:r>
+        <w:rPr>
+          <w:rFonts w:ascii="Arial" w:hAnsi="Arial" w:eastAsia="Arial" w:cs="Arial"/>
+          <w:b w:val="0"/>
+          <w:i w:val="0"/>
+          <w:color w:val="000000"/>
+          <w:sz w:val="18"/>
+          <w:highlight w:val="lightGray"/>
+        </w:rPr>
+        <w:t xml:space="preserve"> </w:t>
+      </w:r>
+      <w:r>
+        <w:rPr>
+          <w:rFonts w:ascii="Arial" w:hAnsi="Arial" w:eastAsia="Arial" w:cs="Arial"/>
+          <w:b w:val="0"/>
+          <w:i w:val="0"/>
+          <w:color w:val="000000"/>
+          <w:sz w:val="18"/>
+          <w:highlight w:val="lightGray"/>
+        </w:rPr>
+        <w:t>1</w:t>
+      </w:r>
+      <w:r>
+        <w:rPr>
+          <w:rFonts w:ascii="Arial" w:hAnsi="Arial" w:eastAsia="Arial" w:cs="Arial"/>
+          <w:b w:val="0"/>
+          <w:i w:val="0"/>
+          <w:color w:val="000000"/>
+          <w:sz w:val="18"/>
+          <w:highlight w:val="lightGray"/>
+        </w:rPr>
+        <w:t>,</w:t>
+      </w:r>
+      <w:r>
+        <w:rPr>
+          <w:rFonts w:ascii="Arial" w:hAnsi="Arial" w:eastAsia="Arial" w:cs="Arial"/>
+          <w:b w:val="0"/>
+          <w:i w:val="0"/>
+          <w:color w:val="000000"/>
+          <w:sz w:val="18"/>
+          <w:highlight w:val="lightGray"/>
+        </w:rPr>
+        <w:t xml:space="preserve"> </w:t>
+      </w:r>
+      <w:r>
+        <w:rPr>
+          <w:rFonts w:ascii="Arial" w:hAnsi="Arial" w:eastAsia="Arial" w:cs="Arial"/>
+          <w:b w:val="0"/>
+          <w:i w:val="0"/>
+          <w:color w:val="000000"/>
+          <w:sz w:val="18"/>
+          <w:highlight w:val="lightGray"/>
+        </w:rPr>
+        <w:t>N</w:t>
+      </w:r>
+      <w:r>
+        <w:rPr>
+          <w:rFonts w:ascii="Arial" w:hAnsi="Arial" w:eastAsia="Arial" w:cs="Arial"/>
+          <w:b w:val="0"/>
+          <w:i w:val="0"/>
+          <w:color w:val="000000"/>
+          <w:sz w:val="18"/>
+          <w:highlight w:val="lightGray"/>
+        </w:rPr>
+        <w:t>a</w:t>
+      </w:r>
+      <w:r>
+        <w:rPr>
+          <w:rFonts w:ascii="Arial" w:hAnsi="Arial" w:eastAsia="Arial" w:cs="Arial"/>
+          <w:b w:val="0"/>
+          <w:i w:val="0"/>
+          <w:color w:val="000000"/>
+          <w:sz w:val="18"/>
+          <w:highlight w:val="lightGray"/>
+        </w:rPr>
+        <w:t>m</w:t>
+      </w:r>
+      <w:r>
+        <w:rPr>
+          <w:rFonts w:ascii="Arial" w:hAnsi="Arial" w:eastAsia="Arial" w:cs="Arial"/>
+          <w:b w:val="0"/>
+          <w:i w:val="0"/>
+          <w:color w:val="000000"/>
+          <w:sz w:val="18"/>
+          <w:highlight w:val="lightGray"/>
+        </w:rPr>
+        <w:t>e</w:t>
+      </w:r>
+      <w:r>
+        <w:rPr>
+          <w:rFonts w:ascii="Arial" w:hAnsi="Arial" w:eastAsia="Arial" w:cs="Arial"/>
+          <w:b w:val="0"/>
+          <w:i w:val="0"/>
+          <w:color w:val="000000"/>
+          <w:sz w:val="18"/>
+          <w:highlight w:val="lightGray"/>
+        </w:rPr>
+        <w:t>_</w:t>
+      </w:r>
+      <w:r>
+        <w:rPr>
+          <w:rFonts w:ascii="Arial" w:hAnsi="Arial" w:eastAsia="Arial" w:cs="Arial"/>
+          <w:b w:val="0"/>
+          <w:i w:val="0"/>
+          <w:color w:val="000000"/>
+          <w:sz w:val="18"/>
+          <w:highlight w:val="lightGray"/>
+        </w:rPr>
+        <w:t>E</w:t>
+      </w:r>
+      <w:r>
+        <w:rPr>
+          <w:rFonts w:ascii="Arial" w:hAnsi="Arial" w:eastAsia="Arial" w:cs="Arial"/>
+          <w:b w:val="0"/>
+          <w:i w:val="0"/>
+          <w:color w:val="000000"/>
+          <w:sz w:val="18"/>
+          <w:highlight w:val="lightGray"/>
+        </w:rPr>
+        <w:t>n</w:t>
+      </w:r>
+      <w:r>
+        <w:rPr>
+          <w:rFonts w:ascii="Arial" w:hAnsi="Arial" w:eastAsia="Arial" w:cs="Arial"/>
+          <w:b w:val="0"/>
+          <w:i w:val="0"/>
+          <w:color w:val="000000"/>
+          <w:sz w:val="18"/>
+          <w:highlight w:val="lightGray"/>
+        </w:rPr>
+        <w:t xml:space="preserve"> </w:t>
+      </w:r>
+      <w:r>
+        <w:rPr>
+          <w:rFonts w:ascii="Arial" w:hAnsi="Arial" w:eastAsia="Arial" w:cs="Arial"/>
+          <w:b w:val="0"/>
+          <w:i w:val="0"/>
+          <w:color w:val="000000"/>
+          <w:sz w:val="18"/>
+          <w:highlight w:val="lightGray"/>
+        </w:rPr>
+        <w:t>C</w:t>
+      </w:r>
+      <w:r>
+        <w:rPr>
+          <w:rFonts w:ascii="Arial" w:hAnsi="Arial" w:eastAsia="Arial" w:cs="Arial"/>
+          <w:b w:val="0"/>
+          <w:i w:val="0"/>
+          <w:color w:val="000000"/>
+          <w:sz w:val="18"/>
+          <w:highlight w:val="lightGray"/>
+        </w:rPr>
+        <w:t>o</w:t>
+      </w:r>
+      <w:r>
+        <w:rPr>
+          <w:rFonts w:ascii="Arial" w:hAnsi="Arial" w:eastAsia="Arial" w:cs="Arial"/>
+          <w:b w:val="0"/>
+          <w:i w:val="0"/>
+          <w:color w:val="000000"/>
+          <w:sz w:val="18"/>
+          <w:highlight w:val="lightGray"/>
+        </w:rPr>
+        <w:t>l</w:t>
+      </w:r>
+      <w:r>
+        <w:rPr>
+          <w:rFonts w:ascii="Arial" w:hAnsi="Arial" w:eastAsia="Arial" w:cs="Arial"/>
+          <w:b w:val="0"/>
+          <w:i w:val="0"/>
+          <w:color w:val="000000"/>
+          <w:sz w:val="18"/>
+          <w:highlight w:val="lightGray"/>
+        </w:rPr>
+        <w:t>u</w:t>
+      </w:r>
+      <w:r>
+        <w:rPr>
+          <w:rFonts w:ascii="Arial" w:hAnsi="Arial" w:eastAsia="Arial" w:cs="Arial"/>
+          <w:b w:val="0"/>
+          <w:i w:val="0"/>
+          <w:color w:val="000000"/>
+          <w:sz w:val="18"/>
+          <w:highlight w:val="lightGray"/>
+        </w:rPr>
+        <w:t>m</w:t>
+      </w:r>
+      <w:r>
+        <w:rPr>
+          <w:rFonts w:ascii="Arial" w:hAnsi="Arial" w:eastAsia="Arial" w:cs="Arial"/>
+          <w:b w:val="0"/>
+          <w:i w:val="0"/>
+          <w:color w:val="000000"/>
+          <w:sz w:val="18"/>
+          <w:highlight w:val="lightGray"/>
+        </w:rPr>
+        <w:t>n</w:t>
+      </w:r>
+      <w:r>
+        <w:rPr>
+          <w:rFonts w:ascii="Arial" w:hAnsi="Arial" w:eastAsia="Arial" w:cs="Arial"/>
+          <w:b w:val="0"/>
+          <w:i w:val="0"/>
+          <w:color w:val="000000"/>
+          <w:sz w:val="18"/>
+          <w:highlight w:val="lightGray"/>
+        </w:rPr>
+        <w:t>:</w:t>
+      </w:r>
+      <w:r>
+        <w:rPr>
+          <w:rFonts w:ascii="Arial" w:hAnsi="Arial" w:eastAsia="Arial" w:cs="Arial"/>
+          <w:b w:val="0"/>
+          <w:i w:val="0"/>
+          <w:color w:val="000000"/>
+          <w:sz w:val="18"/>
+          <w:highlight w:val="lightGray"/>
+        </w:rPr>
+        <w:t xml:space="preserve"> </w:t>
+      </w:r>
+      <w:r>
+        <w:rPr>
+          <w:rFonts w:ascii="Arial" w:hAnsi="Arial" w:eastAsia="Arial" w:cs="Arial"/>
+          <w:b w:val="0"/>
+          <w:i w:val="0"/>
+          <w:color w:val="000000"/>
+          <w:sz w:val="18"/>
+          <w:highlight w:val="lightGray"/>
+        </w:rPr>
+        <w:t>M</w:t>
+      </w:r>
+      <w:r>
+        <w:rPr>
+          <w:rFonts w:ascii="Arial" w:hAnsi="Arial" w:eastAsia="Arial" w:cs="Arial"/>
+          <w:b w:val="0"/>
+          <w:i w:val="0"/>
+          <w:color w:val="000000"/>
+          <w:sz w:val="18"/>
+          <w:highlight w:val="lightGray"/>
+        </w:rPr>
+        <w:t>o</w:t>
+      </w:r>
+      <w:r>
+        <w:rPr>
+          <w:rFonts w:ascii="Arial" w:hAnsi="Arial" w:eastAsia="Arial" w:cs="Arial"/>
+          <w:b w:val="0"/>
+          <w:i w:val="0"/>
+          <w:color w:val="000000"/>
+          <w:sz w:val="18"/>
+          <w:highlight w:val="lightGray"/>
+        </w:rPr>
+        <w:t>t</w:t>
+      </w:r>
+      <w:r>
+        <w:rPr>
+          <w:rFonts w:ascii="Arial" w:hAnsi="Arial" w:eastAsia="Arial" w:cs="Arial"/>
+          <w:b w:val="0"/>
+          <w:i w:val="0"/>
+          <w:color w:val="000000"/>
+          <w:sz w:val="18"/>
+          <w:highlight w:val="lightGray"/>
+        </w:rPr>
+        <w:t>a</w:t>
+      </w:r>
+      <w:r>
+        <w:rPr>
+          <w:rFonts w:ascii="Arial" w:hAnsi="Arial" w:eastAsia="Arial" w:cs="Arial"/>
+          <w:b w:val="0"/>
+          <w:i w:val="0"/>
+          <w:color w:val="000000"/>
+          <w:sz w:val="18"/>
+          <w:highlight w:val="lightGray"/>
+        </w:rPr>
+        <w:t>s</w:t>
+      </w:r>
+      <w:r>
+        <w:rPr>
+          <w:rFonts w:ascii="Arial" w:hAnsi="Arial" w:eastAsia="Arial" w:cs="Arial"/>
+          <w:b w:val="0"/>
+          <w:i w:val="0"/>
+          <w:color w:val="000000"/>
+          <w:sz w:val="18"/>
+          <w:highlight w:val="lightGray"/>
+        </w:rPr>
+        <w:t>e</w:t>
+      </w:r>
+      <w:r>
+        <w:rPr>
+          <w:rFonts w:ascii="Arial" w:hAnsi="Arial" w:eastAsia="Arial" w:cs="Arial"/>
+          <w:b w:val="0"/>
+          <w:i w:val="0"/>
+          <w:color w:val="000000"/>
+          <w:sz w:val="18"/>
+          <w:highlight w:val="lightGray"/>
+        </w:rPr>
+        <w:t>m</w:t>
+      </w:r>
+      <w:r>
+        <w:rPr>
+          <w:rFonts w:ascii="Arial" w:hAnsi="Arial" w:eastAsia="Arial" w:cs="Arial"/>
+          <w:b w:val="0"/>
+          <w:i w:val="0"/>
+          <w:color w:val="000000"/>
+          <w:sz w:val="18"/>
+          <w:highlight w:val="lightGray"/>
+        </w:rPr>
+        <w:t xml:space="preserve"> </w:t>
+      </w:r>
+      <w:r>
+        <w:rPr>
+          <w:rFonts w:ascii="Arial" w:hAnsi="Arial" w:eastAsia="Arial" w:cs="Arial"/>
+          <w:b w:val="0"/>
+          <w:i w:val="0"/>
+          <w:color w:val="000000"/>
+          <w:sz w:val="18"/>
+          <w:highlight w:val="lightGray"/>
+        </w:rPr>
+        <w:t>E</w:t>
+      </w:r>
+      <w:r>
+        <w:rPr>
+          <w:rFonts w:ascii="Arial" w:hAnsi="Arial" w:eastAsia="Arial" w:cs="Arial"/>
+          <w:b w:val="0"/>
+          <w:i w:val="0"/>
+          <w:color w:val="000000"/>
+          <w:sz w:val="18"/>
+          <w:highlight w:val="lightGray"/>
+        </w:rPr>
+        <w:t>s</w:t>
+      </w:r>
+      <w:r>
+        <w:rPr>
+          <w:rFonts w:ascii="Arial" w:hAnsi="Arial" w:eastAsia="Arial" w:cs="Arial"/>
+          <w:b w:val="0"/>
+          <w:i w:val="0"/>
+          <w:color w:val="000000"/>
+          <w:sz w:val="18"/>
+          <w:highlight w:val="lightGray"/>
+        </w:rPr>
+        <w:t>s</w:t>
+      </w:r>
+      <w:r>
+        <w:rPr>
+          <w:rFonts w:ascii="Arial" w:hAnsi="Arial" w:eastAsia="Arial" w:cs="Arial"/>
+          <w:b w:val="0"/>
+          <w:i w:val="0"/>
+          <w:color w:val="000000"/>
+          <w:sz w:val="18"/>
+          <w:highlight w:val="lightGray"/>
+        </w:rPr>
+        <w:t>a</w:t>
+      </w:r>
+      <w:r>
+        <w:rPr>
+          <w:rFonts w:ascii="Arial" w:hAnsi="Arial" w:eastAsia="Arial" w:cs="Arial"/>
+          <w:b w:val="0"/>
+          <w:i w:val="0"/>
+          <w:color w:val="000000"/>
+          <w:sz w:val="18"/>
+          <w:highlight w:val="lightGray"/>
+        </w:rPr>
+        <w:t>m</w:t>
+      </w:r>
+      <w:r>
+        <w:rPr>
+          <w:rFonts w:ascii="Arial" w:hAnsi="Arial" w:eastAsia="Arial" w:cs="Arial"/>
+          <w:b w:val="0"/>
+          <w:i w:val="0"/>
+          <w:color w:val="000000"/>
+          <w:sz w:val="18"/>
+          <w:highlight w:val="lightGray"/>
+        </w:rPr>
+        <w:t>]</w:t>
+      </w:r>
+      <w:r>
+        <w:rPr>
+          <w:rFonts w:ascii="Arial" w:hAnsi="Arial" w:eastAsia="Arial" w:cs="Arial"/>
+          <w:b w:val="0"/>
+          <w:i w:val="0"/>
+          <w:color w:val="000000"/>
+          <w:sz w:val="18"/>
+          <w:highlight w:val="lightGray"/>
+        </w:rPr>
+        <w:t xml:space="preserve"> </w:t>
+      </w:r>
+      <w:r>
+        <w:rPr>
+          <w:rFonts w:ascii="Arial" w:hAnsi="Arial" w:eastAsia="Arial" w:cs="Arial"/>
+          <w:b w:val="0"/>
+          <w:i w:val="0"/>
+          <w:color w:val="000000"/>
+          <w:sz w:val="18"/>
+          <w:highlight w:val="lightGray"/>
+        </w:rPr>
+        <w:t>-</w:t>
+      </w:r>
+      <w:r>
+        <w:rPr>
+          <w:rFonts w:ascii="Arial" w:hAnsi="Arial" w:eastAsia="Arial" w:cs="Arial"/>
+          <w:b w:val="0"/>
+          <w:i w:val="0"/>
+          <w:color w:val="000000"/>
+          <w:sz w:val="18"/>
+          <w:highlight w:val="lightGray"/>
+        </w:rPr>
+        <w:t>&gt;</w:t>
+      </w:r>
+      <w:r>
+        <w:rPr>
+          <w:rFonts w:ascii="Arial" w:hAnsi="Arial" w:eastAsia="Arial" w:cs="Arial"/>
+          <w:b w:val="0"/>
+          <w:i w:val="0"/>
+          <w:color w:val="000000"/>
+          <w:sz w:val="18"/>
+          <w:highlight w:val="lightGray"/>
+        </w:rPr>
+        <w:t xml:space="preserve"> </w:t>
+      </w:r>
+      <w:r>
+        <w:rPr>
+          <w:rFonts w:ascii="Arial" w:hAnsi="Arial" w:eastAsia="Arial" w:cs="Arial"/>
+          <w:b/>
+          <w:i w:val="0"/>
+          <w:color w:val="000000"/>
+          <w:sz w:val="18"/>
+          <w:highlight w:val="lightGray"/>
+        </w:rPr>
+        <w:t>F</w:t>
+      </w:r>
+      <w:r>
+        <w:rPr>
+          <w:rFonts w:ascii="Arial" w:hAnsi="Arial" w:eastAsia="Arial" w:cs="Arial"/>
+          <w:b/>
+          <w:i w:val="0"/>
+          <w:color w:val="000000"/>
+          <w:sz w:val="18"/>
+          <w:highlight w:val="lightGray"/>
+        </w:rPr>
+        <w:t>r</w:t>
+      </w:r>
+      <w:r>
+        <w:rPr>
+          <w:rFonts w:ascii="Arial" w:hAnsi="Arial" w:eastAsia="Arial" w:cs="Arial"/>
+          <w:b/>
+          <w:i w:val="0"/>
+          <w:color w:val="000000"/>
+          <w:sz w:val="18"/>
+          <w:highlight w:val="lightGray"/>
+        </w:rPr>
+        <w:t>o</w:t>
+      </w:r>
+      <w:r>
+        <w:rPr>
+          <w:rFonts w:ascii="Arial" w:hAnsi="Arial" w:eastAsia="Arial" w:cs="Arial"/>
+          <w:b/>
+          <w:i w:val="0"/>
+          <w:color w:val="000000"/>
+          <w:sz w:val="18"/>
+          <w:highlight w:val="lightGray"/>
+        </w:rPr>
+        <w:t>m</w:t>
+      </w:r>
+      <w:r>
+        <w:rPr>
+          <w:rFonts w:ascii="Arial" w:hAnsi="Arial" w:eastAsia="Arial" w:cs="Arial"/>
+          <w:b/>
+          <w:i w:val="0"/>
+          <w:color w:val="000000"/>
+          <w:sz w:val="18"/>
+          <w:highlight w:val="lightGray"/>
+        </w:rPr>
+        <w:t>:</w:t>
+      </w:r>
+      <w:r>
+        <w:rPr>
+          <w:rFonts w:ascii="Arial" w:hAnsi="Arial" w:eastAsia="Arial" w:cs="Arial"/>
+          <w:b w:val="0"/>
+          <w:i w:val="0"/>
+          <w:color w:val="000000"/>
+          <w:sz w:val="18"/>
+          <w:highlight w:val="lightGray"/>
+        </w:rPr>
+        <w:t xml:space="preserve"> </w:t>
+      </w:r>
+      <w:r>
+        <w:rPr>
+          <w:rFonts w:ascii="Arial" w:hAnsi="Arial" w:eastAsia="Arial" w:cs="Arial"/>
+          <w:b w:val="0"/>
+          <w:i w:val="0"/>
+          <w:color w:val="000000"/>
+          <w:sz w:val="18"/>
+          <w:highlight w:val="lightGray"/>
+        </w:rPr>
+        <w:t>[</w:t>
+      </w:r>
+      <w:r>
+        <w:rPr>
+          <w:rFonts w:ascii="Arial" w:hAnsi="Arial" w:eastAsia="Arial" w:cs="Arial"/>
+          <w:b w:val="0"/>
+          <w:i w:val="0"/>
+          <w:color w:val="000000"/>
+          <w:sz w:val="18"/>
+          <w:highlight w:val="lightGray"/>
+        </w:rPr>
+        <w:t>C</w:t>
+      </w:r>
+      <w:r>
+        <w:rPr>
+          <w:rFonts w:ascii="Arial" w:hAnsi="Arial" w:eastAsia="Arial" w:cs="Arial"/>
+          <w:b w:val="0"/>
+          <w:i w:val="0"/>
+          <w:color w:val="000000"/>
+          <w:sz w:val="18"/>
+          <w:highlight w:val="lightGray"/>
+        </w:rPr>
+        <w:t>h</w:t>
+      </w:r>
+      <w:r>
+        <w:rPr>
+          <w:rFonts w:ascii="Arial" w:hAnsi="Arial" w:eastAsia="Arial" w:cs="Arial"/>
+          <w:b w:val="0"/>
+          <w:i w:val="0"/>
+          <w:color w:val="000000"/>
+          <w:sz w:val="18"/>
+          <w:highlight w:val="lightGray"/>
+        </w:rPr>
+        <w:t>a</w:t>
+      </w:r>
+      <w:r>
+        <w:rPr>
+          <w:rFonts w:ascii="Arial" w:hAnsi="Arial" w:eastAsia="Arial" w:cs="Arial"/>
+          <w:b w:val="0"/>
+          <w:i w:val="0"/>
+          <w:color w:val="000000"/>
+          <w:sz w:val="18"/>
+          <w:highlight w:val="lightGray"/>
+        </w:rPr>
+        <w:t>t</w:t>
+      </w:r>
+      <w:r>
+        <w:rPr>
+          <w:rFonts w:ascii="Arial" w:hAnsi="Arial" w:eastAsia="Arial" w:cs="Arial"/>
+          <w:b w:val="0"/>
+          <w:i w:val="0"/>
+          <w:color w:val="000000"/>
+          <w:sz w:val="18"/>
+          <w:highlight w:val="lightGray"/>
+        </w:rPr>
+        <w:t>G</w:t>
+      </w:r>
+      <w:r>
+        <w:rPr>
+          <w:rFonts w:ascii="Arial" w:hAnsi="Arial" w:eastAsia="Arial" w:cs="Arial"/>
+          <w:b w:val="0"/>
+          <w:i w:val="0"/>
+          <w:color w:val="000000"/>
+          <w:sz w:val="18"/>
+          <w:highlight w:val="lightGray"/>
+        </w:rPr>
+        <w:t>P</w:t>
+      </w:r>
+      <w:r>
+        <w:rPr>
+          <w:rFonts w:ascii="Arial" w:hAnsi="Arial" w:eastAsia="Arial" w:cs="Arial"/>
+          <w:b w:val="0"/>
+          <w:i w:val="0"/>
+          <w:color w:val="000000"/>
+          <w:sz w:val="18"/>
+          <w:highlight w:val="lightGray"/>
+        </w:rPr>
+        <w:t>T</w:t>
+      </w:r>
+      <w:r>
+        <w:rPr>
+          <w:rFonts w:ascii="Arial" w:hAnsi="Arial" w:eastAsia="Arial" w:cs="Arial"/>
+          <w:b w:val="0"/>
+          <w:i w:val="0"/>
+          <w:color w:val="000000"/>
+          <w:sz w:val="18"/>
+          <w:highlight w:val="lightGray"/>
+        </w:rPr>
+        <w:t>]</w:t>
+      </w:r>
+      <w:r>
+        <w:rPr>
+          <w:rFonts w:ascii="Arial" w:hAnsi="Arial" w:eastAsia="Arial" w:cs="Arial"/>
+          <w:b w:val="0"/>
+          <w:i w:val="0"/>
+          <w:color w:val="000000"/>
+          <w:sz w:val="18"/>
+          <w:highlight w:val="lightGray"/>
+        </w:rPr>
+        <w:t xml:space="preserve"> </w:t>
+      </w:r>
+      <w:r>
+        <w:rPr>
+          <w:rFonts w:ascii="Arial" w:hAnsi="Arial" w:eastAsia="Arial" w:cs="Arial"/>
+          <w:b/>
+          <w:i w:val="0"/>
+          <w:color w:val="000000"/>
+          <w:sz w:val="18"/>
+          <w:highlight w:val="lightGray"/>
+        </w:rPr>
+        <w:t>o</w:t>
+      </w:r>
+      <w:r>
+        <w:rPr>
+          <w:rFonts w:ascii="Arial" w:hAnsi="Arial" w:eastAsia="Arial" w:cs="Arial"/>
+          <w:b/>
+          <w:i w:val="0"/>
+          <w:color w:val="000000"/>
+          <w:sz w:val="18"/>
+          <w:highlight w:val="lightGray"/>
+        </w:rPr>
+        <w:t>n</w:t>
+      </w:r>
+      <w:r>
+        <w:rPr>
+          <w:rFonts w:ascii="Arial" w:hAnsi="Arial" w:eastAsia="Arial" w:cs="Arial"/>
+          <w:b/>
+          <w:i w:val="0"/>
+          <w:color w:val="000000"/>
+          <w:sz w:val="18"/>
+          <w:highlight w:val="lightGray"/>
+        </w:rPr>
+        <w:t xml:space="preserve"> </w:t>
+      </w:r>
+      <w:r>
+        <w:rPr>
+          <w:rFonts w:ascii="Arial" w:hAnsi="Arial" w:eastAsia="Arial" w:cs="Arial"/>
+          <w:b w:val="0"/>
+          <w:i w:val="0"/>
+          <w:color w:val="000000"/>
+          <w:sz w:val="18"/>
+          <w:highlight w:val="lightGray"/>
+        </w:rPr>
+        <w:t>[</w:t>
+      </w:r>
+      <w:r>
+        <w:rPr>
+          <w:rFonts w:ascii="Arial" w:hAnsi="Arial" w:eastAsia="Arial" w:cs="Arial"/>
+          <w:b w:val="0"/>
+          <w:i w:val="0"/>
+          <w:color w:val="000000"/>
+          <w:sz w:val="18"/>
+          <w:highlight w:val="lightGray"/>
+        </w:rPr>
+        <w:t>8</w:t>
+      </w:r>
+      <w:r>
+        <w:rPr>
+          <w:rFonts w:ascii="Arial" w:hAnsi="Arial" w:eastAsia="Arial" w:cs="Arial"/>
+          <w:b w:val="0"/>
+          <w:i w:val="0"/>
+          <w:color w:val="000000"/>
+          <w:sz w:val="18"/>
+          <w:highlight w:val="lightGray"/>
+        </w:rPr>
+        <w:t>/</w:t>
+      </w:r>
+      <w:r>
+        <w:rPr>
+          <w:rFonts w:ascii="Arial" w:hAnsi="Arial" w:eastAsia="Arial" w:cs="Arial"/>
+          <w:b w:val="0"/>
+          <w:i w:val="0"/>
+          <w:color w:val="000000"/>
+          <w:sz w:val="18"/>
+          <w:highlight w:val="lightGray"/>
+        </w:rPr>
+        <w:t>7</w:t>
+      </w:r>
+      <w:r>
+        <w:rPr>
+          <w:rFonts w:ascii="Arial" w:hAnsi="Arial" w:eastAsia="Arial" w:cs="Arial"/>
+          <w:b w:val="0"/>
+          <w:i w:val="0"/>
+          <w:color w:val="000000"/>
+          <w:sz w:val="18"/>
+          <w:highlight w:val="lightGray"/>
+        </w:rPr>
+        <w:t>/</w:t>
+      </w:r>
+      <w:r>
+        <w:rPr>
+          <w:rFonts w:ascii="Arial" w:hAnsi="Arial" w:eastAsia="Arial" w:cs="Arial"/>
+          <w:b w:val="0"/>
+          <w:i w:val="0"/>
+          <w:color w:val="000000"/>
+          <w:sz w:val="18"/>
+          <w:highlight w:val="lightGray"/>
+        </w:rPr>
+        <w:t>2</w:t>
+      </w:r>
+      <w:r>
+        <w:rPr>
+          <w:rFonts w:ascii="Arial" w:hAnsi="Arial" w:eastAsia="Arial" w:cs="Arial"/>
+          <w:b w:val="0"/>
+          <w:i w:val="0"/>
+          <w:color w:val="000000"/>
+          <w:sz w:val="18"/>
+          <w:highlight w:val="lightGray"/>
+        </w:rPr>
+        <w:t>0</w:t>
+      </w:r>
+      <w:r>
+        <w:rPr>
+          <w:rFonts w:ascii="Arial" w:hAnsi="Arial" w:eastAsia="Arial" w:cs="Arial"/>
+          <w:b w:val="0"/>
+          <w:i w:val="0"/>
+          <w:color w:val="000000"/>
+          <w:sz w:val="18"/>
+          <w:highlight w:val="lightGray"/>
+        </w:rPr>
+        <w:t>2</w:t>
+      </w:r>
+      <w:r>
+        <w:rPr>
+          <w:rFonts w:ascii="Arial" w:hAnsi="Arial" w:eastAsia="Arial" w:cs="Arial"/>
+          <w:b w:val="0"/>
+          <w:i w:val="0"/>
+          <w:color w:val="000000"/>
+          <w:sz w:val="18"/>
+          <w:highlight w:val="lightGray"/>
+        </w:rPr>
+        <w:t>5</w:t>
+      </w:r>
+      <w:r>
+        <w:rPr>
+          <w:rFonts w:ascii="Arial" w:hAnsi="Arial" w:eastAsia="Arial" w:cs="Arial"/>
+          <w:b w:val="0"/>
+          <w:i w:val="0"/>
+          <w:color w:val="000000"/>
+          <w:sz w:val="18"/>
+          <w:highlight w:val="lightGray"/>
+        </w:rPr>
+        <w:t>]</w:t>
       </w:r>
     </w:p>
     <w:p>
@@ -250,78 +1715,1543 @@
       </w:pPr>
       <w:r>
         <w:rPr>
-          <w:rFonts w:ascii="Arial" w:eastAsia="Arial" w:hAnsi="Arial" w:cs="Arial"/>
-          <w:b/>
-          <w:color w:val="000000"/>
-          <w:sz w:val="18"/>
-          <w:highlight w:val="lightGray"/>
-        </w:rPr>
-        <w:t># Source: AI Source: Provided by: [Data Path</w:t>
-      </w:r>
-      <w:r>
-        <w:rPr>
-          <w:rFonts w:ascii="Arial" w:eastAsia="Arial" w:hAnsi="Arial" w:cs="Arial"/>
-          <w:color w:val="000000"/>
-          <w:sz w:val="18"/>
-          <w:highlight w:val="lightGray"/>
-        </w:rPr>
-        <w:t xml:space="preserve">: Persons Table -&gt; ID Column: 1, Name_En Column: Motasem Essam] -&gt; </w:t>
-      </w:r>
-      <w:r>
-        <w:rPr>
-          <w:rFonts w:ascii="Arial" w:eastAsia="Arial" w:hAnsi="Arial" w:cs="Arial"/>
-          <w:b/>
-          <w:color w:val="000000"/>
-          <w:sz w:val="18"/>
-          <w:highlight w:val="lightGray"/>
-        </w:rPr>
-        <w:t>From:</w:t>
-      </w:r>
-      <w:r>
-        <w:rPr>
-          <w:rFonts w:ascii="Arial" w:eastAsia="Arial" w:hAnsi="Arial" w:cs="Arial"/>
-          <w:color w:val="000000"/>
-          <w:sz w:val="18"/>
-          <w:highlight w:val="lightGray"/>
-        </w:rPr>
-        <w:t xml:space="preserve"> [Chatgpt (GPT</w:t>
-      </w:r>
-      <w:r>
-        <w:rPr>
-          <w:rFonts w:ascii="Arial" w:eastAsia="Arial" w:hAnsi="Arial" w:cs="Cambria Math"/>
-          <w:color w:val="000000"/>
-          <w:sz w:val="18"/>
-          <w:highlight w:val="lightGray"/>
-        </w:rPr>
-        <w:t>‑</w:t>
-      </w:r>
-      <w:r>
-        <w:rPr>
-          <w:rFonts w:ascii="Arial" w:eastAsia="Arial" w:hAnsi="Arial" w:cs="Arial"/>
-          <w:color w:val="000000"/>
-          <w:sz w:val="18"/>
-          <w:highlight w:val="lightGray"/>
-        </w:rPr>
-        <w:t xml:space="preserve">5 Mini)] </w:t>
-      </w:r>
-      <w:r>
-        <w:rPr>
-          <w:rFonts w:ascii="Arial" w:eastAsia="Arial" w:hAnsi="Arial" w:cs="Arial"/>
-          <w:b/>
-          <w:color w:val="000000"/>
-          <w:sz w:val="18"/>
-          <w:highlight w:val="lightGray"/>
-        </w:rPr>
-        <w:t>on</w:t>
-      </w:r>
-      <w:r>
-        <w:rPr>
-          <w:rFonts w:ascii="Arial" w:eastAsia="Arial" w:hAnsi="Arial"/>
-          <w:b/>
-          <w:sz w:val="18"/>
-          <w:highlight w:val="lightGray"/>
-        </w:rPr>
-        <w:t xml:space="preserve"> [8/7/2025]</w:t>
+          <w:rFonts w:ascii="Arial" w:hAnsi="Arial" w:eastAsia="Arial" w:cs="Arial"/>
+          <w:b/>
+          <w:i w:val="0"/>
+          <w:color w:val="000000"/>
+          <w:sz w:val="18"/>
+          <w:highlight w:val="lightGray"/>
+        </w:rPr>
+        <w:t>#</w:t>
+      </w:r>
+      <w:r>
+        <w:rPr>
+          <w:rFonts w:ascii="Arial" w:hAnsi="Arial" w:eastAsia="Arial" w:cs="Arial"/>
+          <w:b/>
+          <w:i w:val="0"/>
+          <w:color w:val="000000"/>
+          <w:sz w:val="18"/>
+          <w:highlight w:val="lightGray"/>
+        </w:rPr>
+        <w:t xml:space="preserve"> </w:t>
+      </w:r>
+      <w:r>
+        <w:rPr>
+          <w:rFonts w:ascii="Arial" w:hAnsi="Arial" w:eastAsia="Arial" w:cs="Arial"/>
+          <w:b/>
+          <w:i w:val="0"/>
+          <w:color w:val="000000"/>
+          <w:sz w:val="18"/>
+          <w:highlight w:val="lightGray"/>
+        </w:rPr>
+        <w:t>S</w:t>
+      </w:r>
+      <w:r>
+        <w:rPr>
+          <w:rFonts w:ascii="Arial" w:hAnsi="Arial" w:eastAsia="Arial" w:cs="Arial"/>
+          <w:b/>
+          <w:i w:val="0"/>
+          <w:color w:val="000000"/>
+          <w:sz w:val="18"/>
+          <w:highlight w:val="lightGray"/>
+        </w:rPr>
+        <w:t>o</w:t>
+      </w:r>
+      <w:r>
+        <w:rPr>
+          <w:rFonts w:ascii="Arial" w:hAnsi="Arial" w:eastAsia="Arial" w:cs="Arial"/>
+          <w:b/>
+          <w:i w:val="0"/>
+          <w:color w:val="000000"/>
+          <w:sz w:val="18"/>
+          <w:highlight w:val="lightGray"/>
+        </w:rPr>
+        <w:t>u</w:t>
+      </w:r>
+      <w:r>
+        <w:rPr>
+          <w:rFonts w:ascii="Arial" w:hAnsi="Arial" w:eastAsia="Arial" w:cs="Arial"/>
+          <w:b/>
+          <w:i w:val="0"/>
+          <w:color w:val="000000"/>
+          <w:sz w:val="18"/>
+          <w:highlight w:val="lightGray"/>
+        </w:rPr>
+        <w:t>r</w:t>
+      </w:r>
+      <w:r>
+        <w:rPr>
+          <w:rFonts w:ascii="Arial" w:hAnsi="Arial" w:eastAsia="Arial" w:cs="Arial"/>
+          <w:b/>
+          <w:i w:val="0"/>
+          <w:color w:val="000000"/>
+          <w:sz w:val="18"/>
+          <w:highlight w:val="lightGray"/>
+        </w:rPr>
+        <w:t>c</w:t>
+      </w:r>
+      <w:r>
+        <w:rPr>
+          <w:rFonts w:ascii="Arial" w:hAnsi="Arial" w:eastAsia="Arial" w:cs="Arial"/>
+          <w:b/>
+          <w:i w:val="0"/>
+          <w:color w:val="000000"/>
+          <w:sz w:val="18"/>
+          <w:highlight w:val="lightGray"/>
+        </w:rPr>
+        <w:t>e</w:t>
+      </w:r>
+      <w:r>
+        <w:rPr>
+          <w:rFonts w:ascii="Arial" w:hAnsi="Arial" w:eastAsia="Arial" w:cs="Arial"/>
+          <w:b/>
+          <w:i w:val="0"/>
+          <w:color w:val="000000"/>
+          <w:sz w:val="18"/>
+          <w:highlight w:val="lightGray"/>
+        </w:rPr>
+        <w:t>:</w:t>
+      </w:r>
+      <w:r>
+        <w:rPr>
+          <w:rFonts w:ascii="Arial" w:hAnsi="Arial" w:eastAsia="Arial" w:cs="Arial"/>
+          <w:b/>
+          <w:i w:val="0"/>
+          <w:color w:val="000000"/>
+          <w:sz w:val="18"/>
+          <w:highlight w:val="lightGray"/>
+        </w:rPr>
+        <w:t xml:space="preserve"> </w:t>
+      </w:r>
+      <w:r>
+        <w:rPr>
+          <w:rFonts w:ascii="Arial" w:hAnsi="Arial" w:eastAsia="Arial" w:cs="Arial"/>
+          <w:b/>
+          <w:i w:val="0"/>
+          <w:color w:val="000000"/>
+          <w:sz w:val="18"/>
+          <w:highlight w:val="lightGray"/>
+        </w:rPr>
+        <w:t>A</w:t>
+      </w:r>
+      <w:r>
+        <w:rPr>
+          <w:rFonts w:ascii="Arial" w:hAnsi="Arial" w:eastAsia="Arial" w:cs="Arial"/>
+          <w:b/>
+          <w:i w:val="0"/>
+          <w:color w:val="000000"/>
+          <w:sz w:val="18"/>
+          <w:highlight w:val="lightGray"/>
+        </w:rPr>
+        <w:t>I</w:t>
+      </w:r>
+      <w:r>
+        <w:rPr>
+          <w:rFonts w:ascii="Arial" w:hAnsi="Arial" w:eastAsia="Arial" w:cs="Arial"/>
+          <w:b/>
+          <w:i w:val="0"/>
+          <w:color w:val="000000"/>
+          <w:sz w:val="18"/>
+          <w:highlight w:val="lightGray"/>
+        </w:rPr>
+        <w:t xml:space="preserve"> </w:t>
+      </w:r>
+      <w:r>
+        <w:rPr>
+          <w:rFonts w:ascii="Arial" w:hAnsi="Arial" w:eastAsia="Arial" w:cs="Arial"/>
+          <w:b/>
+          <w:i w:val="0"/>
+          <w:color w:val="000000"/>
+          <w:sz w:val="18"/>
+          <w:highlight w:val="lightGray"/>
+        </w:rPr>
+        <w:t>S</w:t>
+      </w:r>
+      <w:r>
+        <w:rPr>
+          <w:rFonts w:ascii="Arial" w:hAnsi="Arial" w:eastAsia="Arial" w:cs="Arial"/>
+          <w:b/>
+          <w:i w:val="0"/>
+          <w:color w:val="000000"/>
+          <w:sz w:val="18"/>
+          <w:highlight w:val="lightGray"/>
+        </w:rPr>
+        <w:t>o</w:t>
+      </w:r>
+      <w:r>
+        <w:rPr>
+          <w:rFonts w:ascii="Arial" w:hAnsi="Arial" w:eastAsia="Arial" w:cs="Arial"/>
+          <w:b/>
+          <w:i w:val="0"/>
+          <w:color w:val="000000"/>
+          <w:sz w:val="18"/>
+          <w:highlight w:val="lightGray"/>
+        </w:rPr>
+        <w:t>u</w:t>
+      </w:r>
+      <w:r>
+        <w:rPr>
+          <w:rFonts w:ascii="Arial" w:hAnsi="Arial" w:eastAsia="Arial" w:cs="Arial"/>
+          <w:b/>
+          <w:i w:val="0"/>
+          <w:color w:val="000000"/>
+          <w:sz w:val="18"/>
+          <w:highlight w:val="lightGray"/>
+        </w:rPr>
+        <w:t>r</w:t>
+      </w:r>
+      <w:r>
+        <w:rPr>
+          <w:rFonts w:ascii="Arial" w:hAnsi="Arial" w:eastAsia="Arial" w:cs="Arial"/>
+          <w:b/>
+          <w:i w:val="0"/>
+          <w:color w:val="000000"/>
+          <w:sz w:val="18"/>
+          <w:highlight w:val="lightGray"/>
+        </w:rPr>
+        <w:t>c</w:t>
+      </w:r>
+      <w:r>
+        <w:rPr>
+          <w:rFonts w:ascii="Arial" w:hAnsi="Arial" w:eastAsia="Arial" w:cs="Arial"/>
+          <w:b/>
+          <w:i w:val="0"/>
+          <w:color w:val="000000"/>
+          <w:sz w:val="18"/>
+          <w:highlight w:val="lightGray"/>
+        </w:rPr>
+        <w:t>e</w:t>
+      </w:r>
+      <w:r>
+        <w:rPr>
+          <w:rFonts w:ascii="Arial" w:hAnsi="Arial" w:eastAsia="Arial" w:cs="Arial"/>
+          <w:b/>
+          <w:i w:val="0"/>
+          <w:color w:val="000000"/>
+          <w:sz w:val="18"/>
+          <w:highlight w:val="lightGray"/>
+        </w:rPr>
+        <w:t>:</w:t>
+      </w:r>
+      <w:r>
+        <w:rPr>
+          <w:rFonts w:ascii="Arial" w:hAnsi="Arial" w:eastAsia="Arial" w:cs="Arial"/>
+          <w:b/>
+          <w:i w:val="0"/>
+          <w:color w:val="000000"/>
+          <w:sz w:val="18"/>
+          <w:highlight w:val="lightGray"/>
+        </w:rPr>
+        <w:t xml:space="preserve"> </w:t>
+      </w:r>
+      <w:r>
+        <w:rPr>
+          <w:rFonts w:ascii="Arial" w:hAnsi="Arial" w:eastAsia="Arial" w:cs="Arial"/>
+          <w:b/>
+          <w:i w:val="0"/>
+          <w:color w:val="000000"/>
+          <w:sz w:val="18"/>
+          <w:highlight w:val="lightGray"/>
+        </w:rPr>
+        <w:t>P</w:t>
+      </w:r>
+      <w:r>
+        <w:rPr>
+          <w:rFonts w:ascii="Arial" w:hAnsi="Arial" w:eastAsia="Arial" w:cs="Arial"/>
+          <w:b/>
+          <w:i w:val="0"/>
+          <w:color w:val="000000"/>
+          <w:sz w:val="18"/>
+          <w:highlight w:val="lightGray"/>
+        </w:rPr>
+        <w:t>r</w:t>
+      </w:r>
+      <w:r>
+        <w:rPr>
+          <w:rFonts w:ascii="Arial" w:hAnsi="Arial" w:eastAsia="Arial" w:cs="Arial"/>
+          <w:b/>
+          <w:i w:val="0"/>
+          <w:color w:val="000000"/>
+          <w:sz w:val="18"/>
+          <w:highlight w:val="lightGray"/>
+        </w:rPr>
+        <w:t>o</w:t>
+      </w:r>
+      <w:r>
+        <w:rPr>
+          <w:rFonts w:ascii="Arial" w:hAnsi="Arial" w:eastAsia="Arial" w:cs="Arial"/>
+          <w:b/>
+          <w:i w:val="0"/>
+          <w:color w:val="000000"/>
+          <w:sz w:val="18"/>
+          <w:highlight w:val="lightGray"/>
+        </w:rPr>
+        <w:t>v</w:t>
+      </w:r>
+      <w:r>
+        <w:rPr>
+          <w:rFonts w:ascii="Arial" w:hAnsi="Arial" w:eastAsia="Arial" w:cs="Arial"/>
+          <w:b/>
+          <w:i w:val="0"/>
+          <w:color w:val="000000"/>
+          <w:sz w:val="18"/>
+          <w:highlight w:val="lightGray"/>
+        </w:rPr>
+        <w:t>i</w:t>
+      </w:r>
+      <w:r>
+        <w:rPr>
+          <w:rFonts w:ascii="Arial" w:hAnsi="Arial" w:eastAsia="Arial" w:cs="Arial"/>
+          <w:b/>
+          <w:i w:val="0"/>
+          <w:color w:val="000000"/>
+          <w:sz w:val="18"/>
+          <w:highlight w:val="lightGray"/>
+        </w:rPr>
+        <w:t>d</w:t>
+      </w:r>
+      <w:r>
+        <w:rPr>
+          <w:rFonts w:ascii="Arial" w:hAnsi="Arial" w:eastAsia="Arial" w:cs="Arial"/>
+          <w:b/>
+          <w:i w:val="0"/>
+          <w:color w:val="000000"/>
+          <w:sz w:val="18"/>
+          <w:highlight w:val="lightGray"/>
+        </w:rPr>
+        <w:t>e</w:t>
+      </w:r>
+      <w:r>
+        <w:rPr>
+          <w:rFonts w:ascii="Arial" w:hAnsi="Arial" w:eastAsia="Arial" w:cs="Arial"/>
+          <w:b/>
+          <w:i w:val="0"/>
+          <w:color w:val="000000"/>
+          <w:sz w:val="18"/>
+          <w:highlight w:val="lightGray"/>
+        </w:rPr>
+        <w:t>d</w:t>
+      </w:r>
+      <w:r>
+        <w:rPr>
+          <w:rFonts w:ascii="Arial" w:hAnsi="Arial" w:eastAsia="Arial" w:cs="Arial"/>
+          <w:b/>
+          <w:i w:val="0"/>
+          <w:color w:val="000000"/>
+          <w:sz w:val="18"/>
+          <w:highlight w:val="lightGray"/>
+        </w:rPr>
+        <w:t xml:space="preserve"> </w:t>
+      </w:r>
+      <w:r>
+        <w:rPr>
+          <w:rFonts w:ascii="Arial" w:hAnsi="Arial" w:eastAsia="Arial" w:cs="Arial"/>
+          <w:b/>
+          <w:i w:val="0"/>
+          <w:color w:val="000000"/>
+          <w:sz w:val="18"/>
+          <w:highlight w:val="lightGray"/>
+        </w:rPr>
+        <w:t>b</w:t>
+      </w:r>
+      <w:r>
+        <w:rPr>
+          <w:rFonts w:ascii="Arial" w:hAnsi="Arial" w:eastAsia="Arial" w:cs="Arial"/>
+          <w:b/>
+          <w:i w:val="0"/>
+          <w:color w:val="000000"/>
+          <w:sz w:val="18"/>
+          <w:highlight w:val="lightGray"/>
+        </w:rPr>
+        <w:t>y</w:t>
+      </w:r>
+      <w:r>
+        <w:rPr>
+          <w:rFonts w:ascii="Arial" w:hAnsi="Arial" w:eastAsia="Arial" w:cs="Arial"/>
+          <w:b/>
+          <w:i w:val="0"/>
+          <w:color w:val="000000"/>
+          <w:sz w:val="18"/>
+          <w:highlight w:val="lightGray"/>
+        </w:rPr>
+        <w:t>:</w:t>
+      </w:r>
+      <w:r>
+        <w:rPr>
+          <w:rFonts w:ascii="Arial" w:hAnsi="Arial" w:eastAsia="Arial" w:cs="Arial"/>
+          <w:b/>
+          <w:i w:val="0"/>
+          <w:color w:val="000000"/>
+          <w:sz w:val="18"/>
+          <w:highlight w:val="lightGray"/>
+        </w:rPr>
+        <w:t xml:space="preserve"> </w:t>
+      </w:r>
+      <w:r>
+        <w:rPr>
+          <w:rFonts w:ascii="Arial" w:hAnsi="Arial" w:eastAsia="Arial" w:cs="Arial"/>
+          <w:b/>
+          <w:i w:val="0"/>
+          <w:color w:val="000000"/>
+          <w:sz w:val="18"/>
+          <w:highlight w:val="lightGray"/>
+        </w:rPr>
+        <w:t>[</w:t>
+      </w:r>
+      <w:r>
+        <w:rPr>
+          <w:rFonts w:ascii="Arial" w:hAnsi="Arial" w:eastAsia="Arial" w:cs="Arial"/>
+          <w:b/>
+          <w:i w:val="0"/>
+          <w:color w:val="000000"/>
+          <w:sz w:val="18"/>
+          <w:highlight w:val="lightGray"/>
+        </w:rPr>
+        <w:t>D</w:t>
+      </w:r>
+      <w:r>
+        <w:rPr>
+          <w:rFonts w:ascii="Arial" w:hAnsi="Arial" w:eastAsia="Arial" w:cs="Arial"/>
+          <w:b/>
+          <w:i w:val="0"/>
+          <w:color w:val="000000"/>
+          <w:sz w:val="18"/>
+          <w:highlight w:val="lightGray"/>
+        </w:rPr>
+        <w:t>a</w:t>
+      </w:r>
+      <w:r>
+        <w:rPr>
+          <w:rFonts w:ascii="Arial" w:hAnsi="Arial" w:eastAsia="Arial" w:cs="Arial"/>
+          <w:b/>
+          <w:i w:val="0"/>
+          <w:color w:val="000000"/>
+          <w:sz w:val="18"/>
+          <w:highlight w:val="lightGray"/>
+        </w:rPr>
+        <w:t>t</w:t>
+      </w:r>
+      <w:r>
+        <w:rPr>
+          <w:rFonts w:ascii="Arial" w:hAnsi="Arial" w:eastAsia="Arial" w:cs="Arial"/>
+          <w:b/>
+          <w:i w:val="0"/>
+          <w:color w:val="000000"/>
+          <w:sz w:val="18"/>
+          <w:highlight w:val="lightGray"/>
+        </w:rPr>
+        <w:t>a</w:t>
+      </w:r>
+      <w:r>
+        <w:rPr>
+          <w:rFonts w:ascii="Arial" w:hAnsi="Arial" w:eastAsia="Arial" w:cs="Arial"/>
+          <w:b/>
+          <w:i w:val="0"/>
+          <w:color w:val="000000"/>
+          <w:sz w:val="18"/>
+          <w:highlight w:val="lightGray"/>
+        </w:rPr>
+        <w:t xml:space="preserve"> </w:t>
+      </w:r>
+      <w:r>
+        <w:rPr>
+          <w:rFonts w:ascii="Arial" w:hAnsi="Arial" w:eastAsia="Arial" w:cs="Arial"/>
+          <w:b/>
+          <w:i w:val="0"/>
+          <w:color w:val="000000"/>
+          <w:sz w:val="18"/>
+          <w:highlight w:val="lightGray"/>
+        </w:rPr>
+        <w:t>P</w:t>
+      </w:r>
+      <w:r>
+        <w:rPr>
+          <w:rFonts w:ascii="Arial" w:hAnsi="Arial" w:eastAsia="Arial" w:cs="Arial"/>
+          <w:b/>
+          <w:i w:val="0"/>
+          <w:color w:val="000000"/>
+          <w:sz w:val="18"/>
+          <w:highlight w:val="lightGray"/>
+        </w:rPr>
+        <w:t>a</w:t>
+      </w:r>
+      <w:r>
+        <w:rPr>
+          <w:rFonts w:ascii="Arial" w:hAnsi="Arial" w:eastAsia="Arial" w:cs="Arial"/>
+          <w:b/>
+          <w:i w:val="0"/>
+          <w:color w:val="000000"/>
+          <w:sz w:val="18"/>
+          <w:highlight w:val="lightGray"/>
+        </w:rPr>
+        <w:t>t</w:t>
+      </w:r>
+      <w:r>
+        <w:rPr>
+          <w:rFonts w:ascii="Arial" w:hAnsi="Arial" w:eastAsia="Arial" w:cs="Arial"/>
+          <w:b/>
+          <w:i w:val="0"/>
+          <w:color w:val="000000"/>
+          <w:sz w:val="18"/>
+          <w:highlight w:val="lightGray"/>
+        </w:rPr>
+        <w:t>h</w:t>
+      </w:r>
+      <w:r>
+        <w:rPr>
+          <w:rFonts w:ascii="Arial" w:hAnsi="Arial" w:eastAsia="Arial" w:cs="Arial"/>
+          <w:b w:val="0"/>
+          <w:i w:val="0"/>
+          <w:color w:val="000000"/>
+          <w:sz w:val="18"/>
+          <w:highlight w:val="lightGray"/>
+        </w:rPr>
+        <w:t>:</w:t>
+      </w:r>
+      <w:r>
+        <w:rPr>
+          <w:rFonts w:ascii="Arial" w:hAnsi="Arial" w:eastAsia="Arial" w:cs="Arial"/>
+          <w:b w:val="0"/>
+          <w:i w:val="0"/>
+          <w:color w:val="000000"/>
+          <w:sz w:val="18"/>
+          <w:highlight w:val="lightGray"/>
+        </w:rPr>
+        <w:t xml:space="preserve"> </w:t>
+      </w:r>
+      <w:r>
+        <w:rPr>
+          <w:rFonts w:ascii="Arial" w:hAnsi="Arial" w:eastAsia="Arial" w:cs="Arial"/>
+          <w:b w:val="0"/>
+          <w:i w:val="0"/>
+          <w:color w:val="000000"/>
+          <w:sz w:val="18"/>
+          <w:highlight w:val="lightGray"/>
+        </w:rPr>
+        <w:t>P</w:t>
+      </w:r>
+      <w:r>
+        <w:rPr>
+          <w:rFonts w:ascii="Arial" w:hAnsi="Arial" w:eastAsia="Arial" w:cs="Arial"/>
+          <w:b w:val="0"/>
+          <w:i w:val="0"/>
+          <w:color w:val="000000"/>
+          <w:sz w:val="18"/>
+          <w:highlight w:val="lightGray"/>
+        </w:rPr>
+        <w:t>e</w:t>
+      </w:r>
+      <w:r>
+        <w:rPr>
+          <w:rFonts w:ascii="Arial" w:hAnsi="Arial" w:eastAsia="Arial" w:cs="Arial"/>
+          <w:b w:val="0"/>
+          <w:i w:val="0"/>
+          <w:color w:val="000000"/>
+          <w:sz w:val="18"/>
+          <w:highlight w:val="lightGray"/>
+        </w:rPr>
+        <w:t>r</w:t>
+      </w:r>
+      <w:r>
+        <w:rPr>
+          <w:rFonts w:ascii="Arial" w:hAnsi="Arial" w:eastAsia="Arial" w:cs="Arial"/>
+          <w:b w:val="0"/>
+          <w:i w:val="0"/>
+          <w:color w:val="000000"/>
+          <w:sz w:val="18"/>
+          <w:highlight w:val="lightGray"/>
+        </w:rPr>
+        <w:t>s</w:t>
+      </w:r>
+      <w:r>
+        <w:rPr>
+          <w:rFonts w:ascii="Arial" w:hAnsi="Arial" w:eastAsia="Arial" w:cs="Arial"/>
+          <w:b w:val="0"/>
+          <w:i w:val="0"/>
+          <w:color w:val="000000"/>
+          <w:sz w:val="18"/>
+          <w:highlight w:val="lightGray"/>
+        </w:rPr>
+        <w:t>o</w:t>
+      </w:r>
+      <w:r>
+        <w:rPr>
+          <w:rFonts w:ascii="Arial" w:hAnsi="Arial" w:eastAsia="Arial" w:cs="Arial"/>
+          <w:b w:val="0"/>
+          <w:i w:val="0"/>
+          <w:color w:val="000000"/>
+          <w:sz w:val="18"/>
+          <w:highlight w:val="lightGray"/>
+        </w:rPr>
+        <w:t>n</w:t>
+      </w:r>
+      <w:r>
+        <w:rPr>
+          <w:rFonts w:ascii="Arial" w:hAnsi="Arial" w:eastAsia="Arial" w:cs="Arial"/>
+          <w:b w:val="0"/>
+          <w:i w:val="0"/>
+          <w:color w:val="000000"/>
+          <w:sz w:val="18"/>
+          <w:highlight w:val="lightGray"/>
+        </w:rPr>
+        <w:t>s</w:t>
+      </w:r>
+      <w:r>
+        <w:rPr>
+          <w:rFonts w:ascii="Arial" w:hAnsi="Arial" w:eastAsia="Arial" w:cs="Arial"/>
+          <w:b w:val="0"/>
+          <w:i w:val="0"/>
+          <w:color w:val="000000"/>
+          <w:sz w:val="18"/>
+          <w:highlight w:val="lightGray"/>
+        </w:rPr>
+        <w:t xml:space="preserve"> </w:t>
+      </w:r>
+      <w:r>
+        <w:rPr>
+          <w:rFonts w:ascii="Arial" w:hAnsi="Arial" w:eastAsia="Arial" w:cs="Arial"/>
+          <w:b w:val="0"/>
+          <w:i w:val="0"/>
+          <w:color w:val="000000"/>
+          <w:sz w:val="18"/>
+          <w:highlight w:val="lightGray"/>
+        </w:rPr>
+        <w:t>T</w:t>
+      </w:r>
+      <w:r>
+        <w:rPr>
+          <w:rFonts w:ascii="Arial" w:hAnsi="Arial" w:eastAsia="Arial" w:cs="Arial"/>
+          <w:b w:val="0"/>
+          <w:i w:val="0"/>
+          <w:color w:val="000000"/>
+          <w:sz w:val="18"/>
+          <w:highlight w:val="lightGray"/>
+        </w:rPr>
+        <w:t>a</w:t>
+      </w:r>
+      <w:r>
+        <w:rPr>
+          <w:rFonts w:ascii="Arial" w:hAnsi="Arial" w:eastAsia="Arial" w:cs="Arial"/>
+          <w:b w:val="0"/>
+          <w:i w:val="0"/>
+          <w:color w:val="000000"/>
+          <w:sz w:val="18"/>
+          <w:highlight w:val="lightGray"/>
+        </w:rPr>
+        <w:t>b</w:t>
+      </w:r>
+      <w:r>
+        <w:rPr>
+          <w:rFonts w:ascii="Arial" w:hAnsi="Arial" w:eastAsia="Arial" w:cs="Arial"/>
+          <w:b w:val="0"/>
+          <w:i w:val="0"/>
+          <w:color w:val="000000"/>
+          <w:sz w:val="18"/>
+          <w:highlight w:val="lightGray"/>
+        </w:rPr>
+        <w:t>l</w:t>
+      </w:r>
+      <w:r>
+        <w:rPr>
+          <w:rFonts w:ascii="Arial" w:hAnsi="Arial" w:eastAsia="Arial" w:cs="Arial"/>
+          <w:b w:val="0"/>
+          <w:i w:val="0"/>
+          <w:color w:val="000000"/>
+          <w:sz w:val="18"/>
+          <w:highlight w:val="lightGray"/>
+        </w:rPr>
+        <w:t>e</w:t>
+      </w:r>
+      <w:r>
+        <w:rPr>
+          <w:rFonts w:ascii="Arial" w:hAnsi="Arial" w:eastAsia="Arial" w:cs="Arial"/>
+          <w:b w:val="0"/>
+          <w:i w:val="0"/>
+          <w:color w:val="000000"/>
+          <w:sz w:val="18"/>
+          <w:highlight w:val="lightGray"/>
+        </w:rPr>
+        <w:t xml:space="preserve"> </w:t>
+      </w:r>
+      <w:r>
+        <w:rPr>
+          <w:rFonts w:ascii="Arial" w:hAnsi="Arial" w:eastAsia="Arial" w:cs="Arial"/>
+          <w:b w:val="0"/>
+          <w:i w:val="0"/>
+          <w:color w:val="000000"/>
+          <w:sz w:val="18"/>
+          <w:highlight w:val="lightGray"/>
+        </w:rPr>
+        <w:t>-</w:t>
+      </w:r>
+      <w:r>
+        <w:rPr>
+          <w:rFonts w:ascii="Arial" w:hAnsi="Arial" w:eastAsia="Arial" w:cs="Arial"/>
+          <w:b w:val="0"/>
+          <w:i w:val="0"/>
+          <w:color w:val="000000"/>
+          <w:sz w:val="18"/>
+          <w:highlight w:val="lightGray"/>
+        </w:rPr>
+        <w:t>&gt;</w:t>
+      </w:r>
+      <w:r>
+        <w:rPr>
+          <w:rFonts w:ascii="Arial" w:hAnsi="Arial" w:eastAsia="Arial" w:cs="Arial"/>
+          <w:b w:val="0"/>
+          <w:i w:val="0"/>
+          <w:color w:val="000000"/>
+          <w:sz w:val="18"/>
+          <w:highlight w:val="lightGray"/>
+        </w:rPr>
+        <w:t xml:space="preserve"> </w:t>
+      </w:r>
+      <w:r>
+        <w:rPr>
+          <w:rFonts w:ascii="Arial" w:hAnsi="Arial" w:eastAsia="Arial" w:cs="Arial"/>
+          <w:b w:val="0"/>
+          <w:i w:val="0"/>
+          <w:color w:val="000000"/>
+          <w:sz w:val="18"/>
+          <w:highlight w:val="lightGray"/>
+        </w:rPr>
+        <w:t>I</w:t>
+      </w:r>
+      <w:r>
+        <w:rPr>
+          <w:rFonts w:ascii="Arial" w:hAnsi="Arial" w:eastAsia="Arial" w:cs="Arial"/>
+          <w:b w:val="0"/>
+          <w:i w:val="0"/>
+          <w:color w:val="000000"/>
+          <w:sz w:val="18"/>
+          <w:highlight w:val="lightGray"/>
+        </w:rPr>
+        <w:t>D</w:t>
+      </w:r>
+      <w:r>
+        <w:rPr>
+          <w:rFonts w:ascii="Arial" w:hAnsi="Arial" w:eastAsia="Arial" w:cs="Arial"/>
+          <w:b w:val="0"/>
+          <w:i w:val="0"/>
+          <w:color w:val="000000"/>
+          <w:sz w:val="18"/>
+          <w:highlight w:val="lightGray"/>
+        </w:rPr>
+        <w:t xml:space="preserve"> </w:t>
+      </w:r>
+      <w:r>
+        <w:rPr>
+          <w:rFonts w:ascii="Arial" w:hAnsi="Arial" w:eastAsia="Arial" w:cs="Arial"/>
+          <w:b w:val="0"/>
+          <w:i w:val="0"/>
+          <w:color w:val="000000"/>
+          <w:sz w:val="18"/>
+          <w:highlight w:val="lightGray"/>
+        </w:rPr>
+        <w:t>C</w:t>
+      </w:r>
+      <w:r>
+        <w:rPr>
+          <w:rFonts w:ascii="Arial" w:hAnsi="Arial" w:eastAsia="Arial" w:cs="Arial"/>
+          <w:b w:val="0"/>
+          <w:i w:val="0"/>
+          <w:color w:val="000000"/>
+          <w:sz w:val="18"/>
+          <w:highlight w:val="lightGray"/>
+        </w:rPr>
+        <w:t>o</w:t>
+      </w:r>
+      <w:r>
+        <w:rPr>
+          <w:rFonts w:ascii="Arial" w:hAnsi="Arial" w:eastAsia="Arial" w:cs="Arial"/>
+          <w:b w:val="0"/>
+          <w:i w:val="0"/>
+          <w:color w:val="000000"/>
+          <w:sz w:val="18"/>
+          <w:highlight w:val="lightGray"/>
+        </w:rPr>
+        <w:t>l</w:t>
+      </w:r>
+      <w:r>
+        <w:rPr>
+          <w:rFonts w:ascii="Arial" w:hAnsi="Arial" w:eastAsia="Arial" w:cs="Arial"/>
+          <w:b w:val="0"/>
+          <w:i w:val="0"/>
+          <w:color w:val="000000"/>
+          <w:sz w:val="18"/>
+          <w:highlight w:val="lightGray"/>
+        </w:rPr>
+        <w:t>u</w:t>
+      </w:r>
+      <w:r>
+        <w:rPr>
+          <w:rFonts w:ascii="Arial" w:hAnsi="Arial" w:eastAsia="Arial" w:cs="Arial"/>
+          <w:b w:val="0"/>
+          <w:i w:val="0"/>
+          <w:color w:val="000000"/>
+          <w:sz w:val="18"/>
+          <w:highlight w:val="lightGray"/>
+        </w:rPr>
+        <w:t>m</w:t>
+      </w:r>
+      <w:r>
+        <w:rPr>
+          <w:rFonts w:ascii="Arial" w:hAnsi="Arial" w:eastAsia="Arial" w:cs="Arial"/>
+          <w:b w:val="0"/>
+          <w:i w:val="0"/>
+          <w:color w:val="000000"/>
+          <w:sz w:val="18"/>
+          <w:highlight w:val="lightGray"/>
+        </w:rPr>
+        <w:t>n</w:t>
+      </w:r>
+      <w:r>
+        <w:rPr>
+          <w:rFonts w:ascii="Arial" w:hAnsi="Arial" w:eastAsia="Arial" w:cs="Arial"/>
+          <w:b w:val="0"/>
+          <w:i w:val="0"/>
+          <w:color w:val="000000"/>
+          <w:sz w:val="18"/>
+          <w:highlight w:val="lightGray"/>
+        </w:rPr>
+        <w:t>:</w:t>
+      </w:r>
+      <w:r>
+        <w:rPr>
+          <w:rFonts w:ascii="Arial" w:hAnsi="Arial" w:eastAsia="Arial" w:cs="Arial"/>
+          <w:b w:val="0"/>
+          <w:i w:val="0"/>
+          <w:color w:val="000000"/>
+          <w:sz w:val="18"/>
+          <w:highlight w:val="lightGray"/>
+        </w:rPr>
+        <w:t xml:space="preserve"> </w:t>
+      </w:r>
+      <w:r>
+        <w:rPr>
+          <w:rFonts w:ascii="Arial" w:hAnsi="Arial" w:eastAsia="Arial" w:cs="Arial"/>
+          <w:b w:val="0"/>
+          <w:i w:val="0"/>
+          <w:color w:val="000000"/>
+          <w:sz w:val="18"/>
+          <w:highlight w:val="lightGray"/>
+        </w:rPr>
+        <w:t>1</w:t>
+      </w:r>
+      <w:r>
+        <w:rPr>
+          <w:rFonts w:ascii="Arial" w:hAnsi="Arial" w:eastAsia="Arial" w:cs="Arial"/>
+          <w:b w:val="0"/>
+          <w:i w:val="0"/>
+          <w:color w:val="000000"/>
+          <w:sz w:val="18"/>
+          <w:highlight w:val="lightGray"/>
+        </w:rPr>
+        <w:t>,</w:t>
+      </w:r>
+      <w:r>
+        <w:rPr>
+          <w:rFonts w:ascii="Arial" w:hAnsi="Arial" w:eastAsia="Arial" w:cs="Arial"/>
+          <w:b w:val="0"/>
+          <w:i w:val="0"/>
+          <w:color w:val="000000"/>
+          <w:sz w:val="18"/>
+          <w:highlight w:val="lightGray"/>
+        </w:rPr>
+        <w:t xml:space="preserve"> </w:t>
+      </w:r>
+      <w:r>
+        <w:rPr>
+          <w:rFonts w:ascii="Arial" w:hAnsi="Arial" w:eastAsia="Arial" w:cs="Arial"/>
+          <w:b w:val="0"/>
+          <w:i w:val="0"/>
+          <w:color w:val="000000"/>
+          <w:sz w:val="18"/>
+          <w:highlight w:val="lightGray"/>
+        </w:rPr>
+        <w:t>N</w:t>
+      </w:r>
+      <w:r>
+        <w:rPr>
+          <w:rFonts w:ascii="Arial" w:hAnsi="Arial" w:eastAsia="Arial" w:cs="Arial"/>
+          <w:b w:val="0"/>
+          <w:i w:val="0"/>
+          <w:color w:val="000000"/>
+          <w:sz w:val="18"/>
+          <w:highlight w:val="lightGray"/>
+        </w:rPr>
+        <w:t>a</w:t>
+      </w:r>
+      <w:r>
+        <w:rPr>
+          <w:rFonts w:ascii="Arial" w:hAnsi="Arial" w:eastAsia="Arial" w:cs="Arial"/>
+          <w:b w:val="0"/>
+          <w:i w:val="0"/>
+          <w:color w:val="000000"/>
+          <w:sz w:val="18"/>
+          <w:highlight w:val="lightGray"/>
+        </w:rPr>
+        <w:t>m</w:t>
+      </w:r>
+      <w:r>
+        <w:rPr>
+          <w:rFonts w:ascii="Arial" w:hAnsi="Arial" w:eastAsia="Arial" w:cs="Arial"/>
+          <w:b w:val="0"/>
+          <w:i w:val="0"/>
+          <w:color w:val="000000"/>
+          <w:sz w:val="18"/>
+          <w:highlight w:val="lightGray"/>
+        </w:rPr>
+        <w:t>e</w:t>
+      </w:r>
+      <w:r>
+        <w:rPr>
+          <w:rFonts w:ascii="Arial" w:hAnsi="Arial" w:eastAsia="Arial" w:cs="Arial"/>
+          <w:b w:val="0"/>
+          <w:i w:val="0"/>
+          <w:color w:val="000000"/>
+          <w:sz w:val="18"/>
+          <w:highlight w:val="lightGray"/>
+        </w:rPr>
+        <w:t>_</w:t>
+      </w:r>
+      <w:r>
+        <w:rPr>
+          <w:rFonts w:ascii="Arial" w:hAnsi="Arial" w:eastAsia="Arial" w:cs="Arial"/>
+          <w:b w:val="0"/>
+          <w:i w:val="0"/>
+          <w:color w:val="000000"/>
+          <w:sz w:val="18"/>
+          <w:highlight w:val="lightGray"/>
+        </w:rPr>
+        <w:t>E</w:t>
+      </w:r>
+      <w:r>
+        <w:rPr>
+          <w:rFonts w:ascii="Arial" w:hAnsi="Arial" w:eastAsia="Arial" w:cs="Arial"/>
+          <w:b w:val="0"/>
+          <w:i w:val="0"/>
+          <w:color w:val="000000"/>
+          <w:sz w:val="18"/>
+          <w:highlight w:val="lightGray"/>
+        </w:rPr>
+        <w:t>n</w:t>
+      </w:r>
+      <w:r>
+        <w:rPr>
+          <w:rFonts w:ascii="Arial" w:hAnsi="Arial" w:eastAsia="Arial" w:cs="Arial"/>
+          <w:b w:val="0"/>
+          <w:i w:val="0"/>
+          <w:color w:val="000000"/>
+          <w:sz w:val="18"/>
+          <w:highlight w:val="lightGray"/>
+        </w:rPr>
+        <w:t xml:space="preserve"> </w:t>
+      </w:r>
+      <w:r>
+        <w:rPr>
+          <w:rFonts w:ascii="Arial" w:hAnsi="Arial" w:eastAsia="Arial" w:cs="Arial"/>
+          <w:b w:val="0"/>
+          <w:i w:val="0"/>
+          <w:color w:val="000000"/>
+          <w:sz w:val="18"/>
+          <w:highlight w:val="lightGray"/>
+        </w:rPr>
+        <w:t>C</w:t>
+      </w:r>
+      <w:r>
+        <w:rPr>
+          <w:rFonts w:ascii="Arial" w:hAnsi="Arial" w:eastAsia="Arial" w:cs="Arial"/>
+          <w:b w:val="0"/>
+          <w:i w:val="0"/>
+          <w:color w:val="000000"/>
+          <w:sz w:val="18"/>
+          <w:highlight w:val="lightGray"/>
+        </w:rPr>
+        <w:t>o</w:t>
+      </w:r>
+      <w:r>
+        <w:rPr>
+          <w:rFonts w:ascii="Arial" w:hAnsi="Arial" w:eastAsia="Arial" w:cs="Arial"/>
+          <w:b w:val="0"/>
+          <w:i w:val="0"/>
+          <w:color w:val="000000"/>
+          <w:sz w:val="18"/>
+          <w:highlight w:val="lightGray"/>
+        </w:rPr>
+        <w:t>l</w:t>
+      </w:r>
+      <w:r>
+        <w:rPr>
+          <w:rFonts w:ascii="Arial" w:hAnsi="Arial" w:eastAsia="Arial" w:cs="Arial"/>
+          <w:b w:val="0"/>
+          <w:i w:val="0"/>
+          <w:color w:val="000000"/>
+          <w:sz w:val="18"/>
+          <w:highlight w:val="lightGray"/>
+        </w:rPr>
+        <w:t>u</w:t>
+      </w:r>
+      <w:r>
+        <w:rPr>
+          <w:rFonts w:ascii="Arial" w:hAnsi="Arial" w:eastAsia="Arial" w:cs="Arial"/>
+          <w:b w:val="0"/>
+          <w:i w:val="0"/>
+          <w:color w:val="000000"/>
+          <w:sz w:val="18"/>
+          <w:highlight w:val="lightGray"/>
+        </w:rPr>
+        <w:t>m</w:t>
+      </w:r>
+      <w:r>
+        <w:rPr>
+          <w:rFonts w:ascii="Arial" w:hAnsi="Arial" w:eastAsia="Arial" w:cs="Arial"/>
+          <w:b w:val="0"/>
+          <w:i w:val="0"/>
+          <w:color w:val="000000"/>
+          <w:sz w:val="18"/>
+          <w:highlight w:val="lightGray"/>
+        </w:rPr>
+        <w:t>n</w:t>
+      </w:r>
+      <w:r>
+        <w:rPr>
+          <w:rFonts w:ascii="Arial" w:hAnsi="Arial" w:eastAsia="Arial" w:cs="Arial"/>
+          <w:b w:val="0"/>
+          <w:i w:val="0"/>
+          <w:color w:val="000000"/>
+          <w:sz w:val="18"/>
+          <w:highlight w:val="lightGray"/>
+        </w:rPr>
+        <w:t>:</w:t>
+      </w:r>
+      <w:r>
+        <w:rPr>
+          <w:rFonts w:ascii="Arial" w:hAnsi="Arial" w:eastAsia="Arial" w:cs="Arial"/>
+          <w:b w:val="0"/>
+          <w:i w:val="0"/>
+          <w:color w:val="000000"/>
+          <w:sz w:val="18"/>
+          <w:highlight w:val="lightGray"/>
+        </w:rPr>
+        <w:t xml:space="preserve"> </w:t>
+      </w:r>
+      <w:r>
+        <w:rPr>
+          <w:rFonts w:ascii="Arial" w:hAnsi="Arial" w:eastAsia="Arial" w:cs="Arial"/>
+          <w:b w:val="0"/>
+          <w:i w:val="0"/>
+          <w:color w:val="000000"/>
+          <w:sz w:val="18"/>
+          <w:highlight w:val="lightGray"/>
+        </w:rPr>
+        <w:t>M</w:t>
+      </w:r>
+      <w:r>
+        <w:rPr>
+          <w:rFonts w:ascii="Arial" w:hAnsi="Arial" w:eastAsia="Arial" w:cs="Arial"/>
+          <w:b w:val="0"/>
+          <w:i w:val="0"/>
+          <w:color w:val="000000"/>
+          <w:sz w:val="18"/>
+          <w:highlight w:val="lightGray"/>
+        </w:rPr>
+        <w:t>o</w:t>
+      </w:r>
+      <w:r>
+        <w:rPr>
+          <w:rFonts w:ascii="Arial" w:hAnsi="Arial" w:eastAsia="Arial" w:cs="Arial"/>
+          <w:b w:val="0"/>
+          <w:i w:val="0"/>
+          <w:color w:val="000000"/>
+          <w:sz w:val="18"/>
+          <w:highlight w:val="lightGray"/>
+        </w:rPr>
+        <w:t>t</w:t>
+      </w:r>
+      <w:r>
+        <w:rPr>
+          <w:rFonts w:ascii="Arial" w:hAnsi="Arial" w:eastAsia="Arial" w:cs="Arial"/>
+          <w:b w:val="0"/>
+          <w:i w:val="0"/>
+          <w:color w:val="000000"/>
+          <w:sz w:val="18"/>
+          <w:highlight w:val="lightGray"/>
+        </w:rPr>
+        <w:t>a</w:t>
+      </w:r>
+      <w:r>
+        <w:rPr>
+          <w:rFonts w:ascii="Arial" w:hAnsi="Arial" w:eastAsia="Arial" w:cs="Arial"/>
+          <w:b w:val="0"/>
+          <w:i w:val="0"/>
+          <w:color w:val="000000"/>
+          <w:sz w:val="18"/>
+          <w:highlight w:val="lightGray"/>
+        </w:rPr>
+        <w:t>s</w:t>
+      </w:r>
+      <w:r>
+        <w:rPr>
+          <w:rFonts w:ascii="Arial" w:hAnsi="Arial" w:eastAsia="Arial" w:cs="Arial"/>
+          <w:b w:val="0"/>
+          <w:i w:val="0"/>
+          <w:color w:val="000000"/>
+          <w:sz w:val="18"/>
+          <w:highlight w:val="lightGray"/>
+        </w:rPr>
+        <w:t>e</w:t>
+      </w:r>
+      <w:r>
+        <w:rPr>
+          <w:rFonts w:ascii="Arial" w:hAnsi="Arial" w:eastAsia="Arial" w:cs="Arial"/>
+          <w:b w:val="0"/>
+          <w:i w:val="0"/>
+          <w:color w:val="000000"/>
+          <w:sz w:val="18"/>
+          <w:highlight w:val="lightGray"/>
+        </w:rPr>
+        <w:t>m</w:t>
+      </w:r>
+      <w:r>
+        <w:rPr>
+          <w:rFonts w:ascii="Arial" w:hAnsi="Arial" w:eastAsia="Arial" w:cs="Arial"/>
+          <w:b w:val="0"/>
+          <w:i w:val="0"/>
+          <w:color w:val="000000"/>
+          <w:sz w:val="18"/>
+          <w:highlight w:val="lightGray"/>
+        </w:rPr>
+        <w:t xml:space="preserve"> </w:t>
+      </w:r>
+      <w:r>
+        <w:rPr>
+          <w:rFonts w:ascii="Arial" w:hAnsi="Arial" w:eastAsia="Arial" w:cs="Arial"/>
+          <w:b w:val="0"/>
+          <w:i w:val="0"/>
+          <w:color w:val="000000"/>
+          <w:sz w:val="18"/>
+          <w:highlight w:val="lightGray"/>
+        </w:rPr>
+        <w:t>E</w:t>
+      </w:r>
+      <w:r>
+        <w:rPr>
+          <w:rFonts w:ascii="Arial" w:hAnsi="Arial" w:eastAsia="Arial" w:cs="Arial"/>
+          <w:b w:val="0"/>
+          <w:i w:val="0"/>
+          <w:color w:val="000000"/>
+          <w:sz w:val="18"/>
+          <w:highlight w:val="lightGray"/>
+        </w:rPr>
+        <w:t>s</w:t>
+      </w:r>
+      <w:r>
+        <w:rPr>
+          <w:rFonts w:ascii="Arial" w:hAnsi="Arial" w:eastAsia="Arial" w:cs="Arial"/>
+          <w:b w:val="0"/>
+          <w:i w:val="0"/>
+          <w:color w:val="000000"/>
+          <w:sz w:val="18"/>
+          <w:highlight w:val="lightGray"/>
+        </w:rPr>
+        <w:t>s</w:t>
+      </w:r>
+      <w:r>
+        <w:rPr>
+          <w:rFonts w:ascii="Arial" w:hAnsi="Arial" w:eastAsia="Arial" w:cs="Arial"/>
+          <w:b w:val="0"/>
+          <w:i w:val="0"/>
+          <w:color w:val="000000"/>
+          <w:sz w:val="18"/>
+          <w:highlight w:val="lightGray"/>
+        </w:rPr>
+        <w:t>a</w:t>
+      </w:r>
+      <w:r>
+        <w:rPr>
+          <w:rFonts w:ascii="Arial" w:hAnsi="Arial" w:eastAsia="Arial" w:cs="Arial"/>
+          <w:b w:val="0"/>
+          <w:i w:val="0"/>
+          <w:color w:val="000000"/>
+          <w:sz w:val="18"/>
+          <w:highlight w:val="lightGray"/>
+        </w:rPr>
+        <w:t>m</w:t>
+      </w:r>
+      <w:r>
+        <w:rPr>
+          <w:rFonts w:ascii="Arial" w:hAnsi="Arial" w:eastAsia="Arial" w:cs="Arial"/>
+          <w:b w:val="0"/>
+          <w:i w:val="0"/>
+          <w:color w:val="000000"/>
+          <w:sz w:val="18"/>
+          <w:highlight w:val="lightGray"/>
+        </w:rPr>
+        <w:t>]</w:t>
+      </w:r>
+      <w:r>
+        <w:rPr>
+          <w:rFonts w:ascii="Arial" w:hAnsi="Arial" w:eastAsia="Arial" w:cs="Arial"/>
+          <w:b w:val="0"/>
+          <w:i w:val="0"/>
+          <w:color w:val="000000"/>
+          <w:sz w:val="18"/>
+          <w:highlight w:val="lightGray"/>
+        </w:rPr>
+        <w:t xml:space="preserve"> </w:t>
+      </w:r>
+      <w:r>
+        <w:rPr>
+          <w:rFonts w:ascii="Arial" w:hAnsi="Arial" w:eastAsia="Arial" w:cs="Arial"/>
+          <w:b w:val="0"/>
+          <w:i w:val="0"/>
+          <w:color w:val="000000"/>
+          <w:sz w:val="18"/>
+          <w:highlight w:val="lightGray"/>
+        </w:rPr>
+        <w:t>-</w:t>
+      </w:r>
+      <w:r>
+        <w:rPr>
+          <w:rFonts w:ascii="Arial" w:hAnsi="Arial" w:eastAsia="Arial" w:cs="Arial"/>
+          <w:b w:val="0"/>
+          <w:i w:val="0"/>
+          <w:color w:val="000000"/>
+          <w:sz w:val="18"/>
+          <w:highlight w:val="lightGray"/>
+        </w:rPr>
+        <w:t>&gt;</w:t>
+      </w:r>
+      <w:r>
+        <w:rPr>
+          <w:rFonts w:ascii="Arial" w:hAnsi="Arial" w:eastAsia="Arial" w:cs="Arial"/>
+          <w:b w:val="0"/>
+          <w:i w:val="0"/>
+          <w:color w:val="000000"/>
+          <w:sz w:val="18"/>
+          <w:highlight w:val="lightGray"/>
+        </w:rPr>
+        <w:t xml:space="preserve"> </w:t>
+      </w:r>
+      <w:r>
+        <w:rPr>
+          <w:rFonts w:ascii="Arial" w:hAnsi="Arial" w:eastAsia="Arial" w:cs="Arial"/>
+          <w:b/>
+          <w:i w:val="0"/>
+          <w:color w:val="000000"/>
+          <w:sz w:val="18"/>
+          <w:highlight w:val="lightGray"/>
+        </w:rPr>
+        <w:t>F</w:t>
+      </w:r>
+      <w:r>
+        <w:rPr>
+          <w:rFonts w:ascii="Arial" w:hAnsi="Arial" w:eastAsia="Arial" w:cs="Arial"/>
+          <w:b/>
+          <w:i w:val="0"/>
+          <w:color w:val="000000"/>
+          <w:sz w:val="18"/>
+          <w:highlight w:val="lightGray"/>
+        </w:rPr>
+        <w:t>r</w:t>
+      </w:r>
+      <w:r>
+        <w:rPr>
+          <w:rFonts w:ascii="Arial" w:hAnsi="Arial" w:eastAsia="Arial" w:cs="Arial"/>
+          <w:b/>
+          <w:i w:val="0"/>
+          <w:color w:val="000000"/>
+          <w:sz w:val="18"/>
+          <w:highlight w:val="lightGray"/>
+        </w:rPr>
+        <w:t>o</w:t>
+      </w:r>
+      <w:r>
+        <w:rPr>
+          <w:rFonts w:ascii="Arial" w:hAnsi="Arial" w:eastAsia="Arial" w:cs="Arial"/>
+          <w:b/>
+          <w:i w:val="0"/>
+          <w:color w:val="000000"/>
+          <w:sz w:val="18"/>
+          <w:highlight w:val="lightGray"/>
+        </w:rPr>
+        <w:t>m</w:t>
+      </w:r>
+      <w:r>
+        <w:rPr>
+          <w:rFonts w:ascii="Arial" w:hAnsi="Arial" w:eastAsia="Arial" w:cs="Arial"/>
+          <w:b/>
+          <w:i w:val="0"/>
+          <w:color w:val="000000"/>
+          <w:sz w:val="18"/>
+          <w:highlight w:val="lightGray"/>
+        </w:rPr>
+        <w:t>:</w:t>
+      </w:r>
+      <w:r>
+        <w:rPr>
+          <w:rFonts w:ascii="Arial" w:hAnsi="Arial" w:eastAsia="Arial" w:cs="Arial"/>
+          <w:b w:val="0"/>
+          <w:i w:val="0"/>
+          <w:color w:val="000000"/>
+          <w:sz w:val="18"/>
+          <w:highlight w:val="lightGray"/>
+        </w:rPr>
+        <w:t xml:space="preserve"> </w:t>
+      </w:r>
+      <w:r>
+        <w:rPr>
+          <w:rFonts w:ascii="Arial" w:hAnsi="Arial" w:eastAsia="Arial" w:cs="Arial"/>
+          <w:b w:val="0"/>
+          <w:i w:val="0"/>
+          <w:color w:val="000000"/>
+          <w:sz w:val="18"/>
+          <w:highlight w:val="lightGray"/>
+        </w:rPr>
+        <w:t>[</w:t>
+      </w:r>
+      <w:r>
+        <w:rPr>
+          <w:rFonts w:ascii="Arial" w:hAnsi="Arial" w:eastAsia="Arial" w:cs="Arial"/>
+          <w:b w:val="0"/>
+          <w:i w:val="0"/>
+          <w:color w:val="000000"/>
+          <w:sz w:val="18"/>
+          <w:highlight w:val="lightGray"/>
+        </w:rPr>
+        <w:t>C</w:t>
+      </w:r>
+      <w:r>
+        <w:rPr>
+          <w:rFonts w:ascii="Arial" w:hAnsi="Arial" w:eastAsia="Arial" w:cs="Arial"/>
+          <w:b w:val="0"/>
+          <w:i w:val="0"/>
+          <w:color w:val="000000"/>
+          <w:sz w:val="18"/>
+          <w:highlight w:val="lightGray"/>
+        </w:rPr>
+        <w:t>h</w:t>
+      </w:r>
+      <w:r>
+        <w:rPr>
+          <w:rFonts w:ascii="Arial" w:hAnsi="Arial" w:eastAsia="Arial" w:cs="Arial"/>
+          <w:b w:val="0"/>
+          <w:i w:val="0"/>
+          <w:color w:val="000000"/>
+          <w:sz w:val="18"/>
+          <w:highlight w:val="lightGray"/>
+        </w:rPr>
+        <w:t>a</w:t>
+      </w:r>
+      <w:r>
+        <w:rPr>
+          <w:rFonts w:ascii="Arial" w:hAnsi="Arial" w:eastAsia="Arial" w:cs="Arial"/>
+          <w:b w:val="0"/>
+          <w:i w:val="0"/>
+          <w:color w:val="000000"/>
+          <w:sz w:val="18"/>
+          <w:highlight w:val="lightGray"/>
+        </w:rPr>
+        <w:t>t</w:t>
+      </w:r>
+      <w:r>
+        <w:rPr>
+          <w:rFonts w:ascii="Arial" w:hAnsi="Arial" w:eastAsia="Arial" w:cs="Arial"/>
+          <w:b w:val="0"/>
+          <w:i w:val="0"/>
+          <w:color w:val="000000"/>
+          <w:sz w:val="18"/>
+          <w:highlight w:val="lightGray"/>
+        </w:rPr>
+        <w:t>G</w:t>
+      </w:r>
+      <w:r>
+        <w:rPr>
+          <w:rFonts w:ascii="Arial" w:hAnsi="Arial" w:eastAsia="Arial" w:cs="Arial"/>
+          <w:b w:val="0"/>
+          <w:i w:val="0"/>
+          <w:color w:val="000000"/>
+          <w:sz w:val="18"/>
+          <w:highlight w:val="lightGray"/>
+        </w:rPr>
+        <w:t>P</w:t>
+      </w:r>
+      <w:r>
+        <w:rPr>
+          <w:rFonts w:ascii="Arial" w:hAnsi="Arial" w:eastAsia="Arial" w:cs="Arial"/>
+          <w:b w:val="0"/>
+          <w:i w:val="0"/>
+          <w:color w:val="000000"/>
+          <w:sz w:val="18"/>
+          <w:highlight w:val="lightGray"/>
+        </w:rPr>
+        <w:t>T</w:t>
+      </w:r>
+      <w:r>
+        <w:rPr>
+          <w:rFonts w:ascii="Arial" w:hAnsi="Arial" w:eastAsia="Arial" w:cs="Arial"/>
+          <w:b w:val="0"/>
+          <w:i w:val="0"/>
+          <w:color w:val="000000"/>
+          <w:sz w:val="18"/>
+          <w:highlight w:val="lightGray"/>
+        </w:rPr>
+        <w:t>]</w:t>
+      </w:r>
+      <w:r>
+        <w:rPr>
+          <w:rFonts w:ascii="Arial" w:hAnsi="Arial" w:eastAsia="Arial" w:cs="Arial"/>
+          <w:b w:val="0"/>
+          <w:i w:val="0"/>
+          <w:color w:val="000000"/>
+          <w:sz w:val="18"/>
+          <w:highlight w:val="lightGray"/>
+        </w:rPr>
+        <w:t xml:space="preserve"> </w:t>
+      </w:r>
+      <w:r>
+        <w:rPr>
+          <w:rFonts w:ascii="Arial" w:hAnsi="Arial" w:eastAsia="Arial" w:cs="Arial"/>
+          <w:b/>
+          <w:i w:val="0"/>
+          <w:color w:val="000000"/>
+          <w:sz w:val="18"/>
+          <w:highlight w:val="lightGray"/>
+        </w:rPr>
+        <w:t>o</w:t>
+      </w:r>
+      <w:r>
+        <w:rPr>
+          <w:rFonts w:ascii="Arial" w:hAnsi="Arial" w:eastAsia="Arial" w:cs="Arial"/>
+          <w:b/>
+          <w:i w:val="0"/>
+          <w:color w:val="000000"/>
+          <w:sz w:val="18"/>
+          <w:highlight w:val="lightGray"/>
+        </w:rPr>
+        <w:t>n</w:t>
+      </w:r>
+      <w:r>
+        <w:rPr>
+          <w:rFonts w:ascii="Arial" w:hAnsi="Arial" w:eastAsia="Arial" w:cs="Arial"/>
+          <w:b/>
+          <w:i w:val="0"/>
+          <w:color w:val="000000"/>
+          <w:sz w:val="18"/>
+          <w:highlight w:val="lightGray"/>
+        </w:rPr>
+        <w:t xml:space="preserve"> </w:t>
+      </w:r>
+      <w:r>
+        <w:rPr>
+          <w:rFonts w:ascii="Arial" w:hAnsi="Arial" w:eastAsia="Arial" w:cs="Arial"/>
+          <w:b w:val="0"/>
+          <w:i w:val="0"/>
+          <w:color w:val="000000"/>
+          <w:sz w:val="18"/>
+          <w:highlight w:val="lightGray"/>
+        </w:rPr>
+        <w:t>[</w:t>
+      </w:r>
+      <w:r>
+        <w:rPr>
+          <w:rFonts w:ascii="Arial" w:hAnsi="Arial" w:eastAsia="Arial" w:cs="Arial"/>
+          <w:b w:val="0"/>
+          <w:i w:val="0"/>
+          <w:color w:val="000000"/>
+          <w:sz w:val="18"/>
+          <w:highlight w:val="lightGray"/>
+        </w:rPr>
+        <w:t>8</w:t>
+      </w:r>
+      <w:r>
+        <w:rPr>
+          <w:rFonts w:ascii="Arial" w:hAnsi="Arial" w:eastAsia="Arial" w:cs="Arial"/>
+          <w:b w:val="0"/>
+          <w:i w:val="0"/>
+          <w:color w:val="000000"/>
+          <w:sz w:val="18"/>
+          <w:highlight w:val="lightGray"/>
+        </w:rPr>
+        <w:t>/</w:t>
+      </w:r>
+      <w:r>
+        <w:rPr>
+          <w:rFonts w:ascii="Arial" w:hAnsi="Arial" w:eastAsia="Arial" w:cs="Arial"/>
+          <w:b w:val="0"/>
+          <w:i w:val="0"/>
+          <w:color w:val="000000"/>
+          <w:sz w:val="18"/>
+          <w:highlight w:val="lightGray"/>
+        </w:rPr>
+        <w:t>7</w:t>
+      </w:r>
+      <w:r>
+        <w:rPr>
+          <w:rFonts w:ascii="Arial" w:hAnsi="Arial" w:eastAsia="Arial" w:cs="Arial"/>
+          <w:b w:val="0"/>
+          <w:i w:val="0"/>
+          <w:color w:val="000000"/>
+          <w:sz w:val="18"/>
+          <w:highlight w:val="lightGray"/>
+        </w:rPr>
+        <w:t>/</w:t>
+      </w:r>
+      <w:r>
+        <w:rPr>
+          <w:rFonts w:ascii="Arial" w:hAnsi="Arial" w:eastAsia="Arial" w:cs="Arial"/>
+          <w:b w:val="0"/>
+          <w:i w:val="0"/>
+          <w:color w:val="000000"/>
+          <w:sz w:val="18"/>
+          <w:highlight w:val="lightGray"/>
+        </w:rPr>
+        <w:t>2</w:t>
+      </w:r>
+      <w:r>
+        <w:rPr>
+          <w:rFonts w:ascii="Arial" w:hAnsi="Arial" w:eastAsia="Arial" w:cs="Arial"/>
+          <w:b w:val="0"/>
+          <w:i w:val="0"/>
+          <w:color w:val="000000"/>
+          <w:sz w:val="18"/>
+          <w:highlight w:val="lightGray"/>
+        </w:rPr>
+        <w:t>0</w:t>
+      </w:r>
+      <w:r>
+        <w:rPr>
+          <w:rFonts w:ascii="Arial" w:hAnsi="Arial" w:eastAsia="Arial" w:cs="Arial"/>
+          <w:b w:val="0"/>
+          <w:i w:val="0"/>
+          <w:color w:val="000000"/>
+          <w:sz w:val="18"/>
+          <w:highlight w:val="lightGray"/>
+        </w:rPr>
+        <w:t>2</w:t>
+      </w:r>
+      <w:r>
+        <w:rPr>
+          <w:rFonts w:ascii="Arial" w:hAnsi="Arial" w:eastAsia="Arial" w:cs="Arial"/>
+          <w:b w:val="0"/>
+          <w:i w:val="0"/>
+          <w:color w:val="000000"/>
+          <w:sz w:val="18"/>
+          <w:highlight w:val="lightGray"/>
+        </w:rPr>
+        <w:t>5</w:t>
+      </w:r>
+      <w:r>
+        <w:rPr>
+          <w:rFonts w:ascii="Arial" w:hAnsi="Arial" w:eastAsia="Arial" w:cs="Arial"/>
+          <w:b w:val="0"/>
+          <w:i w:val="0"/>
+          <w:color w:val="000000"/>
+          <w:sz w:val="18"/>
+          <w:highlight w:val="lightGray"/>
+        </w:rPr>
+        <w:t>]</w:t>
       </w:r>
     </w:p>
     <w:p>
@@ -398,78 +3328,1543 @@
       </w:pPr>
       <w:r>
         <w:rPr>
-          <w:rFonts w:ascii="Arial" w:eastAsia="Arial" w:hAnsi="Arial" w:cs="Arial"/>
-          <w:b/>
-          <w:color w:val="000000"/>
-          <w:sz w:val="18"/>
-          <w:highlight w:val="lightGray"/>
-        </w:rPr>
-        <w:t># Source: AI Source: Provided by: [Data Path</w:t>
-      </w:r>
-      <w:r>
-        <w:rPr>
-          <w:rFonts w:ascii="Arial" w:eastAsia="Arial" w:hAnsi="Arial" w:cs="Arial"/>
-          <w:color w:val="000000"/>
-          <w:sz w:val="18"/>
-          <w:highlight w:val="lightGray"/>
-        </w:rPr>
-        <w:t xml:space="preserve">: Persons Table -&gt; ID Column: 1, Name_En Column: Motasem Essam] -&gt; </w:t>
-      </w:r>
-      <w:r>
-        <w:rPr>
-          <w:rFonts w:ascii="Arial" w:eastAsia="Arial" w:hAnsi="Arial" w:cs="Arial"/>
-          <w:b/>
-          <w:color w:val="000000"/>
-          <w:sz w:val="18"/>
-          <w:highlight w:val="lightGray"/>
-        </w:rPr>
-        <w:t>From:</w:t>
-      </w:r>
-      <w:r>
-        <w:rPr>
-          <w:rFonts w:ascii="Arial" w:eastAsia="Arial" w:hAnsi="Arial" w:cs="Arial"/>
-          <w:color w:val="000000"/>
-          <w:sz w:val="18"/>
-          <w:highlight w:val="lightGray"/>
-        </w:rPr>
-        <w:t xml:space="preserve"> [Chatgpt (GPT</w:t>
-      </w:r>
-      <w:r>
-        <w:rPr>
-          <w:rFonts w:ascii="Arial" w:eastAsia="Arial" w:hAnsi="Arial" w:cs="Cambria Math"/>
-          <w:color w:val="000000"/>
-          <w:sz w:val="18"/>
-          <w:highlight w:val="lightGray"/>
-        </w:rPr>
-        <w:t>‑</w:t>
-      </w:r>
-      <w:r>
-        <w:rPr>
-          <w:rFonts w:ascii="Arial" w:eastAsia="Arial" w:hAnsi="Arial" w:cs="Arial"/>
-          <w:color w:val="000000"/>
-          <w:sz w:val="18"/>
-          <w:highlight w:val="lightGray"/>
-        </w:rPr>
-        <w:t xml:space="preserve">5 Mini)] </w:t>
-      </w:r>
-      <w:r>
-        <w:rPr>
-          <w:rFonts w:ascii="Arial" w:eastAsia="Arial" w:hAnsi="Arial" w:cs="Arial"/>
-          <w:b/>
-          <w:color w:val="000000"/>
-          <w:sz w:val="18"/>
-          <w:highlight w:val="lightGray"/>
-        </w:rPr>
-        <w:t>on</w:t>
-      </w:r>
-      <w:r>
-        <w:rPr>
-          <w:rFonts w:ascii="Arial" w:eastAsia="Arial" w:hAnsi="Arial"/>
-          <w:b/>
-          <w:sz w:val="18"/>
-          <w:highlight w:val="lightGray"/>
-        </w:rPr>
-        <w:t xml:space="preserve"> [8/7/2025]</w:t>
+          <w:rFonts w:ascii="Arial" w:hAnsi="Arial" w:eastAsia="Arial" w:cs="Arial"/>
+          <w:b/>
+          <w:i w:val="0"/>
+          <w:color w:val="000000"/>
+          <w:sz w:val="18"/>
+          <w:highlight w:val="lightGray"/>
+        </w:rPr>
+        <w:t>#</w:t>
+      </w:r>
+      <w:r>
+        <w:rPr>
+          <w:rFonts w:ascii="Arial" w:hAnsi="Arial" w:eastAsia="Arial" w:cs="Arial"/>
+          <w:b/>
+          <w:i w:val="0"/>
+          <w:color w:val="000000"/>
+          <w:sz w:val="18"/>
+          <w:highlight w:val="lightGray"/>
+        </w:rPr>
+        <w:t xml:space="preserve"> </w:t>
+      </w:r>
+      <w:r>
+        <w:rPr>
+          <w:rFonts w:ascii="Arial" w:hAnsi="Arial" w:eastAsia="Arial" w:cs="Arial"/>
+          <w:b/>
+          <w:i w:val="0"/>
+          <w:color w:val="000000"/>
+          <w:sz w:val="18"/>
+          <w:highlight w:val="lightGray"/>
+        </w:rPr>
+        <w:t>S</w:t>
+      </w:r>
+      <w:r>
+        <w:rPr>
+          <w:rFonts w:ascii="Arial" w:hAnsi="Arial" w:eastAsia="Arial" w:cs="Arial"/>
+          <w:b/>
+          <w:i w:val="0"/>
+          <w:color w:val="000000"/>
+          <w:sz w:val="18"/>
+          <w:highlight w:val="lightGray"/>
+        </w:rPr>
+        <w:t>o</w:t>
+      </w:r>
+      <w:r>
+        <w:rPr>
+          <w:rFonts w:ascii="Arial" w:hAnsi="Arial" w:eastAsia="Arial" w:cs="Arial"/>
+          <w:b/>
+          <w:i w:val="0"/>
+          <w:color w:val="000000"/>
+          <w:sz w:val="18"/>
+          <w:highlight w:val="lightGray"/>
+        </w:rPr>
+        <w:t>u</w:t>
+      </w:r>
+      <w:r>
+        <w:rPr>
+          <w:rFonts w:ascii="Arial" w:hAnsi="Arial" w:eastAsia="Arial" w:cs="Arial"/>
+          <w:b/>
+          <w:i w:val="0"/>
+          <w:color w:val="000000"/>
+          <w:sz w:val="18"/>
+          <w:highlight w:val="lightGray"/>
+        </w:rPr>
+        <w:t>r</w:t>
+      </w:r>
+      <w:r>
+        <w:rPr>
+          <w:rFonts w:ascii="Arial" w:hAnsi="Arial" w:eastAsia="Arial" w:cs="Arial"/>
+          <w:b/>
+          <w:i w:val="0"/>
+          <w:color w:val="000000"/>
+          <w:sz w:val="18"/>
+          <w:highlight w:val="lightGray"/>
+        </w:rPr>
+        <w:t>c</w:t>
+      </w:r>
+      <w:r>
+        <w:rPr>
+          <w:rFonts w:ascii="Arial" w:hAnsi="Arial" w:eastAsia="Arial" w:cs="Arial"/>
+          <w:b/>
+          <w:i w:val="0"/>
+          <w:color w:val="000000"/>
+          <w:sz w:val="18"/>
+          <w:highlight w:val="lightGray"/>
+        </w:rPr>
+        <w:t>e</w:t>
+      </w:r>
+      <w:r>
+        <w:rPr>
+          <w:rFonts w:ascii="Arial" w:hAnsi="Arial" w:eastAsia="Arial" w:cs="Arial"/>
+          <w:b/>
+          <w:i w:val="0"/>
+          <w:color w:val="000000"/>
+          <w:sz w:val="18"/>
+          <w:highlight w:val="lightGray"/>
+        </w:rPr>
+        <w:t>:</w:t>
+      </w:r>
+      <w:r>
+        <w:rPr>
+          <w:rFonts w:ascii="Arial" w:hAnsi="Arial" w:eastAsia="Arial" w:cs="Arial"/>
+          <w:b/>
+          <w:i w:val="0"/>
+          <w:color w:val="000000"/>
+          <w:sz w:val="18"/>
+          <w:highlight w:val="lightGray"/>
+        </w:rPr>
+        <w:t xml:space="preserve"> </w:t>
+      </w:r>
+      <w:r>
+        <w:rPr>
+          <w:rFonts w:ascii="Arial" w:hAnsi="Arial" w:eastAsia="Arial" w:cs="Arial"/>
+          <w:b/>
+          <w:i w:val="0"/>
+          <w:color w:val="000000"/>
+          <w:sz w:val="18"/>
+          <w:highlight w:val="lightGray"/>
+        </w:rPr>
+        <w:t>A</w:t>
+      </w:r>
+      <w:r>
+        <w:rPr>
+          <w:rFonts w:ascii="Arial" w:hAnsi="Arial" w:eastAsia="Arial" w:cs="Arial"/>
+          <w:b/>
+          <w:i w:val="0"/>
+          <w:color w:val="000000"/>
+          <w:sz w:val="18"/>
+          <w:highlight w:val="lightGray"/>
+        </w:rPr>
+        <w:t>I</w:t>
+      </w:r>
+      <w:r>
+        <w:rPr>
+          <w:rFonts w:ascii="Arial" w:hAnsi="Arial" w:eastAsia="Arial" w:cs="Arial"/>
+          <w:b/>
+          <w:i w:val="0"/>
+          <w:color w:val="000000"/>
+          <w:sz w:val="18"/>
+          <w:highlight w:val="lightGray"/>
+        </w:rPr>
+        <w:t xml:space="preserve"> </w:t>
+      </w:r>
+      <w:r>
+        <w:rPr>
+          <w:rFonts w:ascii="Arial" w:hAnsi="Arial" w:eastAsia="Arial" w:cs="Arial"/>
+          <w:b/>
+          <w:i w:val="0"/>
+          <w:color w:val="000000"/>
+          <w:sz w:val="18"/>
+          <w:highlight w:val="lightGray"/>
+        </w:rPr>
+        <w:t>S</w:t>
+      </w:r>
+      <w:r>
+        <w:rPr>
+          <w:rFonts w:ascii="Arial" w:hAnsi="Arial" w:eastAsia="Arial" w:cs="Arial"/>
+          <w:b/>
+          <w:i w:val="0"/>
+          <w:color w:val="000000"/>
+          <w:sz w:val="18"/>
+          <w:highlight w:val="lightGray"/>
+        </w:rPr>
+        <w:t>o</w:t>
+      </w:r>
+      <w:r>
+        <w:rPr>
+          <w:rFonts w:ascii="Arial" w:hAnsi="Arial" w:eastAsia="Arial" w:cs="Arial"/>
+          <w:b/>
+          <w:i w:val="0"/>
+          <w:color w:val="000000"/>
+          <w:sz w:val="18"/>
+          <w:highlight w:val="lightGray"/>
+        </w:rPr>
+        <w:t>u</w:t>
+      </w:r>
+      <w:r>
+        <w:rPr>
+          <w:rFonts w:ascii="Arial" w:hAnsi="Arial" w:eastAsia="Arial" w:cs="Arial"/>
+          <w:b/>
+          <w:i w:val="0"/>
+          <w:color w:val="000000"/>
+          <w:sz w:val="18"/>
+          <w:highlight w:val="lightGray"/>
+        </w:rPr>
+        <w:t>r</w:t>
+      </w:r>
+      <w:r>
+        <w:rPr>
+          <w:rFonts w:ascii="Arial" w:hAnsi="Arial" w:eastAsia="Arial" w:cs="Arial"/>
+          <w:b/>
+          <w:i w:val="0"/>
+          <w:color w:val="000000"/>
+          <w:sz w:val="18"/>
+          <w:highlight w:val="lightGray"/>
+        </w:rPr>
+        <w:t>c</w:t>
+      </w:r>
+      <w:r>
+        <w:rPr>
+          <w:rFonts w:ascii="Arial" w:hAnsi="Arial" w:eastAsia="Arial" w:cs="Arial"/>
+          <w:b/>
+          <w:i w:val="0"/>
+          <w:color w:val="000000"/>
+          <w:sz w:val="18"/>
+          <w:highlight w:val="lightGray"/>
+        </w:rPr>
+        <w:t>e</w:t>
+      </w:r>
+      <w:r>
+        <w:rPr>
+          <w:rFonts w:ascii="Arial" w:hAnsi="Arial" w:eastAsia="Arial" w:cs="Arial"/>
+          <w:b/>
+          <w:i w:val="0"/>
+          <w:color w:val="000000"/>
+          <w:sz w:val="18"/>
+          <w:highlight w:val="lightGray"/>
+        </w:rPr>
+        <w:t>:</w:t>
+      </w:r>
+      <w:r>
+        <w:rPr>
+          <w:rFonts w:ascii="Arial" w:hAnsi="Arial" w:eastAsia="Arial" w:cs="Arial"/>
+          <w:b/>
+          <w:i w:val="0"/>
+          <w:color w:val="000000"/>
+          <w:sz w:val="18"/>
+          <w:highlight w:val="lightGray"/>
+        </w:rPr>
+        <w:t xml:space="preserve"> </w:t>
+      </w:r>
+      <w:r>
+        <w:rPr>
+          <w:rFonts w:ascii="Arial" w:hAnsi="Arial" w:eastAsia="Arial" w:cs="Arial"/>
+          <w:b/>
+          <w:i w:val="0"/>
+          <w:color w:val="000000"/>
+          <w:sz w:val="18"/>
+          <w:highlight w:val="lightGray"/>
+        </w:rPr>
+        <w:t>P</w:t>
+      </w:r>
+      <w:r>
+        <w:rPr>
+          <w:rFonts w:ascii="Arial" w:hAnsi="Arial" w:eastAsia="Arial" w:cs="Arial"/>
+          <w:b/>
+          <w:i w:val="0"/>
+          <w:color w:val="000000"/>
+          <w:sz w:val="18"/>
+          <w:highlight w:val="lightGray"/>
+        </w:rPr>
+        <w:t>r</w:t>
+      </w:r>
+      <w:r>
+        <w:rPr>
+          <w:rFonts w:ascii="Arial" w:hAnsi="Arial" w:eastAsia="Arial" w:cs="Arial"/>
+          <w:b/>
+          <w:i w:val="0"/>
+          <w:color w:val="000000"/>
+          <w:sz w:val="18"/>
+          <w:highlight w:val="lightGray"/>
+        </w:rPr>
+        <w:t>o</w:t>
+      </w:r>
+      <w:r>
+        <w:rPr>
+          <w:rFonts w:ascii="Arial" w:hAnsi="Arial" w:eastAsia="Arial" w:cs="Arial"/>
+          <w:b/>
+          <w:i w:val="0"/>
+          <w:color w:val="000000"/>
+          <w:sz w:val="18"/>
+          <w:highlight w:val="lightGray"/>
+        </w:rPr>
+        <w:t>v</w:t>
+      </w:r>
+      <w:r>
+        <w:rPr>
+          <w:rFonts w:ascii="Arial" w:hAnsi="Arial" w:eastAsia="Arial" w:cs="Arial"/>
+          <w:b/>
+          <w:i w:val="0"/>
+          <w:color w:val="000000"/>
+          <w:sz w:val="18"/>
+          <w:highlight w:val="lightGray"/>
+        </w:rPr>
+        <w:t>i</w:t>
+      </w:r>
+      <w:r>
+        <w:rPr>
+          <w:rFonts w:ascii="Arial" w:hAnsi="Arial" w:eastAsia="Arial" w:cs="Arial"/>
+          <w:b/>
+          <w:i w:val="0"/>
+          <w:color w:val="000000"/>
+          <w:sz w:val="18"/>
+          <w:highlight w:val="lightGray"/>
+        </w:rPr>
+        <w:t>d</w:t>
+      </w:r>
+      <w:r>
+        <w:rPr>
+          <w:rFonts w:ascii="Arial" w:hAnsi="Arial" w:eastAsia="Arial" w:cs="Arial"/>
+          <w:b/>
+          <w:i w:val="0"/>
+          <w:color w:val="000000"/>
+          <w:sz w:val="18"/>
+          <w:highlight w:val="lightGray"/>
+        </w:rPr>
+        <w:t>e</w:t>
+      </w:r>
+      <w:r>
+        <w:rPr>
+          <w:rFonts w:ascii="Arial" w:hAnsi="Arial" w:eastAsia="Arial" w:cs="Arial"/>
+          <w:b/>
+          <w:i w:val="0"/>
+          <w:color w:val="000000"/>
+          <w:sz w:val="18"/>
+          <w:highlight w:val="lightGray"/>
+        </w:rPr>
+        <w:t>d</w:t>
+      </w:r>
+      <w:r>
+        <w:rPr>
+          <w:rFonts w:ascii="Arial" w:hAnsi="Arial" w:eastAsia="Arial" w:cs="Arial"/>
+          <w:b/>
+          <w:i w:val="0"/>
+          <w:color w:val="000000"/>
+          <w:sz w:val="18"/>
+          <w:highlight w:val="lightGray"/>
+        </w:rPr>
+        <w:t xml:space="preserve"> </w:t>
+      </w:r>
+      <w:r>
+        <w:rPr>
+          <w:rFonts w:ascii="Arial" w:hAnsi="Arial" w:eastAsia="Arial" w:cs="Arial"/>
+          <w:b/>
+          <w:i w:val="0"/>
+          <w:color w:val="000000"/>
+          <w:sz w:val="18"/>
+          <w:highlight w:val="lightGray"/>
+        </w:rPr>
+        <w:t>b</w:t>
+      </w:r>
+      <w:r>
+        <w:rPr>
+          <w:rFonts w:ascii="Arial" w:hAnsi="Arial" w:eastAsia="Arial" w:cs="Arial"/>
+          <w:b/>
+          <w:i w:val="0"/>
+          <w:color w:val="000000"/>
+          <w:sz w:val="18"/>
+          <w:highlight w:val="lightGray"/>
+        </w:rPr>
+        <w:t>y</w:t>
+      </w:r>
+      <w:r>
+        <w:rPr>
+          <w:rFonts w:ascii="Arial" w:hAnsi="Arial" w:eastAsia="Arial" w:cs="Arial"/>
+          <w:b/>
+          <w:i w:val="0"/>
+          <w:color w:val="000000"/>
+          <w:sz w:val="18"/>
+          <w:highlight w:val="lightGray"/>
+        </w:rPr>
+        <w:t>:</w:t>
+      </w:r>
+      <w:r>
+        <w:rPr>
+          <w:rFonts w:ascii="Arial" w:hAnsi="Arial" w:eastAsia="Arial" w:cs="Arial"/>
+          <w:b/>
+          <w:i w:val="0"/>
+          <w:color w:val="000000"/>
+          <w:sz w:val="18"/>
+          <w:highlight w:val="lightGray"/>
+        </w:rPr>
+        <w:t xml:space="preserve"> </w:t>
+      </w:r>
+      <w:r>
+        <w:rPr>
+          <w:rFonts w:ascii="Arial" w:hAnsi="Arial" w:eastAsia="Arial" w:cs="Arial"/>
+          <w:b/>
+          <w:i w:val="0"/>
+          <w:color w:val="000000"/>
+          <w:sz w:val="18"/>
+          <w:highlight w:val="lightGray"/>
+        </w:rPr>
+        <w:t>[</w:t>
+      </w:r>
+      <w:r>
+        <w:rPr>
+          <w:rFonts w:ascii="Arial" w:hAnsi="Arial" w:eastAsia="Arial" w:cs="Arial"/>
+          <w:b/>
+          <w:i w:val="0"/>
+          <w:color w:val="000000"/>
+          <w:sz w:val="18"/>
+          <w:highlight w:val="lightGray"/>
+        </w:rPr>
+        <w:t>D</w:t>
+      </w:r>
+      <w:r>
+        <w:rPr>
+          <w:rFonts w:ascii="Arial" w:hAnsi="Arial" w:eastAsia="Arial" w:cs="Arial"/>
+          <w:b/>
+          <w:i w:val="0"/>
+          <w:color w:val="000000"/>
+          <w:sz w:val="18"/>
+          <w:highlight w:val="lightGray"/>
+        </w:rPr>
+        <w:t>a</w:t>
+      </w:r>
+      <w:r>
+        <w:rPr>
+          <w:rFonts w:ascii="Arial" w:hAnsi="Arial" w:eastAsia="Arial" w:cs="Arial"/>
+          <w:b/>
+          <w:i w:val="0"/>
+          <w:color w:val="000000"/>
+          <w:sz w:val="18"/>
+          <w:highlight w:val="lightGray"/>
+        </w:rPr>
+        <w:t>t</w:t>
+      </w:r>
+      <w:r>
+        <w:rPr>
+          <w:rFonts w:ascii="Arial" w:hAnsi="Arial" w:eastAsia="Arial" w:cs="Arial"/>
+          <w:b/>
+          <w:i w:val="0"/>
+          <w:color w:val="000000"/>
+          <w:sz w:val="18"/>
+          <w:highlight w:val="lightGray"/>
+        </w:rPr>
+        <w:t>a</w:t>
+      </w:r>
+      <w:r>
+        <w:rPr>
+          <w:rFonts w:ascii="Arial" w:hAnsi="Arial" w:eastAsia="Arial" w:cs="Arial"/>
+          <w:b/>
+          <w:i w:val="0"/>
+          <w:color w:val="000000"/>
+          <w:sz w:val="18"/>
+          <w:highlight w:val="lightGray"/>
+        </w:rPr>
+        <w:t xml:space="preserve"> </w:t>
+      </w:r>
+      <w:r>
+        <w:rPr>
+          <w:rFonts w:ascii="Arial" w:hAnsi="Arial" w:eastAsia="Arial" w:cs="Arial"/>
+          <w:b/>
+          <w:i w:val="0"/>
+          <w:color w:val="000000"/>
+          <w:sz w:val="18"/>
+          <w:highlight w:val="lightGray"/>
+        </w:rPr>
+        <w:t>P</w:t>
+      </w:r>
+      <w:r>
+        <w:rPr>
+          <w:rFonts w:ascii="Arial" w:hAnsi="Arial" w:eastAsia="Arial" w:cs="Arial"/>
+          <w:b/>
+          <w:i w:val="0"/>
+          <w:color w:val="000000"/>
+          <w:sz w:val="18"/>
+          <w:highlight w:val="lightGray"/>
+        </w:rPr>
+        <w:t>a</w:t>
+      </w:r>
+      <w:r>
+        <w:rPr>
+          <w:rFonts w:ascii="Arial" w:hAnsi="Arial" w:eastAsia="Arial" w:cs="Arial"/>
+          <w:b/>
+          <w:i w:val="0"/>
+          <w:color w:val="000000"/>
+          <w:sz w:val="18"/>
+          <w:highlight w:val="lightGray"/>
+        </w:rPr>
+        <w:t>t</w:t>
+      </w:r>
+      <w:r>
+        <w:rPr>
+          <w:rFonts w:ascii="Arial" w:hAnsi="Arial" w:eastAsia="Arial" w:cs="Arial"/>
+          <w:b/>
+          <w:i w:val="0"/>
+          <w:color w:val="000000"/>
+          <w:sz w:val="18"/>
+          <w:highlight w:val="lightGray"/>
+        </w:rPr>
+        <w:t>h</w:t>
+      </w:r>
+      <w:r>
+        <w:rPr>
+          <w:rFonts w:ascii="Arial" w:hAnsi="Arial" w:eastAsia="Arial" w:cs="Arial"/>
+          <w:b w:val="0"/>
+          <w:i w:val="0"/>
+          <w:color w:val="000000"/>
+          <w:sz w:val="18"/>
+          <w:highlight w:val="lightGray"/>
+        </w:rPr>
+        <w:t>:</w:t>
+      </w:r>
+      <w:r>
+        <w:rPr>
+          <w:rFonts w:ascii="Arial" w:hAnsi="Arial" w:eastAsia="Arial" w:cs="Arial"/>
+          <w:b w:val="0"/>
+          <w:i w:val="0"/>
+          <w:color w:val="000000"/>
+          <w:sz w:val="18"/>
+          <w:highlight w:val="lightGray"/>
+        </w:rPr>
+        <w:t xml:space="preserve"> </w:t>
+      </w:r>
+      <w:r>
+        <w:rPr>
+          <w:rFonts w:ascii="Arial" w:hAnsi="Arial" w:eastAsia="Arial" w:cs="Arial"/>
+          <w:b w:val="0"/>
+          <w:i w:val="0"/>
+          <w:color w:val="000000"/>
+          <w:sz w:val="18"/>
+          <w:highlight w:val="lightGray"/>
+        </w:rPr>
+        <w:t>P</w:t>
+      </w:r>
+      <w:r>
+        <w:rPr>
+          <w:rFonts w:ascii="Arial" w:hAnsi="Arial" w:eastAsia="Arial" w:cs="Arial"/>
+          <w:b w:val="0"/>
+          <w:i w:val="0"/>
+          <w:color w:val="000000"/>
+          <w:sz w:val="18"/>
+          <w:highlight w:val="lightGray"/>
+        </w:rPr>
+        <w:t>e</w:t>
+      </w:r>
+      <w:r>
+        <w:rPr>
+          <w:rFonts w:ascii="Arial" w:hAnsi="Arial" w:eastAsia="Arial" w:cs="Arial"/>
+          <w:b w:val="0"/>
+          <w:i w:val="0"/>
+          <w:color w:val="000000"/>
+          <w:sz w:val="18"/>
+          <w:highlight w:val="lightGray"/>
+        </w:rPr>
+        <w:t>r</w:t>
+      </w:r>
+      <w:r>
+        <w:rPr>
+          <w:rFonts w:ascii="Arial" w:hAnsi="Arial" w:eastAsia="Arial" w:cs="Arial"/>
+          <w:b w:val="0"/>
+          <w:i w:val="0"/>
+          <w:color w:val="000000"/>
+          <w:sz w:val="18"/>
+          <w:highlight w:val="lightGray"/>
+        </w:rPr>
+        <w:t>s</w:t>
+      </w:r>
+      <w:r>
+        <w:rPr>
+          <w:rFonts w:ascii="Arial" w:hAnsi="Arial" w:eastAsia="Arial" w:cs="Arial"/>
+          <w:b w:val="0"/>
+          <w:i w:val="0"/>
+          <w:color w:val="000000"/>
+          <w:sz w:val="18"/>
+          <w:highlight w:val="lightGray"/>
+        </w:rPr>
+        <w:t>o</w:t>
+      </w:r>
+      <w:r>
+        <w:rPr>
+          <w:rFonts w:ascii="Arial" w:hAnsi="Arial" w:eastAsia="Arial" w:cs="Arial"/>
+          <w:b w:val="0"/>
+          <w:i w:val="0"/>
+          <w:color w:val="000000"/>
+          <w:sz w:val="18"/>
+          <w:highlight w:val="lightGray"/>
+        </w:rPr>
+        <w:t>n</w:t>
+      </w:r>
+      <w:r>
+        <w:rPr>
+          <w:rFonts w:ascii="Arial" w:hAnsi="Arial" w:eastAsia="Arial" w:cs="Arial"/>
+          <w:b w:val="0"/>
+          <w:i w:val="0"/>
+          <w:color w:val="000000"/>
+          <w:sz w:val="18"/>
+          <w:highlight w:val="lightGray"/>
+        </w:rPr>
+        <w:t>s</w:t>
+      </w:r>
+      <w:r>
+        <w:rPr>
+          <w:rFonts w:ascii="Arial" w:hAnsi="Arial" w:eastAsia="Arial" w:cs="Arial"/>
+          <w:b w:val="0"/>
+          <w:i w:val="0"/>
+          <w:color w:val="000000"/>
+          <w:sz w:val="18"/>
+          <w:highlight w:val="lightGray"/>
+        </w:rPr>
+        <w:t xml:space="preserve"> </w:t>
+      </w:r>
+      <w:r>
+        <w:rPr>
+          <w:rFonts w:ascii="Arial" w:hAnsi="Arial" w:eastAsia="Arial" w:cs="Arial"/>
+          <w:b w:val="0"/>
+          <w:i w:val="0"/>
+          <w:color w:val="000000"/>
+          <w:sz w:val="18"/>
+          <w:highlight w:val="lightGray"/>
+        </w:rPr>
+        <w:t>T</w:t>
+      </w:r>
+      <w:r>
+        <w:rPr>
+          <w:rFonts w:ascii="Arial" w:hAnsi="Arial" w:eastAsia="Arial" w:cs="Arial"/>
+          <w:b w:val="0"/>
+          <w:i w:val="0"/>
+          <w:color w:val="000000"/>
+          <w:sz w:val="18"/>
+          <w:highlight w:val="lightGray"/>
+        </w:rPr>
+        <w:t>a</w:t>
+      </w:r>
+      <w:r>
+        <w:rPr>
+          <w:rFonts w:ascii="Arial" w:hAnsi="Arial" w:eastAsia="Arial" w:cs="Arial"/>
+          <w:b w:val="0"/>
+          <w:i w:val="0"/>
+          <w:color w:val="000000"/>
+          <w:sz w:val="18"/>
+          <w:highlight w:val="lightGray"/>
+        </w:rPr>
+        <w:t>b</w:t>
+      </w:r>
+      <w:r>
+        <w:rPr>
+          <w:rFonts w:ascii="Arial" w:hAnsi="Arial" w:eastAsia="Arial" w:cs="Arial"/>
+          <w:b w:val="0"/>
+          <w:i w:val="0"/>
+          <w:color w:val="000000"/>
+          <w:sz w:val="18"/>
+          <w:highlight w:val="lightGray"/>
+        </w:rPr>
+        <w:t>l</w:t>
+      </w:r>
+      <w:r>
+        <w:rPr>
+          <w:rFonts w:ascii="Arial" w:hAnsi="Arial" w:eastAsia="Arial" w:cs="Arial"/>
+          <w:b w:val="0"/>
+          <w:i w:val="0"/>
+          <w:color w:val="000000"/>
+          <w:sz w:val="18"/>
+          <w:highlight w:val="lightGray"/>
+        </w:rPr>
+        <w:t>e</w:t>
+      </w:r>
+      <w:r>
+        <w:rPr>
+          <w:rFonts w:ascii="Arial" w:hAnsi="Arial" w:eastAsia="Arial" w:cs="Arial"/>
+          <w:b w:val="0"/>
+          <w:i w:val="0"/>
+          <w:color w:val="000000"/>
+          <w:sz w:val="18"/>
+          <w:highlight w:val="lightGray"/>
+        </w:rPr>
+        <w:t xml:space="preserve"> </w:t>
+      </w:r>
+      <w:r>
+        <w:rPr>
+          <w:rFonts w:ascii="Arial" w:hAnsi="Arial" w:eastAsia="Arial" w:cs="Arial"/>
+          <w:b w:val="0"/>
+          <w:i w:val="0"/>
+          <w:color w:val="000000"/>
+          <w:sz w:val="18"/>
+          <w:highlight w:val="lightGray"/>
+        </w:rPr>
+        <w:t>-</w:t>
+      </w:r>
+      <w:r>
+        <w:rPr>
+          <w:rFonts w:ascii="Arial" w:hAnsi="Arial" w:eastAsia="Arial" w:cs="Arial"/>
+          <w:b w:val="0"/>
+          <w:i w:val="0"/>
+          <w:color w:val="000000"/>
+          <w:sz w:val="18"/>
+          <w:highlight w:val="lightGray"/>
+        </w:rPr>
+        <w:t>&gt;</w:t>
+      </w:r>
+      <w:r>
+        <w:rPr>
+          <w:rFonts w:ascii="Arial" w:hAnsi="Arial" w:eastAsia="Arial" w:cs="Arial"/>
+          <w:b w:val="0"/>
+          <w:i w:val="0"/>
+          <w:color w:val="000000"/>
+          <w:sz w:val="18"/>
+          <w:highlight w:val="lightGray"/>
+        </w:rPr>
+        <w:t xml:space="preserve"> </w:t>
+      </w:r>
+      <w:r>
+        <w:rPr>
+          <w:rFonts w:ascii="Arial" w:hAnsi="Arial" w:eastAsia="Arial" w:cs="Arial"/>
+          <w:b w:val="0"/>
+          <w:i w:val="0"/>
+          <w:color w:val="000000"/>
+          <w:sz w:val="18"/>
+          <w:highlight w:val="lightGray"/>
+        </w:rPr>
+        <w:t>I</w:t>
+      </w:r>
+      <w:r>
+        <w:rPr>
+          <w:rFonts w:ascii="Arial" w:hAnsi="Arial" w:eastAsia="Arial" w:cs="Arial"/>
+          <w:b w:val="0"/>
+          <w:i w:val="0"/>
+          <w:color w:val="000000"/>
+          <w:sz w:val="18"/>
+          <w:highlight w:val="lightGray"/>
+        </w:rPr>
+        <w:t>D</w:t>
+      </w:r>
+      <w:r>
+        <w:rPr>
+          <w:rFonts w:ascii="Arial" w:hAnsi="Arial" w:eastAsia="Arial" w:cs="Arial"/>
+          <w:b w:val="0"/>
+          <w:i w:val="0"/>
+          <w:color w:val="000000"/>
+          <w:sz w:val="18"/>
+          <w:highlight w:val="lightGray"/>
+        </w:rPr>
+        <w:t xml:space="preserve"> </w:t>
+      </w:r>
+      <w:r>
+        <w:rPr>
+          <w:rFonts w:ascii="Arial" w:hAnsi="Arial" w:eastAsia="Arial" w:cs="Arial"/>
+          <w:b w:val="0"/>
+          <w:i w:val="0"/>
+          <w:color w:val="000000"/>
+          <w:sz w:val="18"/>
+          <w:highlight w:val="lightGray"/>
+        </w:rPr>
+        <w:t>C</w:t>
+      </w:r>
+      <w:r>
+        <w:rPr>
+          <w:rFonts w:ascii="Arial" w:hAnsi="Arial" w:eastAsia="Arial" w:cs="Arial"/>
+          <w:b w:val="0"/>
+          <w:i w:val="0"/>
+          <w:color w:val="000000"/>
+          <w:sz w:val="18"/>
+          <w:highlight w:val="lightGray"/>
+        </w:rPr>
+        <w:t>o</w:t>
+      </w:r>
+      <w:r>
+        <w:rPr>
+          <w:rFonts w:ascii="Arial" w:hAnsi="Arial" w:eastAsia="Arial" w:cs="Arial"/>
+          <w:b w:val="0"/>
+          <w:i w:val="0"/>
+          <w:color w:val="000000"/>
+          <w:sz w:val="18"/>
+          <w:highlight w:val="lightGray"/>
+        </w:rPr>
+        <w:t>l</w:t>
+      </w:r>
+      <w:r>
+        <w:rPr>
+          <w:rFonts w:ascii="Arial" w:hAnsi="Arial" w:eastAsia="Arial" w:cs="Arial"/>
+          <w:b w:val="0"/>
+          <w:i w:val="0"/>
+          <w:color w:val="000000"/>
+          <w:sz w:val="18"/>
+          <w:highlight w:val="lightGray"/>
+        </w:rPr>
+        <w:t>u</w:t>
+      </w:r>
+      <w:r>
+        <w:rPr>
+          <w:rFonts w:ascii="Arial" w:hAnsi="Arial" w:eastAsia="Arial" w:cs="Arial"/>
+          <w:b w:val="0"/>
+          <w:i w:val="0"/>
+          <w:color w:val="000000"/>
+          <w:sz w:val="18"/>
+          <w:highlight w:val="lightGray"/>
+        </w:rPr>
+        <w:t>m</w:t>
+      </w:r>
+      <w:r>
+        <w:rPr>
+          <w:rFonts w:ascii="Arial" w:hAnsi="Arial" w:eastAsia="Arial" w:cs="Arial"/>
+          <w:b w:val="0"/>
+          <w:i w:val="0"/>
+          <w:color w:val="000000"/>
+          <w:sz w:val="18"/>
+          <w:highlight w:val="lightGray"/>
+        </w:rPr>
+        <w:t>n</w:t>
+      </w:r>
+      <w:r>
+        <w:rPr>
+          <w:rFonts w:ascii="Arial" w:hAnsi="Arial" w:eastAsia="Arial" w:cs="Arial"/>
+          <w:b w:val="0"/>
+          <w:i w:val="0"/>
+          <w:color w:val="000000"/>
+          <w:sz w:val="18"/>
+          <w:highlight w:val="lightGray"/>
+        </w:rPr>
+        <w:t>:</w:t>
+      </w:r>
+      <w:r>
+        <w:rPr>
+          <w:rFonts w:ascii="Arial" w:hAnsi="Arial" w:eastAsia="Arial" w:cs="Arial"/>
+          <w:b w:val="0"/>
+          <w:i w:val="0"/>
+          <w:color w:val="000000"/>
+          <w:sz w:val="18"/>
+          <w:highlight w:val="lightGray"/>
+        </w:rPr>
+        <w:t xml:space="preserve"> </w:t>
+      </w:r>
+      <w:r>
+        <w:rPr>
+          <w:rFonts w:ascii="Arial" w:hAnsi="Arial" w:eastAsia="Arial" w:cs="Arial"/>
+          <w:b w:val="0"/>
+          <w:i w:val="0"/>
+          <w:color w:val="000000"/>
+          <w:sz w:val="18"/>
+          <w:highlight w:val="lightGray"/>
+        </w:rPr>
+        <w:t>1</w:t>
+      </w:r>
+      <w:r>
+        <w:rPr>
+          <w:rFonts w:ascii="Arial" w:hAnsi="Arial" w:eastAsia="Arial" w:cs="Arial"/>
+          <w:b w:val="0"/>
+          <w:i w:val="0"/>
+          <w:color w:val="000000"/>
+          <w:sz w:val="18"/>
+          <w:highlight w:val="lightGray"/>
+        </w:rPr>
+        <w:t>,</w:t>
+      </w:r>
+      <w:r>
+        <w:rPr>
+          <w:rFonts w:ascii="Arial" w:hAnsi="Arial" w:eastAsia="Arial" w:cs="Arial"/>
+          <w:b w:val="0"/>
+          <w:i w:val="0"/>
+          <w:color w:val="000000"/>
+          <w:sz w:val="18"/>
+          <w:highlight w:val="lightGray"/>
+        </w:rPr>
+        <w:t xml:space="preserve"> </w:t>
+      </w:r>
+      <w:r>
+        <w:rPr>
+          <w:rFonts w:ascii="Arial" w:hAnsi="Arial" w:eastAsia="Arial" w:cs="Arial"/>
+          <w:b w:val="0"/>
+          <w:i w:val="0"/>
+          <w:color w:val="000000"/>
+          <w:sz w:val="18"/>
+          <w:highlight w:val="lightGray"/>
+        </w:rPr>
+        <w:t>N</w:t>
+      </w:r>
+      <w:r>
+        <w:rPr>
+          <w:rFonts w:ascii="Arial" w:hAnsi="Arial" w:eastAsia="Arial" w:cs="Arial"/>
+          <w:b w:val="0"/>
+          <w:i w:val="0"/>
+          <w:color w:val="000000"/>
+          <w:sz w:val="18"/>
+          <w:highlight w:val="lightGray"/>
+        </w:rPr>
+        <w:t>a</w:t>
+      </w:r>
+      <w:r>
+        <w:rPr>
+          <w:rFonts w:ascii="Arial" w:hAnsi="Arial" w:eastAsia="Arial" w:cs="Arial"/>
+          <w:b w:val="0"/>
+          <w:i w:val="0"/>
+          <w:color w:val="000000"/>
+          <w:sz w:val="18"/>
+          <w:highlight w:val="lightGray"/>
+        </w:rPr>
+        <w:t>m</w:t>
+      </w:r>
+      <w:r>
+        <w:rPr>
+          <w:rFonts w:ascii="Arial" w:hAnsi="Arial" w:eastAsia="Arial" w:cs="Arial"/>
+          <w:b w:val="0"/>
+          <w:i w:val="0"/>
+          <w:color w:val="000000"/>
+          <w:sz w:val="18"/>
+          <w:highlight w:val="lightGray"/>
+        </w:rPr>
+        <w:t>e</w:t>
+      </w:r>
+      <w:r>
+        <w:rPr>
+          <w:rFonts w:ascii="Arial" w:hAnsi="Arial" w:eastAsia="Arial" w:cs="Arial"/>
+          <w:b w:val="0"/>
+          <w:i w:val="0"/>
+          <w:color w:val="000000"/>
+          <w:sz w:val="18"/>
+          <w:highlight w:val="lightGray"/>
+        </w:rPr>
+        <w:t>_</w:t>
+      </w:r>
+      <w:r>
+        <w:rPr>
+          <w:rFonts w:ascii="Arial" w:hAnsi="Arial" w:eastAsia="Arial" w:cs="Arial"/>
+          <w:b w:val="0"/>
+          <w:i w:val="0"/>
+          <w:color w:val="000000"/>
+          <w:sz w:val="18"/>
+          <w:highlight w:val="lightGray"/>
+        </w:rPr>
+        <w:t>E</w:t>
+      </w:r>
+      <w:r>
+        <w:rPr>
+          <w:rFonts w:ascii="Arial" w:hAnsi="Arial" w:eastAsia="Arial" w:cs="Arial"/>
+          <w:b w:val="0"/>
+          <w:i w:val="0"/>
+          <w:color w:val="000000"/>
+          <w:sz w:val="18"/>
+          <w:highlight w:val="lightGray"/>
+        </w:rPr>
+        <w:t>n</w:t>
+      </w:r>
+      <w:r>
+        <w:rPr>
+          <w:rFonts w:ascii="Arial" w:hAnsi="Arial" w:eastAsia="Arial" w:cs="Arial"/>
+          <w:b w:val="0"/>
+          <w:i w:val="0"/>
+          <w:color w:val="000000"/>
+          <w:sz w:val="18"/>
+          <w:highlight w:val="lightGray"/>
+        </w:rPr>
+        <w:t xml:space="preserve"> </w:t>
+      </w:r>
+      <w:r>
+        <w:rPr>
+          <w:rFonts w:ascii="Arial" w:hAnsi="Arial" w:eastAsia="Arial" w:cs="Arial"/>
+          <w:b w:val="0"/>
+          <w:i w:val="0"/>
+          <w:color w:val="000000"/>
+          <w:sz w:val="18"/>
+          <w:highlight w:val="lightGray"/>
+        </w:rPr>
+        <w:t>C</w:t>
+      </w:r>
+      <w:r>
+        <w:rPr>
+          <w:rFonts w:ascii="Arial" w:hAnsi="Arial" w:eastAsia="Arial" w:cs="Arial"/>
+          <w:b w:val="0"/>
+          <w:i w:val="0"/>
+          <w:color w:val="000000"/>
+          <w:sz w:val="18"/>
+          <w:highlight w:val="lightGray"/>
+        </w:rPr>
+        <w:t>o</w:t>
+      </w:r>
+      <w:r>
+        <w:rPr>
+          <w:rFonts w:ascii="Arial" w:hAnsi="Arial" w:eastAsia="Arial" w:cs="Arial"/>
+          <w:b w:val="0"/>
+          <w:i w:val="0"/>
+          <w:color w:val="000000"/>
+          <w:sz w:val="18"/>
+          <w:highlight w:val="lightGray"/>
+        </w:rPr>
+        <w:t>l</w:t>
+      </w:r>
+      <w:r>
+        <w:rPr>
+          <w:rFonts w:ascii="Arial" w:hAnsi="Arial" w:eastAsia="Arial" w:cs="Arial"/>
+          <w:b w:val="0"/>
+          <w:i w:val="0"/>
+          <w:color w:val="000000"/>
+          <w:sz w:val="18"/>
+          <w:highlight w:val="lightGray"/>
+        </w:rPr>
+        <w:t>u</w:t>
+      </w:r>
+      <w:r>
+        <w:rPr>
+          <w:rFonts w:ascii="Arial" w:hAnsi="Arial" w:eastAsia="Arial" w:cs="Arial"/>
+          <w:b w:val="0"/>
+          <w:i w:val="0"/>
+          <w:color w:val="000000"/>
+          <w:sz w:val="18"/>
+          <w:highlight w:val="lightGray"/>
+        </w:rPr>
+        <w:t>m</w:t>
+      </w:r>
+      <w:r>
+        <w:rPr>
+          <w:rFonts w:ascii="Arial" w:hAnsi="Arial" w:eastAsia="Arial" w:cs="Arial"/>
+          <w:b w:val="0"/>
+          <w:i w:val="0"/>
+          <w:color w:val="000000"/>
+          <w:sz w:val="18"/>
+          <w:highlight w:val="lightGray"/>
+        </w:rPr>
+        <w:t>n</w:t>
+      </w:r>
+      <w:r>
+        <w:rPr>
+          <w:rFonts w:ascii="Arial" w:hAnsi="Arial" w:eastAsia="Arial" w:cs="Arial"/>
+          <w:b w:val="0"/>
+          <w:i w:val="0"/>
+          <w:color w:val="000000"/>
+          <w:sz w:val="18"/>
+          <w:highlight w:val="lightGray"/>
+        </w:rPr>
+        <w:t>:</w:t>
+      </w:r>
+      <w:r>
+        <w:rPr>
+          <w:rFonts w:ascii="Arial" w:hAnsi="Arial" w:eastAsia="Arial" w:cs="Arial"/>
+          <w:b w:val="0"/>
+          <w:i w:val="0"/>
+          <w:color w:val="000000"/>
+          <w:sz w:val="18"/>
+          <w:highlight w:val="lightGray"/>
+        </w:rPr>
+        <w:t xml:space="preserve"> </w:t>
+      </w:r>
+      <w:r>
+        <w:rPr>
+          <w:rFonts w:ascii="Arial" w:hAnsi="Arial" w:eastAsia="Arial" w:cs="Arial"/>
+          <w:b w:val="0"/>
+          <w:i w:val="0"/>
+          <w:color w:val="000000"/>
+          <w:sz w:val="18"/>
+          <w:highlight w:val="lightGray"/>
+        </w:rPr>
+        <w:t>M</w:t>
+      </w:r>
+      <w:r>
+        <w:rPr>
+          <w:rFonts w:ascii="Arial" w:hAnsi="Arial" w:eastAsia="Arial" w:cs="Arial"/>
+          <w:b w:val="0"/>
+          <w:i w:val="0"/>
+          <w:color w:val="000000"/>
+          <w:sz w:val="18"/>
+          <w:highlight w:val="lightGray"/>
+        </w:rPr>
+        <w:t>o</w:t>
+      </w:r>
+      <w:r>
+        <w:rPr>
+          <w:rFonts w:ascii="Arial" w:hAnsi="Arial" w:eastAsia="Arial" w:cs="Arial"/>
+          <w:b w:val="0"/>
+          <w:i w:val="0"/>
+          <w:color w:val="000000"/>
+          <w:sz w:val="18"/>
+          <w:highlight w:val="lightGray"/>
+        </w:rPr>
+        <w:t>t</w:t>
+      </w:r>
+      <w:r>
+        <w:rPr>
+          <w:rFonts w:ascii="Arial" w:hAnsi="Arial" w:eastAsia="Arial" w:cs="Arial"/>
+          <w:b w:val="0"/>
+          <w:i w:val="0"/>
+          <w:color w:val="000000"/>
+          <w:sz w:val="18"/>
+          <w:highlight w:val="lightGray"/>
+        </w:rPr>
+        <w:t>a</w:t>
+      </w:r>
+      <w:r>
+        <w:rPr>
+          <w:rFonts w:ascii="Arial" w:hAnsi="Arial" w:eastAsia="Arial" w:cs="Arial"/>
+          <w:b w:val="0"/>
+          <w:i w:val="0"/>
+          <w:color w:val="000000"/>
+          <w:sz w:val="18"/>
+          <w:highlight w:val="lightGray"/>
+        </w:rPr>
+        <w:t>s</w:t>
+      </w:r>
+      <w:r>
+        <w:rPr>
+          <w:rFonts w:ascii="Arial" w:hAnsi="Arial" w:eastAsia="Arial" w:cs="Arial"/>
+          <w:b w:val="0"/>
+          <w:i w:val="0"/>
+          <w:color w:val="000000"/>
+          <w:sz w:val="18"/>
+          <w:highlight w:val="lightGray"/>
+        </w:rPr>
+        <w:t>e</w:t>
+      </w:r>
+      <w:r>
+        <w:rPr>
+          <w:rFonts w:ascii="Arial" w:hAnsi="Arial" w:eastAsia="Arial" w:cs="Arial"/>
+          <w:b w:val="0"/>
+          <w:i w:val="0"/>
+          <w:color w:val="000000"/>
+          <w:sz w:val="18"/>
+          <w:highlight w:val="lightGray"/>
+        </w:rPr>
+        <w:t>m</w:t>
+      </w:r>
+      <w:r>
+        <w:rPr>
+          <w:rFonts w:ascii="Arial" w:hAnsi="Arial" w:eastAsia="Arial" w:cs="Arial"/>
+          <w:b w:val="0"/>
+          <w:i w:val="0"/>
+          <w:color w:val="000000"/>
+          <w:sz w:val="18"/>
+          <w:highlight w:val="lightGray"/>
+        </w:rPr>
+        <w:t xml:space="preserve"> </w:t>
+      </w:r>
+      <w:r>
+        <w:rPr>
+          <w:rFonts w:ascii="Arial" w:hAnsi="Arial" w:eastAsia="Arial" w:cs="Arial"/>
+          <w:b w:val="0"/>
+          <w:i w:val="0"/>
+          <w:color w:val="000000"/>
+          <w:sz w:val="18"/>
+          <w:highlight w:val="lightGray"/>
+        </w:rPr>
+        <w:t>E</w:t>
+      </w:r>
+      <w:r>
+        <w:rPr>
+          <w:rFonts w:ascii="Arial" w:hAnsi="Arial" w:eastAsia="Arial" w:cs="Arial"/>
+          <w:b w:val="0"/>
+          <w:i w:val="0"/>
+          <w:color w:val="000000"/>
+          <w:sz w:val="18"/>
+          <w:highlight w:val="lightGray"/>
+        </w:rPr>
+        <w:t>s</w:t>
+      </w:r>
+      <w:r>
+        <w:rPr>
+          <w:rFonts w:ascii="Arial" w:hAnsi="Arial" w:eastAsia="Arial" w:cs="Arial"/>
+          <w:b w:val="0"/>
+          <w:i w:val="0"/>
+          <w:color w:val="000000"/>
+          <w:sz w:val="18"/>
+          <w:highlight w:val="lightGray"/>
+        </w:rPr>
+        <w:t>s</w:t>
+      </w:r>
+      <w:r>
+        <w:rPr>
+          <w:rFonts w:ascii="Arial" w:hAnsi="Arial" w:eastAsia="Arial" w:cs="Arial"/>
+          <w:b w:val="0"/>
+          <w:i w:val="0"/>
+          <w:color w:val="000000"/>
+          <w:sz w:val="18"/>
+          <w:highlight w:val="lightGray"/>
+        </w:rPr>
+        <w:t>a</w:t>
+      </w:r>
+      <w:r>
+        <w:rPr>
+          <w:rFonts w:ascii="Arial" w:hAnsi="Arial" w:eastAsia="Arial" w:cs="Arial"/>
+          <w:b w:val="0"/>
+          <w:i w:val="0"/>
+          <w:color w:val="000000"/>
+          <w:sz w:val="18"/>
+          <w:highlight w:val="lightGray"/>
+        </w:rPr>
+        <w:t>m</w:t>
+      </w:r>
+      <w:r>
+        <w:rPr>
+          <w:rFonts w:ascii="Arial" w:hAnsi="Arial" w:eastAsia="Arial" w:cs="Arial"/>
+          <w:b w:val="0"/>
+          <w:i w:val="0"/>
+          <w:color w:val="000000"/>
+          <w:sz w:val="18"/>
+          <w:highlight w:val="lightGray"/>
+        </w:rPr>
+        <w:t>]</w:t>
+      </w:r>
+      <w:r>
+        <w:rPr>
+          <w:rFonts w:ascii="Arial" w:hAnsi="Arial" w:eastAsia="Arial" w:cs="Arial"/>
+          <w:b w:val="0"/>
+          <w:i w:val="0"/>
+          <w:color w:val="000000"/>
+          <w:sz w:val="18"/>
+          <w:highlight w:val="lightGray"/>
+        </w:rPr>
+        <w:t xml:space="preserve"> </w:t>
+      </w:r>
+      <w:r>
+        <w:rPr>
+          <w:rFonts w:ascii="Arial" w:hAnsi="Arial" w:eastAsia="Arial" w:cs="Arial"/>
+          <w:b w:val="0"/>
+          <w:i w:val="0"/>
+          <w:color w:val="000000"/>
+          <w:sz w:val="18"/>
+          <w:highlight w:val="lightGray"/>
+        </w:rPr>
+        <w:t>-</w:t>
+      </w:r>
+      <w:r>
+        <w:rPr>
+          <w:rFonts w:ascii="Arial" w:hAnsi="Arial" w:eastAsia="Arial" w:cs="Arial"/>
+          <w:b w:val="0"/>
+          <w:i w:val="0"/>
+          <w:color w:val="000000"/>
+          <w:sz w:val="18"/>
+          <w:highlight w:val="lightGray"/>
+        </w:rPr>
+        <w:t>&gt;</w:t>
+      </w:r>
+      <w:r>
+        <w:rPr>
+          <w:rFonts w:ascii="Arial" w:hAnsi="Arial" w:eastAsia="Arial" w:cs="Arial"/>
+          <w:b w:val="0"/>
+          <w:i w:val="0"/>
+          <w:color w:val="000000"/>
+          <w:sz w:val="18"/>
+          <w:highlight w:val="lightGray"/>
+        </w:rPr>
+        <w:t xml:space="preserve"> </w:t>
+      </w:r>
+      <w:r>
+        <w:rPr>
+          <w:rFonts w:ascii="Arial" w:hAnsi="Arial" w:eastAsia="Arial" w:cs="Arial"/>
+          <w:b/>
+          <w:i w:val="0"/>
+          <w:color w:val="000000"/>
+          <w:sz w:val="18"/>
+          <w:highlight w:val="lightGray"/>
+        </w:rPr>
+        <w:t>F</w:t>
+      </w:r>
+      <w:r>
+        <w:rPr>
+          <w:rFonts w:ascii="Arial" w:hAnsi="Arial" w:eastAsia="Arial" w:cs="Arial"/>
+          <w:b/>
+          <w:i w:val="0"/>
+          <w:color w:val="000000"/>
+          <w:sz w:val="18"/>
+          <w:highlight w:val="lightGray"/>
+        </w:rPr>
+        <w:t>r</w:t>
+      </w:r>
+      <w:r>
+        <w:rPr>
+          <w:rFonts w:ascii="Arial" w:hAnsi="Arial" w:eastAsia="Arial" w:cs="Arial"/>
+          <w:b/>
+          <w:i w:val="0"/>
+          <w:color w:val="000000"/>
+          <w:sz w:val="18"/>
+          <w:highlight w:val="lightGray"/>
+        </w:rPr>
+        <w:t>o</w:t>
+      </w:r>
+      <w:r>
+        <w:rPr>
+          <w:rFonts w:ascii="Arial" w:hAnsi="Arial" w:eastAsia="Arial" w:cs="Arial"/>
+          <w:b/>
+          <w:i w:val="0"/>
+          <w:color w:val="000000"/>
+          <w:sz w:val="18"/>
+          <w:highlight w:val="lightGray"/>
+        </w:rPr>
+        <w:t>m</w:t>
+      </w:r>
+      <w:r>
+        <w:rPr>
+          <w:rFonts w:ascii="Arial" w:hAnsi="Arial" w:eastAsia="Arial" w:cs="Arial"/>
+          <w:b/>
+          <w:i w:val="0"/>
+          <w:color w:val="000000"/>
+          <w:sz w:val="18"/>
+          <w:highlight w:val="lightGray"/>
+        </w:rPr>
+        <w:t>:</w:t>
+      </w:r>
+      <w:r>
+        <w:rPr>
+          <w:rFonts w:ascii="Arial" w:hAnsi="Arial" w:eastAsia="Arial" w:cs="Arial"/>
+          <w:b w:val="0"/>
+          <w:i w:val="0"/>
+          <w:color w:val="000000"/>
+          <w:sz w:val="18"/>
+          <w:highlight w:val="lightGray"/>
+        </w:rPr>
+        <w:t xml:space="preserve"> </w:t>
+      </w:r>
+      <w:r>
+        <w:rPr>
+          <w:rFonts w:ascii="Arial" w:hAnsi="Arial" w:eastAsia="Arial" w:cs="Arial"/>
+          <w:b w:val="0"/>
+          <w:i w:val="0"/>
+          <w:color w:val="000000"/>
+          <w:sz w:val="18"/>
+          <w:highlight w:val="lightGray"/>
+        </w:rPr>
+        <w:t>[</w:t>
+      </w:r>
+      <w:r>
+        <w:rPr>
+          <w:rFonts w:ascii="Arial" w:hAnsi="Arial" w:eastAsia="Arial" w:cs="Arial"/>
+          <w:b w:val="0"/>
+          <w:i w:val="0"/>
+          <w:color w:val="000000"/>
+          <w:sz w:val="18"/>
+          <w:highlight w:val="lightGray"/>
+        </w:rPr>
+        <w:t>C</w:t>
+      </w:r>
+      <w:r>
+        <w:rPr>
+          <w:rFonts w:ascii="Arial" w:hAnsi="Arial" w:eastAsia="Arial" w:cs="Arial"/>
+          <w:b w:val="0"/>
+          <w:i w:val="0"/>
+          <w:color w:val="000000"/>
+          <w:sz w:val="18"/>
+          <w:highlight w:val="lightGray"/>
+        </w:rPr>
+        <w:t>h</w:t>
+      </w:r>
+      <w:r>
+        <w:rPr>
+          <w:rFonts w:ascii="Arial" w:hAnsi="Arial" w:eastAsia="Arial" w:cs="Arial"/>
+          <w:b w:val="0"/>
+          <w:i w:val="0"/>
+          <w:color w:val="000000"/>
+          <w:sz w:val="18"/>
+          <w:highlight w:val="lightGray"/>
+        </w:rPr>
+        <w:t>a</w:t>
+      </w:r>
+      <w:r>
+        <w:rPr>
+          <w:rFonts w:ascii="Arial" w:hAnsi="Arial" w:eastAsia="Arial" w:cs="Arial"/>
+          <w:b w:val="0"/>
+          <w:i w:val="0"/>
+          <w:color w:val="000000"/>
+          <w:sz w:val="18"/>
+          <w:highlight w:val="lightGray"/>
+        </w:rPr>
+        <w:t>t</w:t>
+      </w:r>
+      <w:r>
+        <w:rPr>
+          <w:rFonts w:ascii="Arial" w:hAnsi="Arial" w:eastAsia="Arial" w:cs="Arial"/>
+          <w:b w:val="0"/>
+          <w:i w:val="0"/>
+          <w:color w:val="000000"/>
+          <w:sz w:val="18"/>
+          <w:highlight w:val="lightGray"/>
+        </w:rPr>
+        <w:t>G</w:t>
+      </w:r>
+      <w:r>
+        <w:rPr>
+          <w:rFonts w:ascii="Arial" w:hAnsi="Arial" w:eastAsia="Arial" w:cs="Arial"/>
+          <w:b w:val="0"/>
+          <w:i w:val="0"/>
+          <w:color w:val="000000"/>
+          <w:sz w:val="18"/>
+          <w:highlight w:val="lightGray"/>
+        </w:rPr>
+        <w:t>P</w:t>
+      </w:r>
+      <w:r>
+        <w:rPr>
+          <w:rFonts w:ascii="Arial" w:hAnsi="Arial" w:eastAsia="Arial" w:cs="Arial"/>
+          <w:b w:val="0"/>
+          <w:i w:val="0"/>
+          <w:color w:val="000000"/>
+          <w:sz w:val="18"/>
+          <w:highlight w:val="lightGray"/>
+        </w:rPr>
+        <w:t>T</w:t>
+      </w:r>
+      <w:r>
+        <w:rPr>
+          <w:rFonts w:ascii="Arial" w:hAnsi="Arial" w:eastAsia="Arial" w:cs="Arial"/>
+          <w:b w:val="0"/>
+          <w:i w:val="0"/>
+          <w:color w:val="000000"/>
+          <w:sz w:val="18"/>
+          <w:highlight w:val="lightGray"/>
+        </w:rPr>
+        <w:t>]</w:t>
+      </w:r>
+      <w:r>
+        <w:rPr>
+          <w:rFonts w:ascii="Arial" w:hAnsi="Arial" w:eastAsia="Arial" w:cs="Arial"/>
+          <w:b w:val="0"/>
+          <w:i w:val="0"/>
+          <w:color w:val="000000"/>
+          <w:sz w:val="18"/>
+          <w:highlight w:val="lightGray"/>
+        </w:rPr>
+        <w:t xml:space="preserve"> </w:t>
+      </w:r>
+      <w:r>
+        <w:rPr>
+          <w:rFonts w:ascii="Arial" w:hAnsi="Arial" w:eastAsia="Arial" w:cs="Arial"/>
+          <w:b/>
+          <w:i w:val="0"/>
+          <w:color w:val="000000"/>
+          <w:sz w:val="18"/>
+          <w:highlight w:val="lightGray"/>
+        </w:rPr>
+        <w:t>o</w:t>
+      </w:r>
+      <w:r>
+        <w:rPr>
+          <w:rFonts w:ascii="Arial" w:hAnsi="Arial" w:eastAsia="Arial" w:cs="Arial"/>
+          <w:b/>
+          <w:i w:val="0"/>
+          <w:color w:val="000000"/>
+          <w:sz w:val="18"/>
+          <w:highlight w:val="lightGray"/>
+        </w:rPr>
+        <w:t>n</w:t>
+      </w:r>
+      <w:r>
+        <w:rPr>
+          <w:rFonts w:ascii="Arial" w:hAnsi="Arial" w:eastAsia="Arial" w:cs="Arial"/>
+          <w:b/>
+          <w:i w:val="0"/>
+          <w:color w:val="000000"/>
+          <w:sz w:val="18"/>
+          <w:highlight w:val="lightGray"/>
+        </w:rPr>
+        <w:t xml:space="preserve"> </w:t>
+      </w:r>
+      <w:r>
+        <w:rPr>
+          <w:rFonts w:ascii="Arial" w:hAnsi="Arial" w:eastAsia="Arial" w:cs="Arial"/>
+          <w:b w:val="0"/>
+          <w:i w:val="0"/>
+          <w:color w:val="000000"/>
+          <w:sz w:val="18"/>
+          <w:highlight w:val="lightGray"/>
+        </w:rPr>
+        <w:t>[</w:t>
+      </w:r>
+      <w:r>
+        <w:rPr>
+          <w:rFonts w:ascii="Arial" w:hAnsi="Arial" w:eastAsia="Arial" w:cs="Arial"/>
+          <w:b w:val="0"/>
+          <w:i w:val="0"/>
+          <w:color w:val="000000"/>
+          <w:sz w:val="18"/>
+          <w:highlight w:val="lightGray"/>
+        </w:rPr>
+        <w:t>8</w:t>
+      </w:r>
+      <w:r>
+        <w:rPr>
+          <w:rFonts w:ascii="Arial" w:hAnsi="Arial" w:eastAsia="Arial" w:cs="Arial"/>
+          <w:b w:val="0"/>
+          <w:i w:val="0"/>
+          <w:color w:val="000000"/>
+          <w:sz w:val="18"/>
+          <w:highlight w:val="lightGray"/>
+        </w:rPr>
+        <w:t>/</w:t>
+      </w:r>
+      <w:r>
+        <w:rPr>
+          <w:rFonts w:ascii="Arial" w:hAnsi="Arial" w:eastAsia="Arial" w:cs="Arial"/>
+          <w:b w:val="0"/>
+          <w:i w:val="0"/>
+          <w:color w:val="000000"/>
+          <w:sz w:val="18"/>
+          <w:highlight w:val="lightGray"/>
+        </w:rPr>
+        <w:t>7</w:t>
+      </w:r>
+      <w:r>
+        <w:rPr>
+          <w:rFonts w:ascii="Arial" w:hAnsi="Arial" w:eastAsia="Arial" w:cs="Arial"/>
+          <w:b w:val="0"/>
+          <w:i w:val="0"/>
+          <w:color w:val="000000"/>
+          <w:sz w:val="18"/>
+          <w:highlight w:val="lightGray"/>
+        </w:rPr>
+        <w:t>/</w:t>
+      </w:r>
+      <w:r>
+        <w:rPr>
+          <w:rFonts w:ascii="Arial" w:hAnsi="Arial" w:eastAsia="Arial" w:cs="Arial"/>
+          <w:b w:val="0"/>
+          <w:i w:val="0"/>
+          <w:color w:val="000000"/>
+          <w:sz w:val="18"/>
+          <w:highlight w:val="lightGray"/>
+        </w:rPr>
+        <w:t>2</w:t>
+      </w:r>
+      <w:r>
+        <w:rPr>
+          <w:rFonts w:ascii="Arial" w:hAnsi="Arial" w:eastAsia="Arial" w:cs="Arial"/>
+          <w:b w:val="0"/>
+          <w:i w:val="0"/>
+          <w:color w:val="000000"/>
+          <w:sz w:val="18"/>
+          <w:highlight w:val="lightGray"/>
+        </w:rPr>
+        <w:t>0</w:t>
+      </w:r>
+      <w:r>
+        <w:rPr>
+          <w:rFonts w:ascii="Arial" w:hAnsi="Arial" w:eastAsia="Arial" w:cs="Arial"/>
+          <w:b w:val="0"/>
+          <w:i w:val="0"/>
+          <w:color w:val="000000"/>
+          <w:sz w:val="18"/>
+          <w:highlight w:val="lightGray"/>
+        </w:rPr>
+        <w:t>2</w:t>
+      </w:r>
+      <w:r>
+        <w:rPr>
+          <w:rFonts w:ascii="Arial" w:hAnsi="Arial" w:eastAsia="Arial" w:cs="Arial"/>
+          <w:b w:val="0"/>
+          <w:i w:val="0"/>
+          <w:color w:val="000000"/>
+          <w:sz w:val="18"/>
+          <w:highlight w:val="lightGray"/>
+        </w:rPr>
+        <w:t>5</w:t>
+      </w:r>
+      <w:r>
+        <w:rPr>
+          <w:rFonts w:ascii="Arial" w:hAnsi="Arial" w:eastAsia="Arial" w:cs="Arial"/>
+          <w:b w:val="0"/>
+          <w:i w:val="0"/>
+          <w:color w:val="000000"/>
+          <w:sz w:val="18"/>
+          <w:highlight w:val="lightGray"/>
+        </w:rPr>
+        <w:t>]</w:t>
       </w:r>
     </w:p>
     <w:p>
@@ -1957,78 +6352,1543 @@
       </w:pPr>
       <w:r>
         <w:rPr>
-          <w:rFonts w:ascii="Arial" w:eastAsia="Arial" w:hAnsi="Arial" w:cs="Arial"/>
-          <w:b/>
-          <w:color w:val="000000"/>
-          <w:sz w:val="18"/>
-          <w:highlight w:val="lightGray"/>
-        </w:rPr>
-        <w:t># Source: AI Source: Provided by: [Data Path</w:t>
-      </w:r>
-      <w:r>
-        <w:rPr>
-          <w:rFonts w:ascii="Arial" w:eastAsia="Arial" w:hAnsi="Arial" w:cs="Arial"/>
-          <w:color w:val="000000"/>
-          <w:sz w:val="18"/>
-          <w:highlight w:val="lightGray"/>
-        </w:rPr>
-        <w:t xml:space="preserve">: Persons Table -&gt; ID Column: 1, Name_En Column: Motasem Essam] -&gt; </w:t>
-      </w:r>
-      <w:r>
-        <w:rPr>
-          <w:rFonts w:ascii="Arial" w:eastAsia="Arial" w:hAnsi="Arial" w:cs="Arial"/>
-          <w:b/>
-          <w:color w:val="000000"/>
-          <w:sz w:val="18"/>
-          <w:highlight w:val="lightGray"/>
-        </w:rPr>
-        <w:t>From:</w:t>
-      </w:r>
-      <w:r>
-        <w:rPr>
-          <w:rFonts w:ascii="Arial" w:eastAsia="Arial" w:hAnsi="Arial" w:cs="Arial"/>
-          <w:color w:val="000000"/>
-          <w:sz w:val="18"/>
-          <w:highlight w:val="lightGray"/>
-        </w:rPr>
-        <w:t xml:space="preserve"> [Chatgpt (GPT</w:t>
-      </w:r>
-      <w:r>
-        <w:rPr>
-          <w:rFonts w:ascii="Arial" w:eastAsia="Arial" w:hAnsi="Arial" w:cs="Cambria Math"/>
-          <w:color w:val="000000"/>
-          <w:sz w:val="18"/>
-          <w:highlight w:val="lightGray"/>
-        </w:rPr>
-        <w:t>‑</w:t>
-      </w:r>
-      <w:r>
-        <w:rPr>
-          <w:rFonts w:ascii="Arial" w:eastAsia="Arial" w:hAnsi="Arial" w:cs="Arial"/>
-          <w:color w:val="000000"/>
-          <w:sz w:val="18"/>
-          <w:highlight w:val="lightGray"/>
-        </w:rPr>
-        <w:t xml:space="preserve">5 Mini)] </w:t>
-      </w:r>
-      <w:r>
-        <w:rPr>
-          <w:rFonts w:ascii="Arial" w:eastAsia="Arial" w:hAnsi="Arial" w:cs="Arial"/>
-          <w:b/>
-          <w:color w:val="000000"/>
-          <w:sz w:val="18"/>
-          <w:highlight w:val="lightGray"/>
-        </w:rPr>
-        <w:t>on</w:t>
-      </w:r>
-      <w:r>
-        <w:rPr>
-          <w:rFonts w:ascii="Arial" w:eastAsia="Arial" w:hAnsi="Arial"/>
-          <w:b/>
-          <w:sz w:val="18"/>
-          <w:highlight w:val="lightGray"/>
-        </w:rPr>
-        <w:t xml:space="preserve"> [8/7/2025]</w:t>
+          <w:rFonts w:ascii="Arial" w:hAnsi="Arial" w:eastAsia="Arial" w:cs="Arial"/>
+          <w:b/>
+          <w:i w:val="0"/>
+          <w:color w:val="000000"/>
+          <w:sz w:val="18"/>
+          <w:highlight w:val="lightGray"/>
+        </w:rPr>
+        <w:t>#</w:t>
+      </w:r>
+      <w:r>
+        <w:rPr>
+          <w:rFonts w:ascii="Arial" w:hAnsi="Arial" w:eastAsia="Arial" w:cs="Arial"/>
+          <w:b/>
+          <w:i w:val="0"/>
+          <w:color w:val="000000"/>
+          <w:sz w:val="18"/>
+          <w:highlight w:val="lightGray"/>
+        </w:rPr>
+        <w:t xml:space="preserve"> </w:t>
+      </w:r>
+      <w:r>
+        <w:rPr>
+          <w:rFonts w:ascii="Arial" w:hAnsi="Arial" w:eastAsia="Arial" w:cs="Arial"/>
+          <w:b/>
+          <w:i w:val="0"/>
+          <w:color w:val="000000"/>
+          <w:sz w:val="18"/>
+          <w:highlight w:val="lightGray"/>
+        </w:rPr>
+        <w:t>S</w:t>
+      </w:r>
+      <w:r>
+        <w:rPr>
+          <w:rFonts w:ascii="Arial" w:hAnsi="Arial" w:eastAsia="Arial" w:cs="Arial"/>
+          <w:b/>
+          <w:i w:val="0"/>
+          <w:color w:val="000000"/>
+          <w:sz w:val="18"/>
+          <w:highlight w:val="lightGray"/>
+        </w:rPr>
+        <w:t>o</w:t>
+      </w:r>
+      <w:r>
+        <w:rPr>
+          <w:rFonts w:ascii="Arial" w:hAnsi="Arial" w:eastAsia="Arial" w:cs="Arial"/>
+          <w:b/>
+          <w:i w:val="0"/>
+          <w:color w:val="000000"/>
+          <w:sz w:val="18"/>
+          <w:highlight w:val="lightGray"/>
+        </w:rPr>
+        <w:t>u</w:t>
+      </w:r>
+      <w:r>
+        <w:rPr>
+          <w:rFonts w:ascii="Arial" w:hAnsi="Arial" w:eastAsia="Arial" w:cs="Arial"/>
+          <w:b/>
+          <w:i w:val="0"/>
+          <w:color w:val="000000"/>
+          <w:sz w:val="18"/>
+          <w:highlight w:val="lightGray"/>
+        </w:rPr>
+        <w:t>r</w:t>
+      </w:r>
+      <w:r>
+        <w:rPr>
+          <w:rFonts w:ascii="Arial" w:hAnsi="Arial" w:eastAsia="Arial" w:cs="Arial"/>
+          <w:b/>
+          <w:i w:val="0"/>
+          <w:color w:val="000000"/>
+          <w:sz w:val="18"/>
+          <w:highlight w:val="lightGray"/>
+        </w:rPr>
+        <w:t>c</w:t>
+      </w:r>
+      <w:r>
+        <w:rPr>
+          <w:rFonts w:ascii="Arial" w:hAnsi="Arial" w:eastAsia="Arial" w:cs="Arial"/>
+          <w:b/>
+          <w:i w:val="0"/>
+          <w:color w:val="000000"/>
+          <w:sz w:val="18"/>
+          <w:highlight w:val="lightGray"/>
+        </w:rPr>
+        <w:t>e</w:t>
+      </w:r>
+      <w:r>
+        <w:rPr>
+          <w:rFonts w:ascii="Arial" w:hAnsi="Arial" w:eastAsia="Arial" w:cs="Arial"/>
+          <w:b/>
+          <w:i w:val="0"/>
+          <w:color w:val="000000"/>
+          <w:sz w:val="18"/>
+          <w:highlight w:val="lightGray"/>
+        </w:rPr>
+        <w:t>:</w:t>
+      </w:r>
+      <w:r>
+        <w:rPr>
+          <w:rFonts w:ascii="Arial" w:hAnsi="Arial" w:eastAsia="Arial" w:cs="Arial"/>
+          <w:b/>
+          <w:i w:val="0"/>
+          <w:color w:val="000000"/>
+          <w:sz w:val="18"/>
+          <w:highlight w:val="lightGray"/>
+        </w:rPr>
+        <w:t xml:space="preserve"> </w:t>
+      </w:r>
+      <w:r>
+        <w:rPr>
+          <w:rFonts w:ascii="Arial" w:hAnsi="Arial" w:eastAsia="Arial" w:cs="Arial"/>
+          <w:b/>
+          <w:i w:val="0"/>
+          <w:color w:val="000000"/>
+          <w:sz w:val="18"/>
+          <w:highlight w:val="lightGray"/>
+        </w:rPr>
+        <w:t>A</w:t>
+      </w:r>
+      <w:r>
+        <w:rPr>
+          <w:rFonts w:ascii="Arial" w:hAnsi="Arial" w:eastAsia="Arial" w:cs="Arial"/>
+          <w:b/>
+          <w:i w:val="0"/>
+          <w:color w:val="000000"/>
+          <w:sz w:val="18"/>
+          <w:highlight w:val="lightGray"/>
+        </w:rPr>
+        <w:t>I</w:t>
+      </w:r>
+      <w:r>
+        <w:rPr>
+          <w:rFonts w:ascii="Arial" w:hAnsi="Arial" w:eastAsia="Arial" w:cs="Arial"/>
+          <w:b/>
+          <w:i w:val="0"/>
+          <w:color w:val="000000"/>
+          <w:sz w:val="18"/>
+          <w:highlight w:val="lightGray"/>
+        </w:rPr>
+        <w:t xml:space="preserve"> </w:t>
+      </w:r>
+      <w:r>
+        <w:rPr>
+          <w:rFonts w:ascii="Arial" w:hAnsi="Arial" w:eastAsia="Arial" w:cs="Arial"/>
+          <w:b/>
+          <w:i w:val="0"/>
+          <w:color w:val="000000"/>
+          <w:sz w:val="18"/>
+          <w:highlight w:val="lightGray"/>
+        </w:rPr>
+        <w:t>S</w:t>
+      </w:r>
+      <w:r>
+        <w:rPr>
+          <w:rFonts w:ascii="Arial" w:hAnsi="Arial" w:eastAsia="Arial" w:cs="Arial"/>
+          <w:b/>
+          <w:i w:val="0"/>
+          <w:color w:val="000000"/>
+          <w:sz w:val="18"/>
+          <w:highlight w:val="lightGray"/>
+        </w:rPr>
+        <w:t>o</w:t>
+      </w:r>
+      <w:r>
+        <w:rPr>
+          <w:rFonts w:ascii="Arial" w:hAnsi="Arial" w:eastAsia="Arial" w:cs="Arial"/>
+          <w:b/>
+          <w:i w:val="0"/>
+          <w:color w:val="000000"/>
+          <w:sz w:val="18"/>
+          <w:highlight w:val="lightGray"/>
+        </w:rPr>
+        <w:t>u</w:t>
+      </w:r>
+      <w:r>
+        <w:rPr>
+          <w:rFonts w:ascii="Arial" w:hAnsi="Arial" w:eastAsia="Arial" w:cs="Arial"/>
+          <w:b/>
+          <w:i w:val="0"/>
+          <w:color w:val="000000"/>
+          <w:sz w:val="18"/>
+          <w:highlight w:val="lightGray"/>
+        </w:rPr>
+        <w:t>r</w:t>
+      </w:r>
+      <w:r>
+        <w:rPr>
+          <w:rFonts w:ascii="Arial" w:hAnsi="Arial" w:eastAsia="Arial" w:cs="Arial"/>
+          <w:b/>
+          <w:i w:val="0"/>
+          <w:color w:val="000000"/>
+          <w:sz w:val="18"/>
+          <w:highlight w:val="lightGray"/>
+        </w:rPr>
+        <w:t>c</w:t>
+      </w:r>
+      <w:r>
+        <w:rPr>
+          <w:rFonts w:ascii="Arial" w:hAnsi="Arial" w:eastAsia="Arial" w:cs="Arial"/>
+          <w:b/>
+          <w:i w:val="0"/>
+          <w:color w:val="000000"/>
+          <w:sz w:val="18"/>
+          <w:highlight w:val="lightGray"/>
+        </w:rPr>
+        <w:t>e</w:t>
+      </w:r>
+      <w:r>
+        <w:rPr>
+          <w:rFonts w:ascii="Arial" w:hAnsi="Arial" w:eastAsia="Arial" w:cs="Arial"/>
+          <w:b/>
+          <w:i w:val="0"/>
+          <w:color w:val="000000"/>
+          <w:sz w:val="18"/>
+          <w:highlight w:val="lightGray"/>
+        </w:rPr>
+        <w:t>:</w:t>
+      </w:r>
+      <w:r>
+        <w:rPr>
+          <w:rFonts w:ascii="Arial" w:hAnsi="Arial" w:eastAsia="Arial" w:cs="Arial"/>
+          <w:b/>
+          <w:i w:val="0"/>
+          <w:color w:val="000000"/>
+          <w:sz w:val="18"/>
+          <w:highlight w:val="lightGray"/>
+        </w:rPr>
+        <w:t xml:space="preserve"> </w:t>
+      </w:r>
+      <w:r>
+        <w:rPr>
+          <w:rFonts w:ascii="Arial" w:hAnsi="Arial" w:eastAsia="Arial" w:cs="Arial"/>
+          <w:b/>
+          <w:i w:val="0"/>
+          <w:color w:val="000000"/>
+          <w:sz w:val="18"/>
+          <w:highlight w:val="lightGray"/>
+        </w:rPr>
+        <w:t>P</w:t>
+      </w:r>
+      <w:r>
+        <w:rPr>
+          <w:rFonts w:ascii="Arial" w:hAnsi="Arial" w:eastAsia="Arial" w:cs="Arial"/>
+          <w:b/>
+          <w:i w:val="0"/>
+          <w:color w:val="000000"/>
+          <w:sz w:val="18"/>
+          <w:highlight w:val="lightGray"/>
+        </w:rPr>
+        <w:t>r</w:t>
+      </w:r>
+      <w:r>
+        <w:rPr>
+          <w:rFonts w:ascii="Arial" w:hAnsi="Arial" w:eastAsia="Arial" w:cs="Arial"/>
+          <w:b/>
+          <w:i w:val="0"/>
+          <w:color w:val="000000"/>
+          <w:sz w:val="18"/>
+          <w:highlight w:val="lightGray"/>
+        </w:rPr>
+        <w:t>o</w:t>
+      </w:r>
+      <w:r>
+        <w:rPr>
+          <w:rFonts w:ascii="Arial" w:hAnsi="Arial" w:eastAsia="Arial" w:cs="Arial"/>
+          <w:b/>
+          <w:i w:val="0"/>
+          <w:color w:val="000000"/>
+          <w:sz w:val="18"/>
+          <w:highlight w:val="lightGray"/>
+        </w:rPr>
+        <w:t>v</w:t>
+      </w:r>
+      <w:r>
+        <w:rPr>
+          <w:rFonts w:ascii="Arial" w:hAnsi="Arial" w:eastAsia="Arial" w:cs="Arial"/>
+          <w:b/>
+          <w:i w:val="0"/>
+          <w:color w:val="000000"/>
+          <w:sz w:val="18"/>
+          <w:highlight w:val="lightGray"/>
+        </w:rPr>
+        <w:t>i</w:t>
+      </w:r>
+      <w:r>
+        <w:rPr>
+          <w:rFonts w:ascii="Arial" w:hAnsi="Arial" w:eastAsia="Arial" w:cs="Arial"/>
+          <w:b/>
+          <w:i w:val="0"/>
+          <w:color w:val="000000"/>
+          <w:sz w:val="18"/>
+          <w:highlight w:val="lightGray"/>
+        </w:rPr>
+        <w:t>d</w:t>
+      </w:r>
+      <w:r>
+        <w:rPr>
+          <w:rFonts w:ascii="Arial" w:hAnsi="Arial" w:eastAsia="Arial" w:cs="Arial"/>
+          <w:b/>
+          <w:i w:val="0"/>
+          <w:color w:val="000000"/>
+          <w:sz w:val="18"/>
+          <w:highlight w:val="lightGray"/>
+        </w:rPr>
+        <w:t>e</w:t>
+      </w:r>
+      <w:r>
+        <w:rPr>
+          <w:rFonts w:ascii="Arial" w:hAnsi="Arial" w:eastAsia="Arial" w:cs="Arial"/>
+          <w:b/>
+          <w:i w:val="0"/>
+          <w:color w:val="000000"/>
+          <w:sz w:val="18"/>
+          <w:highlight w:val="lightGray"/>
+        </w:rPr>
+        <w:t>d</w:t>
+      </w:r>
+      <w:r>
+        <w:rPr>
+          <w:rFonts w:ascii="Arial" w:hAnsi="Arial" w:eastAsia="Arial" w:cs="Arial"/>
+          <w:b/>
+          <w:i w:val="0"/>
+          <w:color w:val="000000"/>
+          <w:sz w:val="18"/>
+          <w:highlight w:val="lightGray"/>
+        </w:rPr>
+        <w:t xml:space="preserve"> </w:t>
+      </w:r>
+      <w:r>
+        <w:rPr>
+          <w:rFonts w:ascii="Arial" w:hAnsi="Arial" w:eastAsia="Arial" w:cs="Arial"/>
+          <w:b/>
+          <w:i w:val="0"/>
+          <w:color w:val="000000"/>
+          <w:sz w:val="18"/>
+          <w:highlight w:val="lightGray"/>
+        </w:rPr>
+        <w:t>b</w:t>
+      </w:r>
+      <w:r>
+        <w:rPr>
+          <w:rFonts w:ascii="Arial" w:hAnsi="Arial" w:eastAsia="Arial" w:cs="Arial"/>
+          <w:b/>
+          <w:i w:val="0"/>
+          <w:color w:val="000000"/>
+          <w:sz w:val="18"/>
+          <w:highlight w:val="lightGray"/>
+        </w:rPr>
+        <w:t>y</w:t>
+      </w:r>
+      <w:r>
+        <w:rPr>
+          <w:rFonts w:ascii="Arial" w:hAnsi="Arial" w:eastAsia="Arial" w:cs="Arial"/>
+          <w:b/>
+          <w:i w:val="0"/>
+          <w:color w:val="000000"/>
+          <w:sz w:val="18"/>
+          <w:highlight w:val="lightGray"/>
+        </w:rPr>
+        <w:t>:</w:t>
+      </w:r>
+      <w:r>
+        <w:rPr>
+          <w:rFonts w:ascii="Arial" w:hAnsi="Arial" w:eastAsia="Arial" w:cs="Arial"/>
+          <w:b/>
+          <w:i w:val="0"/>
+          <w:color w:val="000000"/>
+          <w:sz w:val="18"/>
+          <w:highlight w:val="lightGray"/>
+        </w:rPr>
+        <w:t xml:space="preserve"> </w:t>
+      </w:r>
+      <w:r>
+        <w:rPr>
+          <w:rFonts w:ascii="Arial" w:hAnsi="Arial" w:eastAsia="Arial" w:cs="Arial"/>
+          <w:b/>
+          <w:i w:val="0"/>
+          <w:color w:val="000000"/>
+          <w:sz w:val="18"/>
+          <w:highlight w:val="lightGray"/>
+        </w:rPr>
+        <w:t>[</w:t>
+      </w:r>
+      <w:r>
+        <w:rPr>
+          <w:rFonts w:ascii="Arial" w:hAnsi="Arial" w:eastAsia="Arial" w:cs="Arial"/>
+          <w:b/>
+          <w:i w:val="0"/>
+          <w:color w:val="000000"/>
+          <w:sz w:val="18"/>
+          <w:highlight w:val="lightGray"/>
+        </w:rPr>
+        <w:t>D</w:t>
+      </w:r>
+      <w:r>
+        <w:rPr>
+          <w:rFonts w:ascii="Arial" w:hAnsi="Arial" w:eastAsia="Arial" w:cs="Arial"/>
+          <w:b/>
+          <w:i w:val="0"/>
+          <w:color w:val="000000"/>
+          <w:sz w:val="18"/>
+          <w:highlight w:val="lightGray"/>
+        </w:rPr>
+        <w:t>a</w:t>
+      </w:r>
+      <w:r>
+        <w:rPr>
+          <w:rFonts w:ascii="Arial" w:hAnsi="Arial" w:eastAsia="Arial" w:cs="Arial"/>
+          <w:b/>
+          <w:i w:val="0"/>
+          <w:color w:val="000000"/>
+          <w:sz w:val="18"/>
+          <w:highlight w:val="lightGray"/>
+        </w:rPr>
+        <w:t>t</w:t>
+      </w:r>
+      <w:r>
+        <w:rPr>
+          <w:rFonts w:ascii="Arial" w:hAnsi="Arial" w:eastAsia="Arial" w:cs="Arial"/>
+          <w:b/>
+          <w:i w:val="0"/>
+          <w:color w:val="000000"/>
+          <w:sz w:val="18"/>
+          <w:highlight w:val="lightGray"/>
+        </w:rPr>
+        <w:t>a</w:t>
+      </w:r>
+      <w:r>
+        <w:rPr>
+          <w:rFonts w:ascii="Arial" w:hAnsi="Arial" w:eastAsia="Arial" w:cs="Arial"/>
+          <w:b/>
+          <w:i w:val="0"/>
+          <w:color w:val="000000"/>
+          <w:sz w:val="18"/>
+          <w:highlight w:val="lightGray"/>
+        </w:rPr>
+        <w:t xml:space="preserve"> </w:t>
+      </w:r>
+      <w:r>
+        <w:rPr>
+          <w:rFonts w:ascii="Arial" w:hAnsi="Arial" w:eastAsia="Arial" w:cs="Arial"/>
+          <w:b/>
+          <w:i w:val="0"/>
+          <w:color w:val="000000"/>
+          <w:sz w:val="18"/>
+          <w:highlight w:val="lightGray"/>
+        </w:rPr>
+        <w:t>P</w:t>
+      </w:r>
+      <w:r>
+        <w:rPr>
+          <w:rFonts w:ascii="Arial" w:hAnsi="Arial" w:eastAsia="Arial" w:cs="Arial"/>
+          <w:b/>
+          <w:i w:val="0"/>
+          <w:color w:val="000000"/>
+          <w:sz w:val="18"/>
+          <w:highlight w:val="lightGray"/>
+        </w:rPr>
+        <w:t>a</w:t>
+      </w:r>
+      <w:r>
+        <w:rPr>
+          <w:rFonts w:ascii="Arial" w:hAnsi="Arial" w:eastAsia="Arial" w:cs="Arial"/>
+          <w:b/>
+          <w:i w:val="0"/>
+          <w:color w:val="000000"/>
+          <w:sz w:val="18"/>
+          <w:highlight w:val="lightGray"/>
+        </w:rPr>
+        <w:t>t</w:t>
+      </w:r>
+      <w:r>
+        <w:rPr>
+          <w:rFonts w:ascii="Arial" w:hAnsi="Arial" w:eastAsia="Arial" w:cs="Arial"/>
+          <w:b/>
+          <w:i w:val="0"/>
+          <w:color w:val="000000"/>
+          <w:sz w:val="18"/>
+          <w:highlight w:val="lightGray"/>
+        </w:rPr>
+        <w:t>h</w:t>
+      </w:r>
+      <w:r>
+        <w:rPr>
+          <w:rFonts w:ascii="Arial" w:hAnsi="Arial" w:eastAsia="Arial" w:cs="Arial"/>
+          <w:b w:val="0"/>
+          <w:i w:val="0"/>
+          <w:color w:val="000000"/>
+          <w:sz w:val="18"/>
+          <w:highlight w:val="lightGray"/>
+        </w:rPr>
+        <w:t>:</w:t>
+      </w:r>
+      <w:r>
+        <w:rPr>
+          <w:rFonts w:ascii="Arial" w:hAnsi="Arial" w:eastAsia="Arial" w:cs="Arial"/>
+          <w:b w:val="0"/>
+          <w:i w:val="0"/>
+          <w:color w:val="000000"/>
+          <w:sz w:val="18"/>
+          <w:highlight w:val="lightGray"/>
+        </w:rPr>
+        <w:t xml:space="preserve"> </w:t>
+      </w:r>
+      <w:r>
+        <w:rPr>
+          <w:rFonts w:ascii="Arial" w:hAnsi="Arial" w:eastAsia="Arial" w:cs="Arial"/>
+          <w:b w:val="0"/>
+          <w:i w:val="0"/>
+          <w:color w:val="000000"/>
+          <w:sz w:val="18"/>
+          <w:highlight w:val="lightGray"/>
+        </w:rPr>
+        <w:t>P</w:t>
+      </w:r>
+      <w:r>
+        <w:rPr>
+          <w:rFonts w:ascii="Arial" w:hAnsi="Arial" w:eastAsia="Arial" w:cs="Arial"/>
+          <w:b w:val="0"/>
+          <w:i w:val="0"/>
+          <w:color w:val="000000"/>
+          <w:sz w:val="18"/>
+          <w:highlight w:val="lightGray"/>
+        </w:rPr>
+        <w:t>e</w:t>
+      </w:r>
+      <w:r>
+        <w:rPr>
+          <w:rFonts w:ascii="Arial" w:hAnsi="Arial" w:eastAsia="Arial" w:cs="Arial"/>
+          <w:b w:val="0"/>
+          <w:i w:val="0"/>
+          <w:color w:val="000000"/>
+          <w:sz w:val="18"/>
+          <w:highlight w:val="lightGray"/>
+        </w:rPr>
+        <w:t>r</w:t>
+      </w:r>
+      <w:r>
+        <w:rPr>
+          <w:rFonts w:ascii="Arial" w:hAnsi="Arial" w:eastAsia="Arial" w:cs="Arial"/>
+          <w:b w:val="0"/>
+          <w:i w:val="0"/>
+          <w:color w:val="000000"/>
+          <w:sz w:val="18"/>
+          <w:highlight w:val="lightGray"/>
+        </w:rPr>
+        <w:t>s</w:t>
+      </w:r>
+      <w:r>
+        <w:rPr>
+          <w:rFonts w:ascii="Arial" w:hAnsi="Arial" w:eastAsia="Arial" w:cs="Arial"/>
+          <w:b w:val="0"/>
+          <w:i w:val="0"/>
+          <w:color w:val="000000"/>
+          <w:sz w:val="18"/>
+          <w:highlight w:val="lightGray"/>
+        </w:rPr>
+        <w:t>o</w:t>
+      </w:r>
+      <w:r>
+        <w:rPr>
+          <w:rFonts w:ascii="Arial" w:hAnsi="Arial" w:eastAsia="Arial" w:cs="Arial"/>
+          <w:b w:val="0"/>
+          <w:i w:val="0"/>
+          <w:color w:val="000000"/>
+          <w:sz w:val="18"/>
+          <w:highlight w:val="lightGray"/>
+        </w:rPr>
+        <w:t>n</w:t>
+      </w:r>
+      <w:r>
+        <w:rPr>
+          <w:rFonts w:ascii="Arial" w:hAnsi="Arial" w:eastAsia="Arial" w:cs="Arial"/>
+          <w:b w:val="0"/>
+          <w:i w:val="0"/>
+          <w:color w:val="000000"/>
+          <w:sz w:val="18"/>
+          <w:highlight w:val="lightGray"/>
+        </w:rPr>
+        <w:t>s</w:t>
+      </w:r>
+      <w:r>
+        <w:rPr>
+          <w:rFonts w:ascii="Arial" w:hAnsi="Arial" w:eastAsia="Arial" w:cs="Arial"/>
+          <w:b w:val="0"/>
+          <w:i w:val="0"/>
+          <w:color w:val="000000"/>
+          <w:sz w:val="18"/>
+          <w:highlight w:val="lightGray"/>
+        </w:rPr>
+        <w:t xml:space="preserve"> </w:t>
+      </w:r>
+      <w:r>
+        <w:rPr>
+          <w:rFonts w:ascii="Arial" w:hAnsi="Arial" w:eastAsia="Arial" w:cs="Arial"/>
+          <w:b w:val="0"/>
+          <w:i w:val="0"/>
+          <w:color w:val="000000"/>
+          <w:sz w:val="18"/>
+          <w:highlight w:val="lightGray"/>
+        </w:rPr>
+        <w:t>T</w:t>
+      </w:r>
+      <w:r>
+        <w:rPr>
+          <w:rFonts w:ascii="Arial" w:hAnsi="Arial" w:eastAsia="Arial" w:cs="Arial"/>
+          <w:b w:val="0"/>
+          <w:i w:val="0"/>
+          <w:color w:val="000000"/>
+          <w:sz w:val="18"/>
+          <w:highlight w:val="lightGray"/>
+        </w:rPr>
+        <w:t>a</w:t>
+      </w:r>
+      <w:r>
+        <w:rPr>
+          <w:rFonts w:ascii="Arial" w:hAnsi="Arial" w:eastAsia="Arial" w:cs="Arial"/>
+          <w:b w:val="0"/>
+          <w:i w:val="0"/>
+          <w:color w:val="000000"/>
+          <w:sz w:val="18"/>
+          <w:highlight w:val="lightGray"/>
+        </w:rPr>
+        <w:t>b</w:t>
+      </w:r>
+      <w:r>
+        <w:rPr>
+          <w:rFonts w:ascii="Arial" w:hAnsi="Arial" w:eastAsia="Arial" w:cs="Arial"/>
+          <w:b w:val="0"/>
+          <w:i w:val="0"/>
+          <w:color w:val="000000"/>
+          <w:sz w:val="18"/>
+          <w:highlight w:val="lightGray"/>
+        </w:rPr>
+        <w:t>l</w:t>
+      </w:r>
+      <w:r>
+        <w:rPr>
+          <w:rFonts w:ascii="Arial" w:hAnsi="Arial" w:eastAsia="Arial" w:cs="Arial"/>
+          <w:b w:val="0"/>
+          <w:i w:val="0"/>
+          <w:color w:val="000000"/>
+          <w:sz w:val="18"/>
+          <w:highlight w:val="lightGray"/>
+        </w:rPr>
+        <w:t>e</w:t>
+      </w:r>
+      <w:r>
+        <w:rPr>
+          <w:rFonts w:ascii="Arial" w:hAnsi="Arial" w:eastAsia="Arial" w:cs="Arial"/>
+          <w:b w:val="0"/>
+          <w:i w:val="0"/>
+          <w:color w:val="000000"/>
+          <w:sz w:val="18"/>
+          <w:highlight w:val="lightGray"/>
+        </w:rPr>
+        <w:t xml:space="preserve"> </w:t>
+      </w:r>
+      <w:r>
+        <w:rPr>
+          <w:rFonts w:ascii="Arial" w:hAnsi="Arial" w:eastAsia="Arial" w:cs="Arial"/>
+          <w:b w:val="0"/>
+          <w:i w:val="0"/>
+          <w:color w:val="000000"/>
+          <w:sz w:val="18"/>
+          <w:highlight w:val="lightGray"/>
+        </w:rPr>
+        <w:t>-</w:t>
+      </w:r>
+      <w:r>
+        <w:rPr>
+          <w:rFonts w:ascii="Arial" w:hAnsi="Arial" w:eastAsia="Arial" w:cs="Arial"/>
+          <w:b w:val="0"/>
+          <w:i w:val="0"/>
+          <w:color w:val="000000"/>
+          <w:sz w:val="18"/>
+          <w:highlight w:val="lightGray"/>
+        </w:rPr>
+        <w:t>&gt;</w:t>
+      </w:r>
+      <w:r>
+        <w:rPr>
+          <w:rFonts w:ascii="Arial" w:hAnsi="Arial" w:eastAsia="Arial" w:cs="Arial"/>
+          <w:b w:val="0"/>
+          <w:i w:val="0"/>
+          <w:color w:val="000000"/>
+          <w:sz w:val="18"/>
+          <w:highlight w:val="lightGray"/>
+        </w:rPr>
+        <w:t xml:space="preserve"> </w:t>
+      </w:r>
+      <w:r>
+        <w:rPr>
+          <w:rFonts w:ascii="Arial" w:hAnsi="Arial" w:eastAsia="Arial" w:cs="Arial"/>
+          <w:b w:val="0"/>
+          <w:i w:val="0"/>
+          <w:color w:val="000000"/>
+          <w:sz w:val="18"/>
+          <w:highlight w:val="lightGray"/>
+        </w:rPr>
+        <w:t>I</w:t>
+      </w:r>
+      <w:r>
+        <w:rPr>
+          <w:rFonts w:ascii="Arial" w:hAnsi="Arial" w:eastAsia="Arial" w:cs="Arial"/>
+          <w:b w:val="0"/>
+          <w:i w:val="0"/>
+          <w:color w:val="000000"/>
+          <w:sz w:val="18"/>
+          <w:highlight w:val="lightGray"/>
+        </w:rPr>
+        <w:t>D</w:t>
+      </w:r>
+      <w:r>
+        <w:rPr>
+          <w:rFonts w:ascii="Arial" w:hAnsi="Arial" w:eastAsia="Arial" w:cs="Arial"/>
+          <w:b w:val="0"/>
+          <w:i w:val="0"/>
+          <w:color w:val="000000"/>
+          <w:sz w:val="18"/>
+          <w:highlight w:val="lightGray"/>
+        </w:rPr>
+        <w:t xml:space="preserve"> </w:t>
+      </w:r>
+      <w:r>
+        <w:rPr>
+          <w:rFonts w:ascii="Arial" w:hAnsi="Arial" w:eastAsia="Arial" w:cs="Arial"/>
+          <w:b w:val="0"/>
+          <w:i w:val="0"/>
+          <w:color w:val="000000"/>
+          <w:sz w:val="18"/>
+          <w:highlight w:val="lightGray"/>
+        </w:rPr>
+        <w:t>C</w:t>
+      </w:r>
+      <w:r>
+        <w:rPr>
+          <w:rFonts w:ascii="Arial" w:hAnsi="Arial" w:eastAsia="Arial" w:cs="Arial"/>
+          <w:b w:val="0"/>
+          <w:i w:val="0"/>
+          <w:color w:val="000000"/>
+          <w:sz w:val="18"/>
+          <w:highlight w:val="lightGray"/>
+        </w:rPr>
+        <w:t>o</w:t>
+      </w:r>
+      <w:r>
+        <w:rPr>
+          <w:rFonts w:ascii="Arial" w:hAnsi="Arial" w:eastAsia="Arial" w:cs="Arial"/>
+          <w:b w:val="0"/>
+          <w:i w:val="0"/>
+          <w:color w:val="000000"/>
+          <w:sz w:val="18"/>
+          <w:highlight w:val="lightGray"/>
+        </w:rPr>
+        <w:t>l</w:t>
+      </w:r>
+      <w:r>
+        <w:rPr>
+          <w:rFonts w:ascii="Arial" w:hAnsi="Arial" w:eastAsia="Arial" w:cs="Arial"/>
+          <w:b w:val="0"/>
+          <w:i w:val="0"/>
+          <w:color w:val="000000"/>
+          <w:sz w:val="18"/>
+          <w:highlight w:val="lightGray"/>
+        </w:rPr>
+        <w:t>u</w:t>
+      </w:r>
+      <w:r>
+        <w:rPr>
+          <w:rFonts w:ascii="Arial" w:hAnsi="Arial" w:eastAsia="Arial" w:cs="Arial"/>
+          <w:b w:val="0"/>
+          <w:i w:val="0"/>
+          <w:color w:val="000000"/>
+          <w:sz w:val="18"/>
+          <w:highlight w:val="lightGray"/>
+        </w:rPr>
+        <w:t>m</w:t>
+      </w:r>
+      <w:r>
+        <w:rPr>
+          <w:rFonts w:ascii="Arial" w:hAnsi="Arial" w:eastAsia="Arial" w:cs="Arial"/>
+          <w:b w:val="0"/>
+          <w:i w:val="0"/>
+          <w:color w:val="000000"/>
+          <w:sz w:val="18"/>
+          <w:highlight w:val="lightGray"/>
+        </w:rPr>
+        <w:t>n</w:t>
+      </w:r>
+      <w:r>
+        <w:rPr>
+          <w:rFonts w:ascii="Arial" w:hAnsi="Arial" w:eastAsia="Arial" w:cs="Arial"/>
+          <w:b w:val="0"/>
+          <w:i w:val="0"/>
+          <w:color w:val="000000"/>
+          <w:sz w:val="18"/>
+          <w:highlight w:val="lightGray"/>
+        </w:rPr>
+        <w:t>:</w:t>
+      </w:r>
+      <w:r>
+        <w:rPr>
+          <w:rFonts w:ascii="Arial" w:hAnsi="Arial" w:eastAsia="Arial" w:cs="Arial"/>
+          <w:b w:val="0"/>
+          <w:i w:val="0"/>
+          <w:color w:val="000000"/>
+          <w:sz w:val="18"/>
+          <w:highlight w:val="lightGray"/>
+        </w:rPr>
+        <w:t xml:space="preserve"> </w:t>
+      </w:r>
+      <w:r>
+        <w:rPr>
+          <w:rFonts w:ascii="Arial" w:hAnsi="Arial" w:eastAsia="Arial" w:cs="Arial"/>
+          <w:b w:val="0"/>
+          <w:i w:val="0"/>
+          <w:color w:val="000000"/>
+          <w:sz w:val="18"/>
+          <w:highlight w:val="lightGray"/>
+        </w:rPr>
+        <w:t>1</w:t>
+      </w:r>
+      <w:r>
+        <w:rPr>
+          <w:rFonts w:ascii="Arial" w:hAnsi="Arial" w:eastAsia="Arial" w:cs="Arial"/>
+          <w:b w:val="0"/>
+          <w:i w:val="0"/>
+          <w:color w:val="000000"/>
+          <w:sz w:val="18"/>
+          <w:highlight w:val="lightGray"/>
+        </w:rPr>
+        <w:t>,</w:t>
+      </w:r>
+      <w:r>
+        <w:rPr>
+          <w:rFonts w:ascii="Arial" w:hAnsi="Arial" w:eastAsia="Arial" w:cs="Arial"/>
+          <w:b w:val="0"/>
+          <w:i w:val="0"/>
+          <w:color w:val="000000"/>
+          <w:sz w:val="18"/>
+          <w:highlight w:val="lightGray"/>
+        </w:rPr>
+        <w:t xml:space="preserve"> </w:t>
+      </w:r>
+      <w:r>
+        <w:rPr>
+          <w:rFonts w:ascii="Arial" w:hAnsi="Arial" w:eastAsia="Arial" w:cs="Arial"/>
+          <w:b w:val="0"/>
+          <w:i w:val="0"/>
+          <w:color w:val="000000"/>
+          <w:sz w:val="18"/>
+          <w:highlight w:val="lightGray"/>
+        </w:rPr>
+        <w:t>N</w:t>
+      </w:r>
+      <w:r>
+        <w:rPr>
+          <w:rFonts w:ascii="Arial" w:hAnsi="Arial" w:eastAsia="Arial" w:cs="Arial"/>
+          <w:b w:val="0"/>
+          <w:i w:val="0"/>
+          <w:color w:val="000000"/>
+          <w:sz w:val="18"/>
+          <w:highlight w:val="lightGray"/>
+        </w:rPr>
+        <w:t>a</w:t>
+      </w:r>
+      <w:r>
+        <w:rPr>
+          <w:rFonts w:ascii="Arial" w:hAnsi="Arial" w:eastAsia="Arial" w:cs="Arial"/>
+          <w:b w:val="0"/>
+          <w:i w:val="0"/>
+          <w:color w:val="000000"/>
+          <w:sz w:val="18"/>
+          <w:highlight w:val="lightGray"/>
+        </w:rPr>
+        <w:t>m</w:t>
+      </w:r>
+      <w:r>
+        <w:rPr>
+          <w:rFonts w:ascii="Arial" w:hAnsi="Arial" w:eastAsia="Arial" w:cs="Arial"/>
+          <w:b w:val="0"/>
+          <w:i w:val="0"/>
+          <w:color w:val="000000"/>
+          <w:sz w:val="18"/>
+          <w:highlight w:val="lightGray"/>
+        </w:rPr>
+        <w:t>e</w:t>
+      </w:r>
+      <w:r>
+        <w:rPr>
+          <w:rFonts w:ascii="Arial" w:hAnsi="Arial" w:eastAsia="Arial" w:cs="Arial"/>
+          <w:b w:val="0"/>
+          <w:i w:val="0"/>
+          <w:color w:val="000000"/>
+          <w:sz w:val="18"/>
+          <w:highlight w:val="lightGray"/>
+        </w:rPr>
+        <w:t>_</w:t>
+      </w:r>
+      <w:r>
+        <w:rPr>
+          <w:rFonts w:ascii="Arial" w:hAnsi="Arial" w:eastAsia="Arial" w:cs="Arial"/>
+          <w:b w:val="0"/>
+          <w:i w:val="0"/>
+          <w:color w:val="000000"/>
+          <w:sz w:val="18"/>
+          <w:highlight w:val="lightGray"/>
+        </w:rPr>
+        <w:t>E</w:t>
+      </w:r>
+      <w:r>
+        <w:rPr>
+          <w:rFonts w:ascii="Arial" w:hAnsi="Arial" w:eastAsia="Arial" w:cs="Arial"/>
+          <w:b w:val="0"/>
+          <w:i w:val="0"/>
+          <w:color w:val="000000"/>
+          <w:sz w:val="18"/>
+          <w:highlight w:val="lightGray"/>
+        </w:rPr>
+        <w:t>n</w:t>
+      </w:r>
+      <w:r>
+        <w:rPr>
+          <w:rFonts w:ascii="Arial" w:hAnsi="Arial" w:eastAsia="Arial" w:cs="Arial"/>
+          <w:b w:val="0"/>
+          <w:i w:val="0"/>
+          <w:color w:val="000000"/>
+          <w:sz w:val="18"/>
+          <w:highlight w:val="lightGray"/>
+        </w:rPr>
+        <w:t xml:space="preserve"> </w:t>
+      </w:r>
+      <w:r>
+        <w:rPr>
+          <w:rFonts w:ascii="Arial" w:hAnsi="Arial" w:eastAsia="Arial" w:cs="Arial"/>
+          <w:b w:val="0"/>
+          <w:i w:val="0"/>
+          <w:color w:val="000000"/>
+          <w:sz w:val="18"/>
+          <w:highlight w:val="lightGray"/>
+        </w:rPr>
+        <w:t>C</w:t>
+      </w:r>
+      <w:r>
+        <w:rPr>
+          <w:rFonts w:ascii="Arial" w:hAnsi="Arial" w:eastAsia="Arial" w:cs="Arial"/>
+          <w:b w:val="0"/>
+          <w:i w:val="0"/>
+          <w:color w:val="000000"/>
+          <w:sz w:val="18"/>
+          <w:highlight w:val="lightGray"/>
+        </w:rPr>
+        <w:t>o</w:t>
+      </w:r>
+      <w:r>
+        <w:rPr>
+          <w:rFonts w:ascii="Arial" w:hAnsi="Arial" w:eastAsia="Arial" w:cs="Arial"/>
+          <w:b w:val="0"/>
+          <w:i w:val="0"/>
+          <w:color w:val="000000"/>
+          <w:sz w:val="18"/>
+          <w:highlight w:val="lightGray"/>
+        </w:rPr>
+        <w:t>l</w:t>
+      </w:r>
+      <w:r>
+        <w:rPr>
+          <w:rFonts w:ascii="Arial" w:hAnsi="Arial" w:eastAsia="Arial" w:cs="Arial"/>
+          <w:b w:val="0"/>
+          <w:i w:val="0"/>
+          <w:color w:val="000000"/>
+          <w:sz w:val="18"/>
+          <w:highlight w:val="lightGray"/>
+        </w:rPr>
+        <w:t>u</w:t>
+      </w:r>
+      <w:r>
+        <w:rPr>
+          <w:rFonts w:ascii="Arial" w:hAnsi="Arial" w:eastAsia="Arial" w:cs="Arial"/>
+          <w:b w:val="0"/>
+          <w:i w:val="0"/>
+          <w:color w:val="000000"/>
+          <w:sz w:val="18"/>
+          <w:highlight w:val="lightGray"/>
+        </w:rPr>
+        <w:t>m</w:t>
+      </w:r>
+      <w:r>
+        <w:rPr>
+          <w:rFonts w:ascii="Arial" w:hAnsi="Arial" w:eastAsia="Arial" w:cs="Arial"/>
+          <w:b w:val="0"/>
+          <w:i w:val="0"/>
+          <w:color w:val="000000"/>
+          <w:sz w:val="18"/>
+          <w:highlight w:val="lightGray"/>
+        </w:rPr>
+        <w:t>n</w:t>
+      </w:r>
+      <w:r>
+        <w:rPr>
+          <w:rFonts w:ascii="Arial" w:hAnsi="Arial" w:eastAsia="Arial" w:cs="Arial"/>
+          <w:b w:val="0"/>
+          <w:i w:val="0"/>
+          <w:color w:val="000000"/>
+          <w:sz w:val="18"/>
+          <w:highlight w:val="lightGray"/>
+        </w:rPr>
+        <w:t>:</w:t>
+      </w:r>
+      <w:r>
+        <w:rPr>
+          <w:rFonts w:ascii="Arial" w:hAnsi="Arial" w:eastAsia="Arial" w:cs="Arial"/>
+          <w:b w:val="0"/>
+          <w:i w:val="0"/>
+          <w:color w:val="000000"/>
+          <w:sz w:val="18"/>
+          <w:highlight w:val="lightGray"/>
+        </w:rPr>
+        <w:t xml:space="preserve"> </w:t>
+      </w:r>
+      <w:r>
+        <w:rPr>
+          <w:rFonts w:ascii="Arial" w:hAnsi="Arial" w:eastAsia="Arial" w:cs="Arial"/>
+          <w:b w:val="0"/>
+          <w:i w:val="0"/>
+          <w:color w:val="000000"/>
+          <w:sz w:val="18"/>
+          <w:highlight w:val="lightGray"/>
+        </w:rPr>
+        <w:t>M</w:t>
+      </w:r>
+      <w:r>
+        <w:rPr>
+          <w:rFonts w:ascii="Arial" w:hAnsi="Arial" w:eastAsia="Arial" w:cs="Arial"/>
+          <w:b w:val="0"/>
+          <w:i w:val="0"/>
+          <w:color w:val="000000"/>
+          <w:sz w:val="18"/>
+          <w:highlight w:val="lightGray"/>
+        </w:rPr>
+        <w:t>o</w:t>
+      </w:r>
+      <w:r>
+        <w:rPr>
+          <w:rFonts w:ascii="Arial" w:hAnsi="Arial" w:eastAsia="Arial" w:cs="Arial"/>
+          <w:b w:val="0"/>
+          <w:i w:val="0"/>
+          <w:color w:val="000000"/>
+          <w:sz w:val="18"/>
+          <w:highlight w:val="lightGray"/>
+        </w:rPr>
+        <w:t>t</w:t>
+      </w:r>
+      <w:r>
+        <w:rPr>
+          <w:rFonts w:ascii="Arial" w:hAnsi="Arial" w:eastAsia="Arial" w:cs="Arial"/>
+          <w:b w:val="0"/>
+          <w:i w:val="0"/>
+          <w:color w:val="000000"/>
+          <w:sz w:val="18"/>
+          <w:highlight w:val="lightGray"/>
+        </w:rPr>
+        <w:t>a</w:t>
+      </w:r>
+      <w:r>
+        <w:rPr>
+          <w:rFonts w:ascii="Arial" w:hAnsi="Arial" w:eastAsia="Arial" w:cs="Arial"/>
+          <w:b w:val="0"/>
+          <w:i w:val="0"/>
+          <w:color w:val="000000"/>
+          <w:sz w:val="18"/>
+          <w:highlight w:val="lightGray"/>
+        </w:rPr>
+        <w:t>s</w:t>
+      </w:r>
+      <w:r>
+        <w:rPr>
+          <w:rFonts w:ascii="Arial" w:hAnsi="Arial" w:eastAsia="Arial" w:cs="Arial"/>
+          <w:b w:val="0"/>
+          <w:i w:val="0"/>
+          <w:color w:val="000000"/>
+          <w:sz w:val="18"/>
+          <w:highlight w:val="lightGray"/>
+        </w:rPr>
+        <w:t>e</w:t>
+      </w:r>
+      <w:r>
+        <w:rPr>
+          <w:rFonts w:ascii="Arial" w:hAnsi="Arial" w:eastAsia="Arial" w:cs="Arial"/>
+          <w:b w:val="0"/>
+          <w:i w:val="0"/>
+          <w:color w:val="000000"/>
+          <w:sz w:val="18"/>
+          <w:highlight w:val="lightGray"/>
+        </w:rPr>
+        <w:t>m</w:t>
+      </w:r>
+      <w:r>
+        <w:rPr>
+          <w:rFonts w:ascii="Arial" w:hAnsi="Arial" w:eastAsia="Arial" w:cs="Arial"/>
+          <w:b w:val="0"/>
+          <w:i w:val="0"/>
+          <w:color w:val="000000"/>
+          <w:sz w:val="18"/>
+          <w:highlight w:val="lightGray"/>
+        </w:rPr>
+        <w:t xml:space="preserve"> </w:t>
+      </w:r>
+      <w:r>
+        <w:rPr>
+          <w:rFonts w:ascii="Arial" w:hAnsi="Arial" w:eastAsia="Arial" w:cs="Arial"/>
+          <w:b w:val="0"/>
+          <w:i w:val="0"/>
+          <w:color w:val="000000"/>
+          <w:sz w:val="18"/>
+          <w:highlight w:val="lightGray"/>
+        </w:rPr>
+        <w:t>E</w:t>
+      </w:r>
+      <w:r>
+        <w:rPr>
+          <w:rFonts w:ascii="Arial" w:hAnsi="Arial" w:eastAsia="Arial" w:cs="Arial"/>
+          <w:b w:val="0"/>
+          <w:i w:val="0"/>
+          <w:color w:val="000000"/>
+          <w:sz w:val="18"/>
+          <w:highlight w:val="lightGray"/>
+        </w:rPr>
+        <w:t>s</w:t>
+      </w:r>
+      <w:r>
+        <w:rPr>
+          <w:rFonts w:ascii="Arial" w:hAnsi="Arial" w:eastAsia="Arial" w:cs="Arial"/>
+          <w:b w:val="0"/>
+          <w:i w:val="0"/>
+          <w:color w:val="000000"/>
+          <w:sz w:val="18"/>
+          <w:highlight w:val="lightGray"/>
+        </w:rPr>
+        <w:t>s</w:t>
+      </w:r>
+      <w:r>
+        <w:rPr>
+          <w:rFonts w:ascii="Arial" w:hAnsi="Arial" w:eastAsia="Arial" w:cs="Arial"/>
+          <w:b w:val="0"/>
+          <w:i w:val="0"/>
+          <w:color w:val="000000"/>
+          <w:sz w:val="18"/>
+          <w:highlight w:val="lightGray"/>
+        </w:rPr>
+        <w:t>a</w:t>
+      </w:r>
+      <w:r>
+        <w:rPr>
+          <w:rFonts w:ascii="Arial" w:hAnsi="Arial" w:eastAsia="Arial" w:cs="Arial"/>
+          <w:b w:val="0"/>
+          <w:i w:val="0"/>
+          <w:color w:val="000000"/>
+          <w:sz w:val="18"/>
+          <w:highlight w:val="lightGray"/>
+        </w:rPr>
+        <w:t>m</w:t>
+      </w:r>
+      <w:r>
+        <w:rPr>
+          <w:rFonts w:ascii="Arial" w:hAnsi="Arial" w:eastAsia="Arial" w:cs="Arial"/>
+          <w:b w:val="0"/>
+          <w:i w:val="0"/>
+          <w:color w:val="000000"/>
+          <w:sz w:val="18"/>
+          <w:highlight w:val="lightGray"/>
+        </w:rPr>
+        <w:t>]</w:t>
+      </w:r>
+      <w:r>
+        <w:rPr>
+          <w:rFonts w:ascii="Arial" w:hAnsi="Arial" w:eastAsia="Arial" w:cs="Arial"/>
+          <w:b w:val="0"/>
+          <w:i w:val="0"/>
+          <w:color w:val="000000"/>
+          <w:sz w:val="18"/>
+          <w:highlight w:val="lightGray"/>
+        </w:rPr>
+        <w:t xml:space="preserve"> </w:t>
+      </w:r>
+      <w:r>
+        <w:rPr>
+          <w:rFonts w:ascii="Arial" w:hAnsi="Arial" w:eastAsia="Arial" w:cs="Arial"/>
+          <w:b w:val="0"/>
+          <w:i w:val="0"/>
+          <w:color w:val="000000"/>
+          <w:sz w:val="18"/>
+          <w:highlight w:val="lightGray"/>
+        </w:rPr>
+        <w:t>-</w:t>
+      </w:r>
+      <w:r>
+        <w:rPr>
+          <w:rFonts w:ascii="Arial" w:hAnsi="Arial" w:eastAsia="Arial" w:cs="Arial"/>
+          <w:b w:val="0"/>
+          <w:i w:val="0"/>
+          <w:color w:val="000000"/>
+          <w:sz w:val="18"/>
+          <w:highlight w:val="lightGray"/>
+        </w:rPr>
+        <w:t>&gt;</w:t>
+      </w:r>
+      <w:r>
+        <w:rPr>
+          <w:rFonts w:ascii="Arial" w:hAnsi="Arial" w:eastAsia="Arial" w:cs="Arial"/>
+          <w:b w:val="0"/>
+          <w:i w:val="0"/>
+          <w:color w:val="000000"/>
+          <w:sz w:val="18"/>
+          <w:highlight w:val="lightGray"/>
+        </w:rPr>
+        <w:t xml:space="preserve"> </w:t>
+      </w:r>
+      <w:r>
+        <w:rPr>
+          <w:rFonts w:ascii="Arial" w:hAnsi="Arial" w:eastAsia="Arial" w:cs="Arial"/>
+          <w:b/>
+          <w:i w:val="0"/>
+          <w:color w:val="000000"/>
+          <w:sz w:val="18"/>
+          <w:highlight w:val="lightGray"/>
+        </w:rPr>
+        <w:t>F</w:t>
+      </w:r>
+      <w:r>
+        <w:rPr>
+          <w:rFonts w:ascii="Arial" w:hAnsi="Arial" w:eastAsia="Arial" w:cs="Arial"/>
+          <w:b/>
+          <w:i w:val="0"/>
+          <w:color w:val="000000"/>
+          <w:sz w:val="18"/>
+          <w:highlight w:val="lightGray"/>
+        </w:rPr>
+        <w:t>r</w:t>
+      </w:r>
+      <w:r>
+        <w:rPr>
+          <w:rFonts w:ascii="Arial" w:hAnsi="Arial" w:eastAsia="Arial" w:cs="Arial"/>
+          <w:b/>
+          <w:i w:val="0"/>
+          <w:color w:val="000000"/>
+          <w:sz w:val="18"/>
+          <w:highlight w:val="lightGray"/>
+        </w:rPr>
+        <w:t>o</w:t>
+      </w:r>
+      <w:r>
+        <w:rPr>
+          <w:rFonts w:ascii="Arial" w:hAnsi="Arial" w:eastAsia="Arial" w:cs="Arial"/>
+          <w:b/>
+          <w:i w:val="0"/>
+          <w:color w:val="000000"/>
+          <w:sz w:val="18"/>
+          <w:highlight w:val="lightGray"/>
+        </w:rPr>
+        <w:t>m</w:t>
+      </w:r>
+      <w:r>
+        <w:rPr>
+          <w:rFonts w:ascii="Arial" w:hAnsi="Arial" w:eastAsia="Arial" w:cs="Arial"/>
+          <w:b/>
+          <w:i w:val="0"/>
+          <w:color w:val="000000"/>
+          <w:sz w:val="18"/>
+          <w:highlight w:val="lightGray"/>
+        </w:rPr>
+        <w:t>:</w:t>
+      </w:r>
+      <w:r>
+        <w:rPr>
+          <w:rFonts w:ascii="Arial" w:hAnsi="Arial" w:eastAsia="Arial" w:cs="Arial"/>
+          <w:b w:val="0"/>
+          <w:i w:val="0"/>
+          <w:color w:val="000000"/>
+          <w:sz w:val="18"/>
+          <w:highlight w:val="lightGray"/>
+        </w:rPr>
+        <w:t xml:space="preserve"> </w:t>
+      </w:r>
+      <w:r>
+        <w:rPr>
+          <w:rFonts w:ascii="Arial" w:hAnsi="Arial" w:eastAsia="Arial" w:cs="Arial"/>
+          <w:b w:val="0"/>
+          <w:i w:val="0"/>
+          <w:color w:val="000000"/>
+          <w:sz w:val="18"/>
+          <w:highlight w:val="lightGray"/>
+        </w:rPr>
+        <w:t>[</w:t>
+      </w:r>
+      <w:r>
+        <w:rPr>
+          <w:rFonts w:ascii="Arial" w:hAnsi="Arial" w:eastAsia="Arial" w:cs="Arial"/>
+          <w:b w:val="0"/>
+          <w:i w:val="0"/>
+          <w:color w:val="000000"/>
+          <w:sz w:val="18"/>
+          <w:highlight w:val="lightGray"/>
+        </w:rPr>
+        <w:t>C</w:t>
+      </w:r>
+      <w:r>
+        <w:rPr>
+          <w:rFonts w:ascii="Arial" w:hAnsi="Arial" w:eastAsia="Arial" w:cs="Arial"/>
+          <w:b w:val="0"/>
+          <w:i w:val="0"/>
+          <w:color w:val="000000"/>
+          <w:sz w:val="18"/>
+          <w:highlight w:val="lightGray"/>
+        </w:rPr>
+        <w:t>h</w:t>
+      </w:r>
+      <w:r>
+        <w:rPr>
+          <w:rFonts w:ascii="Arial" w:hAnsi="Arial" w:eastAsia="Arial" w:cs="Arial"/>
+          <w:b w:val="0"/>
+          <w:i w:val="0"/>
+          <w:color w:val="000000"/>
+          <w:sz w:val="18"/>
+          <w:highlight w:val="lightGray"/>
+        </w:rPr>
+        <w:t>a</w:t>
+      </w:r>
+      <w:r>
+        <w:rPr>
+          <w:rFonts w:ascii="Arial" w:hAnsi="Arial" w:eastAsia="Arial" w:cs="Arial"/>
+          <w:b w:val="0"/>
+          <w:i w:val="0"/>
+          <w:color w:val="000000"/>
+          <w:sz w:val="18"/>
+          <w:highlight w:val="lightGray"/>
+        </w:rPr>
+        <w:t>t</w:t>
+      </w:r>
+      <w:r>
+        <w:rPr>
+          <w:rFonts w:ascii="Arial" w:hAnsi="Arial" w:eastAsia="Arial" w:cs="Arial"/>
+          <w:b w:val="0"/>
+          <w:i w:val="0"/>
+          <w:color w:val="000000"/>
+          <w:sz w:val="18"/>
+          <w:highlight w:val="lightGray"/>
+        </w:rPr>
+        <w:t>G</w:t>
+      </w:r>
+      <w:r>
+        <w:rPr>
+          <w:rFonts w:ascii="Arial" w:hAnsi="Arial" w:eastAsia="Arial" w:cs="Arial"/>
+          <w:b w:val="0"/>
+          <w:i w:val="0"/>
+          <w:color w:val="000000"/>
+          <w:sz w:val="18"/>
+          <w:highlight w:val="lightGray"/>
+        </w:rPr>
+        <w:t>P</w:t>
+      </w:r>
+      <w:r>
+        <w:rPr>
+          <w:rFonts w:ascii="Arial" w:hAnsi="Arial" w:eastAsia="Arial" w:cs="Arial"/>
+          <w:b w:val="0"/>
+          <w:i w:val="0"/>
+          <w:color w:val="000000"/>
+          <w:sz w:val="18"/>
+          <w:highlight w:val="lightGray"/>
+        </w:rPr>
+        <w:t>T</w:t>
+      </w:r>
+      <w:r>
+        <w:rPr>
+          <w:rFonts w:ascii="Arial" w:hAnsi="Arial" w:eastAsia="Arial" w:cs="Arial"/>
+          <w:b w:val="0"/>
+          <w:i w:val="0"/>
+          <w:color w:val="000000"/>
+          <w:sz w:val="18"/>
+          <w:highlight w:val="lightGray"/>
+        </w:rPr>
+        <w:t>]</w:t>
+      </w:r>
+      <w:r>
+        <w:rPr>
+          <w:rFonts w:ascii="Arial" w:hAnsi="Arial" w:eastAsia="Arial" w:cs="Arial"/>
+          <w:b w:val="0"/>
+          <w:i w:val="0"/>
+          <w:color w:val="000000"/>
+          <w:sz w:val="18"/>
+          <w:highlight w:val="lightGray"/>
+        </w:rPr>
+        <w:t xml:space="preserve"> </w:t>
+      </w:r>
+      <w:r>
+        <w:rPr>
+          <w:rFonts w:ascii="Arial" w:hAnsi="Arial" w:eastAsia="Arial" w:cs="Arial"/>
+          <w:b/>
+          <w:i w:val="0"/>
+          <w:color w:val="000000"/>
+          <w:sz w:val="18"/>
+          <w:highlight w:val="lightGray"/>
+        </w:rPr>
+        <w:t>o</w:t>
+      </w:r>
+      <w:r>
+        <w:rPr>
+          <w:rFonts w:ascii="Arial" w:hAnsi="Arial" w:eastAsia="Arial" w:cs="Arial"/>
+          <w:b/>
+          <w:i w:val="0"/>
+          <w:color w:val="000000"/>
+          <w:sz w:val="18"/>
+          <w:highlight w:val="lightGray"/>
+        </w:rPr>
+        <w:t>n</w:t>
+      </w:r>
+      <w:r>
+        <w:rPr>
+          <w:rFonts w:ascii="Arial" w:hAnsi="Arial" w:eastAsia="Arial" w:cs="Arial"/>
+          <w:b/>
+          <w:i w:val="0"/>
+          <w:color w:val="000000"/>
+          <w:sz w:val="18"/>
+          <w:highlight w:val="lightGray"/>
+        </w:rPr>
+        <w:t xml:space="preserve"> </w:t>
+      </w:r>
+      <w:r>
+        <w:rPr>
+          <w:rFonts w:ascii="Arial" w:hAnsi="Arial" w:eastAsia="Arial" w:cs="Arial"/>
+          <w:b w:val="0"/>
+          <w:i w:val="0"/>
+          <w:color w:val="000000"/>
+          <w:sz w:val="18"/>
+          <w:highlight w:val="lightGray"/>
+        </w:rPr>
+        <w:t>[</w:t>
+      </w:r>
+      <w:r>
+        <w:rPr>
+          <w:rFonts w:ascii="Arial" w:hAnsi="Arial" w:eastAsia="Arial" w:cs="Arial"/>
+          <w:b w:val="0"/>
+          <w:i w:val="0"/>
+          <w:color w:val="000000"/>
+          <w:sz w:val="18"/>
+          <w:highlight w:val="lightGray"/>
+        </w:rPr>
+        <w:t>8</w:t>
+      </w:r>
+      <w:r>
+        <w:rPr>
+          <w:rFonts w:ascii="Arial" w:hAnsi="Arial" w:eastAsia="Arial" w:cs="Arial"/>
+          <w:b w:val="0"/>
+          <w:i w:val="0"/>
+          <w:color w:val="000000"/>
+          <w:sz w:val="18"/>
+          <w:highlight w:val="lightGray"/>
+        </w:rPr>
+        <w:t>/</w:t>
+      </w:r>
+      <w:r>
+        <w:rPr>
+          <w:rFonts w:ascii="Arial" w:hAnsi="Arial" w:eastAsia="Arial" w:cs="Arial"/>
+          <w:b w:val="0"/>
+          <w:i w:val="0"/>
+          <w:color w:val="000000"/>
+          <w:sz w:val="18"/>
+          <w:highlight w:val="lightGray"/>
+        </w:rPr>
+        <w:t>7</w:t>
+      </w:r>
+      <w:r>
+        <w:rPr>
+          <w:rFonts w:ascii="Arial" w:hAnsi="Arial" w:eastAsia="Arial" w:cs="Arial"/>
+          <w:b w:val="0"/>
+          <w:i w:val="0"/>
+          <w:color w:val="000000"/>
+          <w:sz w:val="18"/>
+          <w:highlight w:val="lightGray"/>
+        </w:rPr>
+        <w:t>/</w:t>
+      </w:r>
+      <w:r>
+        <w:rPr>
+          <w:rFonts w:ascii="Arial" w:hAnsi="Arial" w:eastAsia="Arial" w:cs="Arial"/>
+          <w:b w:val="0"/>
+          <w:i w:val="0"/>
+          <w:color w:val="000000"/>
+          <w:sz w:val="18"/>
+          <w:highlight w:val="lightGray"/>
+        </w:rPr>
+        <w:t>2</w:t>
+      </w:r>
+      <w:r>
+        <w:rPr>
+          <w:rFonts w:ascii="Arial" w:hAnsi="Arial" w:eastAsia="Arial" w:cs="Arial"/>
+          <w:b w:val="0"/>
+          <w:i w:val="0"/>
+          <w:color w:val="000000"/>
+          <w:sz w:val="18"/>
+          <w:highlight w:val="lightGray"/>
+        </w:rPr>
+        <w:t>0</w:t>
+      </w:r>
+      <w:r>
+        <w:rPr>
+          <w:rFonts w:ascii="Arial" w:hAnsi="Arial" w:eastAsia="Arial" w:cs="Arial"/>
+          <w:b w:val="0"/>
+          <w:i w:val="0"/>
+          <w:color w:val="000000"/>
+          <w:sz w:val="18"/>
+          <w:highlight w:val="lightGray"/>
+        </w:rPr>
+        <w:t>2</w:t>
+      </w:r>
+      <w:r>
+        <w:rPr>
+          <w:rFonts w:ascii="Arial" w:hAnsi="Arial" w:eastAsia="Arial" w:cs="Arial"/>
+          <w:b w:val="0"/>
+          <w:i w:val="0"/>
+          <w:color w:val="000000"/>
+          <w:sz w:val="18"/>
+          <w:highlight w:val="lightGray"/>
+        </w:rPr>
+        <w:t>5</w:t>
+      </w:r>
+      <w:r>
+        <w:rPr>
+          <w:rFonts w:ascii="Arial" w:hAnsi="Arial" w:eastAsia="Arial" w:cs="Arial"/>
+          <w:b w:val="0"/>
+          <w:i w:val="0"/>
+          <w:color w:val="000000"/>
+          <w:sz w:val="18"/>
+          <w:highlight w:val="lightGray"/>
+        </w:rPr>
+        <w:t>]</w:t>
       </w:r>
     </w:p>
     <w:p>
@@ -2111,78 +7971,1543 @@
       </w:pPr>
       <w:r>
         <w:rPr>
-          <w:rFonts w:ascii="Arial" w:eastAsia="Arial" w:hAnsi="Arial" w:cs="Arial"/>
-          <w:b/>
-          <w:color w:val="000000"/>
-          <w:sz w:val="18"/>
-          <w:highlight w:val="lightGray"/>
-        </w:rPr>
-        <w:t># Source: AI Source: Provided by: [Data Path</w:t>
-      </w:r>
-      <w:r>
-        <w:rPr>
-          <w:rFonts w:ascii="Arial" w:eastAsia="Arial" w:hAnsi="Arial" w:cs="Arial"/>
-          <w:color w:val="000000"/>
-          <w:sz w:val="18"/>
-          <w:highlight w:val="lightGray"/>
-        </w:rPr>
-        <w:t xml:space="preserve">: Persons Table -&gt; ID Column: 1, Name_En Column: Motasem Essam] -&gt; </w:t>
-      </w:r>
-      <w:r>
-        <w:rPr>
-          <w:rFonts w:ascii="Arial" w:eastAsia="Arial" w:hAnsi="Arial" w:cs="Arial"/>
-          <w:b/>
-          <w:color w:val="000000"/>
-          <w:sz w:val="18"/>
-          <w:highlight w:val="lightGray"/>
-        </w:rPr>
-        <w:t>From:</w:t>
-      </w:r>
-      <w:r>
-        <w:rPr>
-          <w:rFonts w:ascii="Arial" w:eastAsia="Arial" w:hAnsi="Arial" w:cs="Arial"/>
-          <w:color w:val="000000"/>
-          <w:sz w:val="18"/>
-          <w:highlight w:val="lightGray"/>
-        </w:rPr>
-        <w:t xml:space="preserve"> [Chatgpt (GPT</w:t>
-      </w:r>
-      <w:r>
-        <w:rPr>
-          <w:rFonts w:ascii="Arial" w:eastAsia="Arial" w:hAnsi="Arial" w:cs="Cambria Math"/>
-          <w:color w:val="000000"/>
-          <w:sz w:val="18"/>
-          <w:highlight w:val="lightGray"/>
-        </w:rPr>
-        <w:t>‑</w:t>
-      </w:r>
-      <w:r>
-        <w:rPr>
-          <w:rFonts w:ascii="Arial" w:eastAsia="Arial" w:hAnsi="Arial" w:cs="Arial"/>
-          <w:color w:val="000000"/>
-          <w:sz w:val="18"/>
-          <w:highlight w:val="lightGray"/>
-        </w:rPr>
-        <w:t xml:space="preserve">5 Mini)] </w:t>
-      </w:r>
-      <w:r>
-        <w:rPr>
-          <w:rFonts w:ascii="Arial" w:eastAsia="Arial" w:hAnsi="Arial" w:cs="Arial"/>
-          <w:b/>
-          <w:color w:val="000000"/>
-          <w:sz w:val="18"/>
-          <w:highlight w:val="lightGray"/>
-        </w:rPr>
-        <w:t>on</w:t>
-      </w:r>
-      <w:r>
-        <w:rPr>
-          <w:rFonts w:ascii="Arial" w:eastAsia="Arial" w:hAnsi="Arial"/>
-          <w:b/>
-          <w:sz w:val="18"/>
-          <w:highlight w:val="lightGray"/>
-        </w:rPr>
-        <w:t xml:space="preserve"> [8/7/2025]</w:t>
+          <w:rFonts w:ascii="Arial" w:hAnsi="Arial" w:eastAsia="Arial" w:cs="Arial"/>
+          <w:b/>
+          <w:i w:val="0"/>
+          <w:color w:val="000000"/>
+          <w:sz w:val="18"/>
+          <w:highlight w:val="lightGray"/>
+        </w:rPr>
+        <w:t>#</w:t>
+      </w:r>
+      <w:r>
+        <w:rPr>
+          <w:rFonts w:ascii="Arial" w:hAnsi="Arial" w:eastAsia="Arial" w:cs="Arial"/>
+          <w:b/>
+          <w:i w:val="0"/>
+          <w:color w:val="000000"/>
+          <w:sz w:val="18"/>
+          <w:highlight w:val="lightGray"/>
+        </w:rPr>
+        <w:t xml:space="preserve"> </w:t>
+      </w:r>
+      <w:r>
+        <w:rPr>
+          <w:rFonts w:ascii="Arial" w:hAnsi="Arial" w:eastAsia="Arial" w:cs="Arial"/>
+          <w:b/>
+          <w:i w:val="0"/>
+          <w:color w:val="000000"/>
+          <w:sz w:val="18"/>
+          <w:highlight w:val="lightGray"/>
+        </w:rPr>
+        <w:t>S</w:t>
+      </w:r>
+      <w:r>
+        <w:rPr>
+          <w:rFonts w:ascii="Arial" w:hAnsi="Arial" w:eastAsia="Arial" w:cs="Arial"/>
+          <w:b/>
+          <w:i w:val="0"/>
+          <w:color w:val="000000"/>
+          <w:sz w:val="18"/>
+          <w:highlight w:val="lightGray"/>
+        </w:rPr>
+        <w:t>o</w:t>
+      </w:r>
+      <w:r>
+        <w:rPr>
+          <w:rFonts w:ascii="Arial" w:hAnsi="Arial" w:eastAsia="Arial" w:cs="Arial"/>
+          <w:b/>
+          <w:i w:val="0"/>
+          <w:color w:val="000000"/>
+          <w:sz w:val="18"/>
+          <w:highlight w:val="lightGray"/>
+        </w:rPr>
+        <w:t>u</w:t>
+      </w:r>
+      <w:r>
+        <w:rPr>
+          <w:rFonts w:ascii="Arial" w:hAnsi="Arial" w:eastAsia="Arial" w:cs="Arial"/>
+          <w:b/>
+          <w:i w:val="0"/>
+          <w:color w:val="000000"/>
+          <w:sz w:val="18"/>
+          <w:highlight w:val="lightGray"/>
+        </w:rPr>
+        <w:t>r</w:t>
+      </w:r>
+      <w:r>
+        <w:rPr>
+          <w:rFonts w:ascii="Arial" w:hAnsi="Arial" w:eastAsia="Arial" w:cs="Arial"/>
+          <w:b/>
+          <w:i w:val="0"/>
+          <w:color w:val="000000"/>
+          <w:sz w:val="18"/>
+          <w:highlight w:val="lightGray"/>
+        </w:rPr>
+        <w:t>c</w:t>
+      </w:r>
+      <w:r>
+        <w:rPr>
+          <w:rFonts w:ascii="Arial" w:hAnsi="Arial" w:eastAsia="Arial" w:cs="Arial"/>
+          <w:b/>
+          <w:i w:val="0"/>
+          <w:color w:val="000000"/>
+          <w:sz w:val="18"/>
+          <w:highlight w:val="lightGray"/>
+        </w:rPr>
+        <w:t>e</w:t>
+      </w:r>
+      <w:r>
+        <w:rPr>
+          <w:rFonts w:ascii="Arial" w:hAnsi="Arial" w:eastAsia="Arial" w:cs="Arial"/>
+          <w:b/>
+          <w:i w:val="0"/>
+          <w:color w:val="000000"/>
+          <w:sz w:val="18"/>
+          <w:highlight w:val="lightGray"/>
+        </w:rPr>
+        <w:t>:</w:t>
+      </w:r>
+      <w:r>
+        <w:rPr>
+          <w:rFonts w:ascii="Arial" w:hAnsi="Arial" w:eastAsia="Arial" w:cs="Arial"/>
+          <w:b/>
+          <w:i w:val="0"/>
+          <w:color w:val="000000"/>
+          <w:sz w:val="18"/>
+          <w:highlight w:val="lightGray"/>
+        </w:rPr>
+        <w:t xml:space="preserve"> </w:t>
+      </w:r>
+      <w:r>
+        <w:rPr>
+          <w:rFonts w:ascii="Arial" w:hAnsi="Arial" w:eastAsia="Arial" w:cs="Arial"/>
+          <w:b/>
+          <w:i w:val="0"/>
+          <w:color w:val="000000"/>
+          <w:sz w:val="18"/>
+          <w:highlight w:val="lightGray"/>
+        </w:rPr>
+        <w:t>A</w:t>
+      </w:r>
+      <w:r>
+        <w:rPr>
+          <w:rFonts w:ascii="Arial" w:hAnsi="Arial" w:eastAsia="Arial" w:cs="Arial"/>
+          <w:b/>
+          <w:i w:val="0"/>
+          <w:color w:val="000000"/>
+          <w:sz w:val="18"/>
+          <w:highlight w:val="lightGray"/>
+        </w:rPr>
+        <w:t>I</w:t>
+      </w:r>
+      <w:r>
+        <w:rPr>
+          <w:rFonts w:ascii="Arial" w:hAnsi="Arial" w:eastAsia="Arial" w:cs="Arial"/>
+          <w:b/>
+          <w:i w:val="0"/>
+          <w:color w:val="000000"/>
+          <w:sz w:val="18"/>
+          <w:highlight w:val="lightGray"/>
+        </w:rPr>
+        <w:t xml:space="preserve"> </w:t>
+      </w:r>
+      <w:r>
+        <w:rPr>
+          <w:rFonts w:ascii="Arial" w:hAnsi="Arial" w:eastAsia="Arial" w:cs="Arial"/>
+          <w:b/>
+          <w:i w:val="0"/>
+          <w:color w:val="000000"/>
+          <w:sz w:val="18"/>
+          <w:highlight w:val="lightGray"/>
+        </w:rPr>
+        <w:t>S</w:t>
+      </w:r>
+      <w:r>
+        <w:rPr>
+          <w:rFonts w:ascii="Arial" w:hAnsi="Arial" w:eastAsia="Arial" w:cs="Arial"/>
+          <w:b/>
+          <w:i w:val="0"/>
+          <w:color w:val="000000"/>
+          <w:sz w:val="18"/>
+          <w:highlight w:val="lightGray"/>
+        </w:rPr>
+        <w:t>o</w:t>
+      </w:r>
+      <w:r>
+        <w:rPr>
+          <w:rFonts w:ascii="Arial" w:hAnsi="Arial" w:eastAsia="Arial" w:cs="Arial"/>
+          <w:b/>
+          <w:i w:val="0"/>
+          <w:color w:val="000000"/>
+          <w:sz w:val="18"/>
+          <w:highlight w:val="lightGray"/>
+        </w:rPr>
+        <w:t>u</w:t>
+      </w:r>
+      <w:r>
+        <w:rPr>
+          <w:rFonts w:ascii="Arial" w:hAnsi="Arial" w:eastAsia="Arial" w:cs="Arial"/>
+          <w:b/>
+          <w:i w:val="0"/>
+          <w:color w:val="000000"/>
+          <w:sz w:val="18"/>
+          <w:highlight w:val="lightGray"/>
+        </w:rPr>
+        <w:t>r</w:t>
+      </w:r>
+      <w:r>
+        <w:rPr>
+          <w:rFonts w:ascii="Arial" w:hAnsi="Arial" w:eastAsia="Arial" w:cs="Arial"/>
+          <w:b/>
+          <w:i w:val="0"/>
+          <w:color w:val="000000"/>
+          <w:sz w:val="18"/>
+          <w:highlight w:val="lightGray"/>
+        </w:rPr>
+        <w:t>c</w:t>
+      </w:r>
+      <w:r>
+        <w:rPr>
+          <w:rFonts w:ascii="Arial" w:hAnsi="Arial" w:eastAsia="Arial" w:cs="Arial"/>
+          <w:b/>
+          <w:i w:val="0"/>
+          <w:color w:val="000000"/>
+          <w:sz w:val="18"/>
+          <w:highlight w:val="lightGray"/>
+        </w:rPr>
+        <w:t>e</w:t>
+      </w:r>
+      <w:r>
+        <w:rPr>
+          <w:rFonts w:ascii="Arial" w:hAnsi="Arial" w:eastAsia="Arial" w:cs="Arial"/>
+          <w:b/>
+          <w:i w:val="0"/>
+          <w:color w:val="000000"/>
+          <w:sz w:val="18"/>
+          <w:highlight w:val="lightGray"/>
+        </w:rPr>
+        <w:t>:</w:t>
+      </w:r>
+      <w:r>
+        <w:rPr>
+          <w:rFonts w:ascii="Arial" w:hAnsi="Arial" w:eastAsia="Arial" w:cs="Arial"/>
+          <w:b/>
+          <w:i w:val="0"/>
+          <w:color w:val="000000"/>
+          <w:sz w:val="18"/>
+          <w:highlight w:val="lightGray"/>
+        </w:rPr>
+        <w:t xml:space="preserve"> </w:t>
+      </w:r>
+      <w:r>
+        <w:rPr>
+          <w:rFonts w:ascii="Arial" w:hAnsi="Arial" w:eastAsia="Arial" w:cs="Arial"/>
+          <w:b/>
+          <w:i w:val="0"/>
+          <w:color w:val="000000"/>
+          <w:sz w:val="18"/>
+          <w:highlight w:val="lightGray"/>
+        </w:rPr>
+        <w:t>P</w:t>
+      </w:r>
+      <w:r>
+        <w:rPr>
+          <w:rFonts w:ascii="Arial" w:hAnsi="Arial" w:eastAsia="Arial" w:cs="Arial"/>
+          <w:b/>
+          <w:i w:val="0"/>
+          <w:color w:val="000000"/>
+          <w:sz w:val="18"/>
+          <w:highlight w:val="lightGray"/>
+        </w:rPr>
+        <w:t>r</w:t>
+      </w:r>
+      <w:r>
+        <w:rPr>
+          <w:rFonts w:ascii="Arial" w:hAnsi="Arial" w:eastAsia="Arial" w:cs="Arial"/>
+          <w:b/>
+          <w:i w:val="0"/>
+          <w:color w:val="000000"/>
+          <w:sz w:val="18"/>
+          <w:highlight w:val="lightGray"/>
+        </w:rPr>
+        <w:t>o</w:t>
+      </w:r>
+      <w:r>
+        <w:rPr>
+          <w:rFonts w:ascii="Arial" w:hAnsi="Arial" w:eastAsia="Arial" w:cs="Arial"/>
+          <w:b/>
+          <w:i w:val="0"/>
+          <w:color w:val="000000"/>
+          <w:sz w:val="18"/>
+          <w:highlight w:val="lightGray"/>
+        </w:rPr>
+        <w:t>v</w:t>
+      </w:r>
+      <w:r>
+        <w:rPr>
+          <w:rFonts w:ascii="Arial" w:hAnsi="Arial" w:eastAsia="Arial" w:cs="Arial"/>
+          <w:b/>
+          <w:i w:val="0"/>
+          <w:color w:val="000000"/>
+          <w:sz w:val="18"/>
+          <w:highlight w:val="lightGray"/>
+        </w:rPr>
+        <w:t>i</w:t>
+      </w:r>
+      <w:r>
+        <w:rPr>
+          <w:rFonts w:ascii="Arial" w:hAnsi="Arial" w:eastAsia="Arial" w:cs="Arial"/>
+          <w:b/>
+          <w:i w:val="0"/>
+          <w:color w:val="000000"/>
+          <w:sz w:val="18"/>
+          <w:highlight w:val="lightGray"/>
+        </w:rPr>
+        <w:t>d</w:t>
+      </w:r>
+      <w:r>
+        <w:rPr>
+          <w:rFonts w:ascii="Arial" w:hAnsi="Arial" w:eastAsia="Arial" w:cs="Arial"/>
+          <w:b/>
+          <w:i w:val="0"/>
+          <w:color w:val="000000"/>
+          <w:sz w:val="18"/>
+          <w:highlight w:val="lightGray"/>
+        </w:rPr>
+        <w:t>e</w:t>
+      </w:r>
+      <w:r>
+        <w:rPr>
+          <w:rFonts w:ascii="Arial" w:hAnsi="Arial" w:eastAsia="Arial" w:cs="Arial"/>
+          <w:b/>
+          <w:i w:val="0"/>
+          <w:color w:val="000000"/>
+          <w:sz w:val="18"/>
+          <w:highlight w:val="lightGray"/>
+        </w:rPr>
+        <w:t>d</w:t>
+      </w:r>
+      <w:r>
+        <w:rPr>
+          <w:rFonts w:ascii="Arial" w:hAnsi="Arial" w:eastAsia="Arial" w:cs="Arial"/>
+          <w:b/>
+          <w:i w:val="0"/>
+          <w:color w:val="000000"/>
+          <w:sz w:val="18"/>
+          <w:highlight w:val="lightGray"/>
+        </w:rPr>
+        <w:t xml:space="preserve"> </w:t>
+      </w:r>
+      <w:r>
+        <w:rPr>
+          <w:rFonts w:ascii="Arial" w:hAnsi="Arial" w:eastAsia="Arial" w:cs="Arial"/>
+          <w:b/>
+          <w:i w:val="0"/>
+          <w:color w:val="000000"/>
+          <w:sz w:val="18"/>
+          <w:highlight w:val="lightGray"/>
+        </w:rPr>
+        <w:t>b</w:t>
+      </w:r>
+      <w:r>
+        <w:rPr>
+          <w:rFonts w:ascii="Arial" w:hAnsi="Arial" w:eastAsia="Arial" w:cs="Arial"/>
+          <w:b/>
+          <w:i w:val="0"/>
+          <w:color w:val="000000"/>
+          <w:sz w:val="18"/>
+          <w:highlight w:val="lightGray"/>
+        </w:rPr>
+        <w:t>y</w:t>
+      </w:r>
+      <w:r>
+        <w:rPr>
+          <w:rFonts w:ascii="Arial" w:hAnsi="Arial" w:eastAsia="Arial" w:cs="Arial"/>
+          <w:b/>
+          <w:i w:val="0"/>
+          <w:color w:val="000000"/>
+          <w:sz w:val="18"/>
+          <w:highlight w:val="lightGray"/>
+        </w:rPr>
+        <w:t>:</w:t>
+      </w:r>
+      <w:r>
+        <w:rPr>
+          <w:rFonts w:ascii="Arial" w:hAnsi="Arial" w:eastAsia="Arial" w:cs="Arial"/>
+          <w:b/>
+          <w:i w:val="0"/>
+          <w:color w:val="000000"/>
+          <w:sz w:val="18"/>
+          <w:highlight w:val="lightGray"/>
+        </w:rPr>
+        <w:t xml:space="preserve"> </w:t>
+      </w:r>
+      <w:r>
+        <w:rPr>
+          <w:rFonts w:ascii="Arial" w:hAnsi="Arial" w:eastAsia="Arial" w:cs="Arial"/>
+          <w:b/>
+          <w:i w:val="0"/>
+          <w:color w:val="000000"/>
+          <w:sz w:val="18"/>
+          <w:highlight w:val="lightGray"/>
+        </w:rPr>
+        <w:t>[</w:t>
+      </w:r>
+      <w:r>
+        <w:rPr>
+          <w:rFonts w:ascii="Arial" w:hAnsi="Arial" w:eastAsia="Arial" w:cs="Arial"/>
+          <w:b/>
+          <w:i w:val="0"/>
+          <w:color w:val="000000"/>
+          <w:sz w:val="18"/>
+          <w:highlight w:val="lightGray"/>
+        </w:rPr>
+        <w:t>D</w:t>
+      </w:r>
+      <w:r>
+        <w:rPr>
+          <w:rFonts w:ascii="Arial" w:hAnsi="Arial" w:eastAsia="Arial" w:cs="Arial"/>
+          <w:b/>
+          <w:i w:val="0"/>
+          <w:color w:val="000000"/>
+          <w:sz w:val="18"/>
+          <w:highlight w:val="lightGray"/>
+        </w:rPr>
+        <w:t>a</w:t>
+      </w:r>
+      <w:r>
+        <w:rPr>
+          <w:rFonts w:ascii="Arial" w:hAnsi="Arial" w:eastAsia="Arial" w:cs="Arial"/>
+          <w:b/>
+          <w:i w:val="0"/>
+          <w:color w:val="000000"/>
+          <w:sz w:val="18"/>
+          <w:highlight w:val="lightGray"/>
+        </w:rPr>
+        <w:t>t</w:t>
+      </w:r>
+      <w:r>
+        <w:rPr>
+          <w:rFonts w:ascii="Arial" w:hAnsi="Arial" w:eastAsia="Arial" w:cs="Arial"/>
+          <w:b/>
+          <w:i w:val="0"/>
+          <w:color w:val="000000"/>
+          <w:sz w:val="18"/>
+          <w:highlight w:val="lightGray"/>
+        </w:rPr>
+        <w:t>a</w:t>
+      </w:r>
+      <w:r>
+        <w:rPr>
+          <w:rFonts w:ascii="Arial" w:hAnsi="Arial" w:eastAsia="Arial" w:cs="Arial"/>
+          <w:b/>
+          <w:i w:val="0"/>
+          <w:color w:val="000000"/>
+          <w:sz w:val="18"/>
+          <w:highlight w:val="lightGray"/>
+        </w:rPr>
+        <w:t xml:space="preserve"> </w:t>
+      </w:r>
+      <w:r>
+        <w:rPr>
+          <w:rFonts w:ascii="Arial" w:hAnsi="Arial" w:eastAsia="Arial" w:cs="Arial"/>
+          <w:b/>
+          <w:i w:val="0"/>
+          <w:color w:val="000000"/>
+          <w:sz w:val="18"/>
+          <w:highlight w:val="lightGray"/>
+        </w:rPr>
+        <w:t>P</w:t>
+      </w:r>
+      <w:r>
+        <w:rPr>
+          <w:rFonts w:ascii="Arial" w:hAnsi="Arial" w:eastAsia="Arial" w:cs="Arial"/>
+          <w:b/>
+          <w:i w:val="0"/>
+          <w:color w:val="000000"/>
+          <w:sz w:val="18"/>
+          <w:highlight w:val="lightGray"/>
+        </w:rPr>
+        <w:t>a</w:t>
+      </w:r>
+      <w:r>
+        <w:rPr>
+          <w:rFonts w:ascii="Arial" w:hAnsi="Arial" w:eastAsia="Arial" w:cs="Arial"/>
+          <w:b/>
+          <w:i w:val="0"/>
+          <w:color w:val="000000"/>
+          <w:sz w:val="18"/>
+          <w:highlight w:val="lightGray"/>
+        </w:rPr>
+        <w:t>t</w:t>
+      </w:r>
+      <w:r>
+        <w:rPr>
+          <w:rFonts w:ascii="Arial" w:hAnsi="Arial" w:eastAsia="Arial" w:cs="Arial"/>
+          <w:b/>
+          <w:i w:val="0"/>
+          <w:color w:val="000000"/>
+          <w:sz w:val="18"/>
+          <w:highlight w:val="lightGray"/>
+        </w:rPr>
+        <w:t>h</w:t>
+      </w:r>
+      <w:r>
+        <w:rPr>
+          <w:rFonts w:ascii="Arial" w:hAnsi="Arial" w:eastAsia="Arial" w:cs="Arial"/>
+          <w:b w:val="0"/>
+          <w:i w:val="0"/>
+          <w:color w:val="000000"/>
+          <w:sz w:val="18"/>
+          <w:highlight w:val="lightGray"/>
+        </w:rPr>
+        <w:t>:</w:t>
+      </w:r>
+      <w:r>
+        <w:rPr>
+          <w:rFonts w:ascii="Arial" w:hAnsi="Arial" w:eastAsia="Arial" w:cs="Arial"/>
+          <w:b w:val="0"/>
+          <w:i w:val="0"/>
+          <w:color w:val="000000"/>
+          <w:sz w:val="18"/>
+          <w:highlight w:val="lightGray"/>
+        </w:rPr>
+        <w:t xml:space="preserve"> </w:t>
+      </w:r>
+      <w:r>
+        <w:rPr>
+          <w:rFonts w:ascii="Arial" w:hAnsi="Arial" w:eastAsia="Arial" w:cs="Arial"/>
+          <w:b w:val="0"/>
+          <w:i w:val="0"/>
+          <w:color w:val="000000"/>
+          <w:sz w:val="18"/>
+          <w:highlight w:val="lightGray"/>
+        </w:rPr>
+        <w:t>P</w:t>
+      </w:r>
+      <w:r>
+        <w:rPr>
+          <w:rFonts w:ascii="Arial" w:hAnsi="Arial" w:eastAsia="Arial" w:cs="Arial"/>
+          <w:b w:val="0"/>
+          <w:i w:val="0"/>
+          <w:color w:val="000000"/>
+          <w:sz w:val="18"/>
+          <w:highlight w:val="lightGray"/>
+        </w:rPr>
+        <w:t>e</w:t>
+      </w:r>
+      <w:r>
+        <w:rPr>
+          <w:rFonts w:ascii="Arial" w:hAnsi="Arial" w:eastAsia="Arial" w:cs="Arial"/>
+          <w:b w:val="0"/>
+          <w:i w:val="0"/>
+          <w:color w:val="000000"/>
+          <w:sz w:val="18"/>
+          <w:highlight w:val="lightGray"/>
+        </w:rPr>
+        <w:t>r</w:t>
+      </w:r>
+      <w:r>
+        <w:rPr>
+          <w:rFonts w:ascii="Arial" w:hAnsi="Arial" w:eastAsia="Arial" w:cs="Arial"/>
+          <w:b w:val="0"/>
+          <w:i w:val="0"/>
+          <w:color w:val="000000"/>
+          <w:sz w:val="18"/>
+          <w:highlight w:val="lightGray"/>
+        </w:rPr>
+        <w:t>s</w:t>
+      </w:r>
+      <w:r>
+        <w:rPr>
+          <w:rFonts w:ascii="Arial" w:hAnsi="Arial" w:eastAsia="Arial" w:cs="Arial"/>
+          <w:b w:val="0"/>
+          <w:i w:val="0"/>
+          <w:color w:val="000000"/>
+          <w:sz w:val="18"/>
+          <w:highlight w:val="lightGray"/>
+        </w:rPr>
+        <w:t>o</w:t>
+      </w:r>
+      <w:r>
+        <w:rPr>
+          <w:rFonts w:ascii="Arial" w:hAnsi="Arial" w:eastAsia="Arial" w:cs="Arial"/>
+          <w:b w:val="0"/>
+          <w:i w:val="0"/>
+          <w:color w:val="000000"/>
+          <w:sz w:val="18"/>
+          <w:highlight w:val="lightGray"/>
+        </w:rPr>
+        <w:t>n</w:t>
+      </w:r>
+      <w:r>
+        <w:rPr>
+          <w:rFonts w:ascii="Arial" w:hAnsi="Arial" w:eastAsia="Arial" w:cs="Arial"/>
+          <w:b w:val="0"/>
+          <w:i w:val="0"/>
+          <w:color w:val="000000"/>
+          <w:sz w:val="18"/>
+          <w:highlight w:val="lightGray"/>
+        </w:rPr>
+        <w:t>s</w:t>
+      </w:r>
+      <w:r>
+        <w:rPr>
+          <w:rFonts w:ascii="Arial" w:hAnsi="Arial" w:eastAsia="Arial" w:cs="Arial"/>
+          <w:b w:val="0"/>
+          <w:i w:val="0"/>
+          <w:color w:val="000000"/>
+          <w:sz w:val="18"/>
+          <w:highlight w:val="lightGray"/>
+        </w:rPr>
+        <w:t xml:space="preserve"> </w:t>
+      </w:r>
+      <w:r>
+        <w:rPr>
+          <w:rFonts w:ascii="Arial" w:hAnsi="Arial" w:eastAsia="Arial" w:cs="Arial"/>
+          <w:b w:val="0"/>
+          <w:i w:val="0"/>
+          <w:color w:val="000000"/>
+          <w:sz w:val="18"/>
+          <w:highlight w:val="lightGray"/>
+        </w:rPr>
+        <w:t>T</w:t>
+      </w:r>
+      <w:r>
+        <w:rPr>
+          <w:rFonts w:ascii="Arial" w:hAnsi="Arial" w:eastAsia="Arial" w:cs="Arial"/>
+          <w:b w:val="0"/>
+          <w:i w:val="0"/>
+          <w:color w:val="000000"/>
+          <w:sz w:val="18"/>
+          <w:highlight w:val="lightGray"/>
+        </w:rPr>
+        <w:t>a</w:t>
+      </w:r>
+      <w:r>
+        <w:rPr>
+          <w:rFonts w:ascii="Arial" w:hAnsi="Arial" w:eastAsia="Arial" w:cs="Arial"/>
+          <w:b w:val="0"/>
+          <w:i w:val="0"/>
+          <w:color w:val="000000"/>
+          <w:sz w:val="18"/>
+          <w:highlight w:val="lightGray"/>
+        </w:rPr>
+        <w:t>b</w:t>
+      </w:r>
+      <w:r>
+        <w:rPr>
+          <w:rFonts w:ascii="Arial" w:hAnsi="Arial" w:eastAsia="Arial" w:cs="Arial"/>
+          <w:b w:val="0"/>
+          <w:i w:val="0"/>
+          <w:color w:val="000000"/>
+          <w:sz w:val="18"/>
+          <w:highlight w:val="lightGray"/>
+        </w:rPr>
+        <w:t>l</w:t>
+      </w:r>
+      <w:r>
+        <w:rPr>
+          <w:rFonts w:ascii="Arial" w:hAnsi="Arial" w:eastAsia="Arial" w:cs="Arial"/>
+          <w:b w:val="0"/>
+          <w:i w:val="0"/>
+          <w:color w:val="000000"/>
+          <w:sz w:val="18"/>
+          <w:highlight w:val="lightGray"/>
+        </w:rPr>
+        <w:t>e</w:t>
+      </w:r>
+      <w:r>
+        <w:rPr>
+          <w:rFonts w:ascii="Arial" w:hAnsi="Arial" w:eastAsia="Arial" w:cs="Arial"/>
+          <w:b w:val="0"/>
+          <w:i w:val="0"/>
+          <w:color w:val="000000"/>
+          <w:sz w:val="18"/>
+          <w:highlight w:val="lightGray"/>
+        </w:rPr>
+        <w:t xml:space="preserve"> </w:t>
+      </w:r>
+      <w:r>
+        <w:rPr>
+          <w:rFonts w:ascii="Arial" w:hAnsi="Arial" w:eastAsia="Arial" w:cs="Arial"/>
+          <w:b w:val="0"/>
+          <w:i w:val="0"/>
+          <w:color w:val="000000"/>
+          <w:sz w:val="18"/>
+          <w:highlight w:val="lightGray"/>
+        </w:rPr>
+        <w:t>-</w:t>
+      </w:r>
+      <w:r>
+        <w:rPr>
+          <w:rFonts w:ascii="Arial" w:hAnsi="Arial" w:eastAsia="Arial" w:cs="Arial"/>
+          <w:b w:val="0"/>
+          <w:i w:val="0"/>
+          <w:color w:val="000000"/>
+          <w:sz w:val="18"/>
+          <w:highlight w:val="lightGray"/>
+        </w:rPr>
+        <w:t>&gt;</w:t>
+      </w:r>
+      <w:r>
+        <w:rPr>
+          <w:rFonts w:ascii="Arial" w:hAnsi="Arial" w:eastAsia="Arial" w:cs="Arial"/>
+          <w:b w:val="0"/>
+          <w:i w:val="0"/>
+          <w:color w:val="000000"/>
+          <w:sz w:val="18"/>
+          <w:highlight w:val="lightGray"/>
+        </w:rPr>
+        <w:t xml:space="preserve"> </w:t>
+      </w:r>
+      <w:r>
+        <w:rPr>
+          <w:rFonts w:ascii="Arial" w:hAnsi="Arial" w:eastAsia="Arial" w:cs="Arial"/>
+          <w:b w:val="0"/>
+          <w:i w:val="0"/>
+          <w:color w:val="000000"/>
+          <w:sz w:val="18"/>
+          <w:highlight w:val="lightGray"/>
+        </w:rPr>
+        <w:t>I</w:t>
+      </w:r>
+      <w:r>
+        <w:rPr>
+          <w:rFonts w:ascii="Arial" w:hAnsi="Arial" w:eastAsia="Arial" w:cs="Arial"/>
+          <w:b w:val="0"/>
+          <w:i w:val="0"/>
+          <w:color w:val="000000"/>
+          <w:sz w:val="18"/>
+          <w:highlight w:val="lightGray"/>
+        </w:rPr>
+        <w:t>D</w:t>
+      </w:r>
+      <w:r>
+        <w:rPr>
+          <w:rFonts w:ascii="Arial" w:hAnsi="Arial" w:eastAsia="Arial" w:cs="Arial"/>
+          <w:b w:val="0"/>
+          <w:i w:val="0"/>
+          <w:color w:val="000000"/>
+          <w:sz w:val="18"/>
+          <w:highlight w:val="lightGray"/>
+        </w:rPr>
+        <w:t xml:space="preserve"> </w:t>
+      </w:r>
+      <w:r>
+        <w:rPr>
+          <w:rFonts w:ascii="Arial" w:hAnsi="Arial" w:eastAsia="Arial" w:cs="Arial"/>
+          <w:b w:val="0"/>
+          <w:i w:val="0"/>
+          <w:color w:val="000000"/>
+          <w:sz w:val="18"/>
+          <w:highlight w:val="lightGray"/>
+        </w:rPr>
+        <w:t>C</w:t>
+      </w:r>
+      <w:r>
+        <w:rPr>
+          <w:rFonts w:ascii="Arial" w:hAnsi="Arial" w:eastAsia="Arial" w:cs="Arial"/>
+          <w:b w:val="0"/>
+          <w:i w:val="0"/>
+          <w:color w:val="000000"/>
+          <w:sz w:val="18"/>
+          <w:highlight w:val="lightGray"/>
+        </w:rPr>
+        <w:t>o</w:t>
+      </w:r>
+      <w:r>
+        <w:rPr>
+          <w:rFonts w:ascii="Arial" w:hAnsi="Arial" w:eastAsia="Arial" w:cs="Arial"/>
+          <w:b w:val="0"/>
+          <w:i w:val="0"/>
+          <w:color w:val="000000"/>
+          <w:sz w:val="18"/>
+          <w:highlight w:val="lightGray"/>
+        </w:rPr>
+        <w:t>l</w:t>
+      </w:r>
+      <w:r>
+        <w:rPr>
+          <w:rFonts w:ascii="Arial" w:hAnsi="Arial" w:eastAsia="Arial" w:cs="Arial"/>
+          <w:b w:val="0"/>
+          <w:i w:val="0"/>
+          <w:color w:val="000000"/>
+          <w:sz w:val="18"/>
+          <w:highlight w:val="lightGray"/>
+        </w:rPr>
+        <w:t>u</w:t>
+      </w:r>
+      <w:r>
+        <w:rPr>
+          <w:rFonts w:ascii="Arial" w:hAnsi="Arial" w:eastAsia="Arial" w:cs="Arial"/>
+          <w:b w:val="0"/>
+          <w:i w:val="0"/>
+          <w:color w:val="000000"/>
+          <w:sz w:val="18"/>
+          <w:highlight w:val="lightGray"/>
+        </w:rPr>
+        <w:t>m</w:t>
+      </w:r>
+      <w:r>
+        <w:rPr>
+          <w:rFonts w:ascii="Arial" w:hAnsi="Arial" w:eastAsia="Arial" w:cs="Arial"/>
+          <w:b w:val="0"/>
+          <w:i w:val="0"/>
+          <w:color w:val="000000"/>
+          <w:sz w:val="18"/>
+          <w:highlight w:val="lightGray"/>
+        </w:rPr>
+        <w:t>n</w:t>
+      </w:r>
+      <w:r>
+        <w:rPr>
+          <w:rFonts w:ascii="Arial" w:hAnsi="Arial" w:eastAsia="Arial" w:cs="Arial"/>
+          <w:b w:val="0"/>
+          <w:i w:val="0"/>
+          <w:color w:val="000000"/>
+          <w:sz w:val="18"/>
+          <w:highlight w:val="lightGray"/>
+        </w:rPr>
+        <w:t>:</w:t>
+      </w:r>
+      <w:r>
+        <w:rPr>
+          <w:rFonts w:ascii="Arial" w:hAnsi="Arial" w:eastAsia="Arial" w:cs="Arial"/>
+          <w:b w:val="0"/>
+          <w:i w:val="0"/>
+          <w:color w:val="000000"/>
+          <w:sz w:val="18"/>
+          <w:highlight w:val="lightGray"/>
+        </w:rPr>
+        <w:t xml:space="preserve"> </w:t>
+      </w:r>
+      <w:r>
+        <w:rPr>
+          <w:rFonts w:ascii="Arial" w:hAnsi="Arial" w:eastAsia="Arial" w:cs="Arial"/>
+          <w:b w:val="0"/>
+          <w:i w:val="0"/>
+          <w:color w:val="000000"/>
+          <w:sz w:val="18"/>
+          <w:highlight w:val="lightGray"/>
+        </w:rPr>
+        <w:t>1</w:t>
+      </w:r>
+      <w:r>
+        <w:rPr>
+          <w:rFonts w:ascii="Arial" w:hAnsi="Arial" w:eastAsia="Arial" w:cs="Arial"/>
+          <w:b w:val="0"/>
+          <w:i w:val="0"/>
+          <w:color w:val="000000"/>
+          <w:sz w:val="18"/>
+          <w:highlight w:val="lightGray"/>
+        </w:rPr>
+        <w:t>,</w:t>
+      </w:r>
+      <w:r>
+        <w:rPr>
+          <w:rFonts w:ascii="Arial" w:hAnsi="Arial" w:eastAsia="Arial" w:cs="Arial"/>
+          <w:b w:val="0"/>
+          <w:i w:val="0"/>
+          <w:color w:val="000000"/>
+          <w:sz w:val="18"/>
+          <w:highlight w:val="lightGray"/>
+        </w:rPr>
+        <w:t xml:space="preserve"> </w:t>
+      </w:r>
+      <w:r>
+        <w:rPr>
+          <w:rFonts w:ascii="Arial" w:hAnsi="Arial" w:eastAsia="Arial" w:cs="Arial"/>
+          <w:b w:val="0"/>
+          <w:i w:val="0"/>
+          <w:color w:val="000000"/>
+          <w:sz w:val="18"/>
+          <w:highlight w:val="lightGray"/>
+        </w:rPr>
+        <w:t>N</w:t>
+      </w:r>
+      <w:r>
+        <w:rPr>
+          <w:rFonts w:ascii="Arial" w:hAnsi="Arial" w:eastAsia="Arial" w:cs="Arial"/>
+          <w:b w:val="0"/>
+          <w:i w:val="0"/>
+          <w:color w:val="000000"/>
+          <w:sz w:val="18"/>
+          <w:highlight w:val="lightGray"/>
+        </w:rPr>
+        <w:t>a</w:t>
+      </w:r>
+      <w:r>
+        <w:rPr>
+          <w:rFonts w:ascii="Arial" w:hAnsi="Arial" w:eastAsia="Arial" w:cs="Arial"/>
+          <w:b w:val="0"/>
+          <w:i w:val="0"/>
+          <w:color w:val="000000"/>
+          <w:sz w:val="18"/>
+          <w:highlight w:val="lightGray"/>
+        </w:rPr>
+        <w:t>m</w:t>
+      </w:r>
+      <w:r>
+        <w:rPr>
+          <w:rFonts w:ascii="Arial" w:hAnsi="Arial" w:eastAsia="Arial" w:cs="Arial"/>
+          <w:b w:val="0"/>
+          <w:i w:val="0"/>
+          <w:color w:val="000000"/>
+          <w:sz w:val="18"/>
+          <w:highlight w:val="lightGray"/>
+        </w:rPr>
+        <w:t>e</w:t>
+      </w:r>
+      <w:r>
+        <w:rPr>
+          <w:rFonts w:ascii="Arial" w:hAnsi="Arial" w:eastAsia="Arial" w:cs="Arial"/>
+          <w:b w:val="0"/>
+          <w:i w:val="0"/>
+          <w:color w:val="000000"/>
+          <w:sz w:val="18"/>
+          <w:highlight w:val="lightGray"/>
+        </w:rPr>
+        <w:t>_</w:t>
+      </w:r>
+      <w:r>
+        <w:rPr>
+          <w:rFonts w:ascii="Arial" w:hAnsi="Arial" w:eastAsia="Arial" w:cs="Arial"/>
+          <w:b w:val="0"/>
+          <w:i w:val="0"/>
+          <w:color w:val="000000"/>
+          <w:sz w:val="18"/>
+          <w:highlight w:val="lightGray"/>
+        </w:rPr>
+        <w:t>E</w:t>
+      </w:r>
+      <w:r>
+        <w:rPr>
+          <w:rFonts w:ascii="Arial" w:hAnsi="Arial" w:eastAsia="Arial" w:cs="Arial"/>
+          <w:b w:val="0"/>
+          <w:i w:val="0"/>
+          <w:color w:val="000000"/>
+          <w:sz w:val="18"/>
+          <w:highlight w:val="lightGray"/>
+        </w:rPr>
+        <w:t>n</w:t>
+      </w:r>
+      <w:r>
+        <w:rPr>
+          <w:rFonts w:ascii="Arial" w:hAnsi="Arial" w:eastAsia="Arial" w:cs="Arial"/>
+          <w:b w:val="0"/>
+          <w:i w:val="0"/>
+          <w:color w:val="000000"/>
+          <w:sz w:val="18"/>
+          <w:highlight w:val="lightGray"/>
+        </w:rPr>
+        <w:t xml:space="preserve"> </w:t>
+      </w:r>
+      <w:r>
+        <w:rPr>
+          <w:rFonts w:ascii="Arial" w:hAnsi="Arial" w:eastAsia="Arial" w:cs="Arial"/>
+          <w:b w:val="0"/>
+          <w:i w:val="0"/>
+          <w:color w:val="000000"/>
+          <w:sz w:val="18"/>
+          <w:highlight w:val="lightGray"/>
+        </w:rPr>
+        <w:t>C</w:t>
+      </w:r>
+      <w:r>
+        <w:rPr>
+          <w:rFonts w:ascii="Arial" w:hAnsi="Arial" w:eastAsia="Arial" w:cs="Arial"/>
+          <w:b w:val="0"/>
+          <w:i w:val="0"/>
+          <w:color w:val="000000"/>
+          <w:sz w:val="18"/>
+          <w:highlight w:val="lightGray"/>
+        </w:rPr>
+        <w:t>o</w:t>
+      </w:r>
+      <w:r>
+        <w:rPr>
+          <w:rFonts w:ascii="Arial" w:hAnsi="Arial" w:eastAsia="Arial" w:cs="Arial"/>
+          <w:b w:val="0"/>
+          <w:i w:val="0"/>
+          <w:color w:val="000000"/>
+          <w:sz w:val="18"/>
+          <w:highlight w:val="lightGray"/>
+        </w:rPr>
+        <w:t>l</w:t>
+      </w:r>
+      <w:r>
+        <w:rPr>
+          <w:rFonts w:ascii="Arial" w:hAnsi="Arial" w:eastAsia="Arial" w:cs="Arial"/>
+          <w:b w:val="0"/>
+          <w:i w:val="0"/>
+          <w:color w:val="000000"/>
+          <w:sz w:val="18"/>
+          <w:highlight w:val="lightGray"/>
+        </w:rPr>
+        <w:t>u</w:t>
+      </w:r>
+      <w:r>
+        <w:rPr>
+          <w:rFonts w:ascii="Arial" w:hAnsi="Arial" w:eastAsia="Arial" w:cs="Arial"/>
+          <w:b w:val="0"/>
+          <w:i w:val="0"/>
+          <w:color w:val="000000"/>
+          <w:sz w:val="18"/>
+          <w:highlight w:val="lightGray"/>
+        </w:rPr>
+        <w:t>m</w:t>
+      </w:r>
+      <w:r>
+        <w:rPr>
+          <w:rFonts w:ascii="Arial" w:hAnsi="Arial" w:eastAsia="Arial" w:cs="Arial"/>
+          <w:b w:val="0"/>
+          <w:i w:val="0"/>
+          <w:color w:val="000000"/>
+          <w:sz w:val="18"/>
+          <w:highlight w:val="lightGray"/>
+        </w:rPr>
+        <w:t>n</w:t>
+      </w:r>
+      <w:r>
+        <w:rPr>
+          <w:rFonts w:ascii="Arial" w:hAnsi="Arial" w:eastAsia="Arial" w:cs="Arial"/>
+          <w:b w:val="0"/>
+          <w:i w:val="0"/>
+          <w:color w:val="000000"/>
+          <w:sz w:val="18"/>
+          <w:highlight w:val="lightGray"/>
+        </w:rPr>
+        <w:t>:</w:t>
+      </w:r>
+      <w:r>
+        <w:rPr>
+          <w:rFonts w:ascii="Arial" w:hAnsi="Arial" w:eastAsia="Arial" w:cs="Arial"/>
+          <w:b w:val="0"/>
+          <w:i w:val="0"/>
+          <w:color w:val="000000"/>
+          <w:sz w:val="18"/>
+          <w:highlight w:val="lightGray"/>
+        </w:rPr>
+        <w:t xml:space="preserve"> </w:t>
+      </w:r>
+      <w:r>
+        <w:rPr>
+          <w:rFonts w:ascii="Arial" w:hAnsi="Arial" w:eastAsia="Arial" w:cs="Arial"/>
+          <w:b w:val="0"/>
+          <w:i w:val="0"/>
+          <w:color w:val="000000"/>
+          <w:sz w:val="18"/>
+          <w:highlight w:val="lightGray"/>
+        </w:rPr>
+        <w:t>M</w:t>
+      </w:r>
+      <w:r>
+        <w:rPr>
+          <w:rFonts w:ascii="Arial" w:hAnsi="Arial" w:eastAsia="Arial" w:cs="Arial"/>
+          <w:b w:val="0"/>
+          <w:i w:val="0"/>
+          <w:color w:val="000000"/>
+          <w:sz w:val="18"/>
+          <w:highlight w:val="lightGray"/>
+        </w:rPr>
+        <w:t>o</w:t>
+      </w:r>
+      <w:r>
+        <w:rPr>
+          <w:rFonts w:ascii="Arial" w:hAnsi="Arial" w:eastAsia="Arial" w:cs="Arial"/>
+          <w:b w:val="0"/>
+          <w:i w:val="0"/>
+          <w:color w:val="000000"/>
+          <w:sz w:val="18"/>
+          <w:highlight w:val="lightGray"/>
+        </w:rPr>
+        <w:t>t</w:t>
+      </w:r>
+      <w:r>
+        <w:rPr>
+          <w:rFonts w:ascii="Arial" w:hAnsi="Arial" w:eastAsia="Arial" w:cs="Arial"/>
+          <w:b w:val="0"/>
+          <w:i w:val="0"/>
+          <w:color w:val="000000"/>
+          <w:sz w:val="18"/>
+          <w:highlight w:val="lightGray"/>
+        </w:rPr>
+        <w:t>a</w:t>
+      </w:r>
+      <w:r>
+        <w:rPr>
+          <w:rFonts w:ascii="Arial" w:hAnsi="Arial" w:eastAsia="Arial" w:cs="Arial"/>
+          <w:b w:val="0"/>
+          <w:i w:val="0"/>
+          <w:color w:val="000000"/>
+          <w:sz w:val="18"/>
+          <w:highlight w:val="lightGray"/>
+        </w:rPr>
+        <w:t>s</w:t>
+      </w:r>
+      <w:r>
+        <w:rPr>
+          <w:rFonts w:ascii="Arial" w:hAnsi="Arial" w:eastAsia="Arial" w:cs="Arial"/>
+          <w:b w:val="0"/>
+          <w:i w:val="0"/>
+          <w:color w:val="000000"/>
+          <w:sz w:val="18"/>
+          <w:highlight w:val="lightGray"/>
+        </w:rPr>
+        <w:t>e</w:t>
+      </w:r>
+      <w:r>
+        <w:rPr>
+          <w:rFonts w:ascii="Arial" w:hAnsi="Arial" w:eastAsia="Arial" w:cs="Arial"/>
+          <w:b w:val="0"/>
+          <w:i w:val="0"/>
+          <w:color w:val="000000"/>
+          <w:sz w:val="18"/>
+          <w:highlight w:val="lightGray"/>
+        </w:rPr>
+        <w:t>m</w:t>
+      </w:r>
+      <w:r>
+        <w:rPr>
+          <w:rFonts w:ascii="Arial" w:hAnsi="Arial" w:eastAsia="Arial" w:cs="Arial"/>
+          <w:b w:val="0"/>
+          <w:i w:val="0"/>
+          <w:color w:val="000000"/>
+          <w:sz w:val="18"/>
+          <w:highlight w:val="lightGray"/>
+        </w:rPr>
+        <w:t xml:space="preserve"> </w:t>
+      </w:r>
+      <w:r>
+        <w:rPr>
+          <w:rFonts w:ascii="Arial" w:hAnsi="Arial" w:eastAsia="Arial" w:cs="Arial"/>
+          <w:b w:val="0"/>
+          <w:i w:val="0"/>
+          <w:color w:val="000000"/>
+          <w:sz w:val="18"/>
+          <w:highlight w:val="lightGray"/>
+        </w:rPr>
+        <w:t>E</w:t>
+      </w:r>
+      <w:r>
+        <w:rPr>
+          <w:rFonts w:ascii="Arial" w:hAnsi="Arial" w:eastAsia="Arial" w:cs="Arial"/>
+          <w:b w:val="0"/>
+          <w:i w:val="0"/>
+          <w:color w:val="000000"/>
+          <w:sz w:val="18"/>
+          <w:highlight w:val="lightGray"/>
+        </w:rPr>
+        <w:t>s</w:t>
+      </w:r>
+      <w:r>
+        <w:rPr>
+          <w:rFonts w:ascii="Arial" w:hAnsi="Arial" w:eastAsia="Arial" w:cs="Arial"/>
+          <w:b w:val="0"/>
+          <w:i w:val="0"/>
+          <w:color w:val="000000"/>
+          <w:sz w:val="18"/>
+          <w:highlight w:val="lightGray"/>
+        </w:rPr>
+        <w:t>s</w:t>
+      </w:r>
+      <w:r>
+        <w:rPr>
+          <w:rFonts w:ascii="Arial" w:hAnsi="Arial" w:eastAsia="Arial" w:cs="Arial"/>
+          <w:b w:val="0"/>
+          <w:i w:val="0"/>
+          <w:color w:val="000000"/>
+          <w:sz w:val="18"/>
+          <w:highlight w:val="lightGray"/>
+        </w:rPr>
+        <w:t>a</w:t>
+      </w:r>
+      <w:r>
+        <w:rPr>
+          <w:rFonts w:ascii="Arial" w:hAnsi="Arial" w:eastAsia="Arial" w:cs="Arial"/>
+          <w:b w:val="0"/>
+          <w:i w:val="0"/>
+          <w:color w:val="000000"/>
+          <w:sz w:val="18"/>
+          <w:highlight w:val="lightGray"/>
+        </w:rPr>
+        <w:t>m</w:t>
+      </w:r>
+      <w:r>
+        <w:rPr>
+          <w:rFonts w:ascii="Arial" w:hAnsi="Arial" w:eastAsia="Arial" w:cs="Arial"/>
+          <w:b w:val="0"/>
+          <w:i w:val="0"/>
+          <w:color w:val="000000"/>
+          <w:sz w:val="18"/>
+          <w:highlight w:val="lightGray"/>
+        </w:rPr>
+        <w:t>]</w:t>
+      </w:r>
+      <w:r>
+        <w:rPr>
+          <w:rFonts w:ascii="Arial" w:hAnsi="Arial" w:eastAsia="Arial" w:cs="Arial"/>
+          <w:b w:val="0"/>
+          <w:i w:val="0"/>
+          <w:color w:val="000000"/>
+          <w:sz w:val="18"/>
+          <w:highlight w:val="lightGray"/>
+        </w:rPr>
+        <w:t xml:space="preserve"> </w:t>
+      </w:r>
+      <w:r>
+        <w:rPr>
+          <w:rFonts w:ascii="Arial" w:hAnsi="Arial" w:eastAsia="Arial" w:cs="Arial"/>
+          <w:b w:val="0"/>
+          <w:i w:val="0"/>
+          <w:color w:val="000000"/>
+          <w:sz w:val="18"/>
+          <w:highlight w:val="lightGray"/>
+        </w:rPr>
+        <w:t>-</w:t>
+      </w:r>
+      <w:r>
+        <w:rPr>
+          <w:rFonts w:ascii="Arial" w:hAnsi="Arial" w:eastAsia="Arial" w:cs="Arial"/>
+          <w:b w:val="0"/>
+          <w:i w:val="0"/>
+          <w:color w:val="000000"/>
+          <w:sz w:val="18"/>
+          <w:highlight w:val="lightGray"/>
+        </w:rPr>
+        <w:t>&gt;</w:t>
+      </w:r>
+      <w:r>
+        <w:rPr>
+          <w:rFonts w:ascii="Arial" w:hAnsi="Arial" w:eastAsia="Arial" w:cs="Arial"/>
+          <w:b w:val="0"/>
+          <w:i w:val="0"/>
+          <w:color w:val="000000"/>
+          <w:sz w:val="18"/>
+          <w:highlight w:val="lightGray"/>
+        </w:rPr>
+        <w:t xml:space="preserve"> </w:t>
+      </w:r>
+      <w:r>
+        <w:rPr>
+          <w:rFonts w:ascii="Arial" w:hAnsi="Arial" w:eastAsia="Arial" w:cs="Arial"/>
+          <w:b/>
+          <w:i w:val="0"/>
+          <w:color w:val="000000"/>
+          <w:sz w:val="18"/>
+          <w:highlight w:val="lightGray"/>
+        </w:rPr>
+        <w:t>F</w:t>
+      </w:r>
+      <w:r>
+        <w:rPr>
+          <w:rFonts w:ascii="Arial" w:hAnsi="Arial" w:eastAsia="Arial" w:cs="Arial"/>
+          <w:b/>
+          <w:i w:val="0"/>
+          <w:color w:val="000000"/>
+          <w:sz w:val="18"/>
+          <w:highlight w:val="lightGray"/>
+        </w:rPr>
+        <w:t>r</w:t>
+      </w:r>
+      <w:r>
+        <w:rPr>
+          <w:rFonts w:ascii="Arial" w:hAnsi="Arial" w:eastAsia="Arial" w:cs="Arial"/>
+          <w:b/>
+          <w:i w:val="0"/>
+          <w:color w:val="000000"/>
+          <w:sz w:val="18"/>
+          <w:highlight w:val="lightGray"/>
+        </w:rPr>
+        <w:t>o</w:t>
+      </w:r>
+      <w:r>
+        <w:rPr>
+          <w:rFonts w:ascii="Arial" w:hAnsi="Arial" w:eastAsia="Arial" w:cs="Arial"/>
+          <w:b/>
+          <w:i w:val="0"/>
+          <w:color w:val="000000"/>
+          <w:sz w:val="18"/>
+          <w:highlight w:val="lightGray"/>
+        </w:rPr>
+        <w:t>m</w:t>
+      </w:r>
+      <w:r>
+        <w:rPr>
+          <w:rFonts w:ascii="Arial" w:hAnsi="Arial" w:eastAsia="Arial" w:cs="Arial"/>
+          <w:b/>
+          <w:i w:val="0"/>
+          <w:color w:val="000000"/>
+          <w:sz w:val="18"/>
+          <w:highlight w:val="lightGray"/>
+        </w:rPr>
+        <w:t>:</w:t>
+      </w:r>
+      <w:r>
+        <w:rPr>
+          <w:rFonts w:ascii="Arial" w:hAnsi="Arial" w:eastAsia="Arial" w:cs="Arial"/>
+          <w:b w:val="0"/>
+          <w:i w:val="0"/>
+          <w:color w:val="000000"/>
+          <w:sz w:val="18"/>
+          <w:highlight w:val="lightGray"/>
+        </w:rPr>
+        <w:t xml:space="preserve"> </w:t>
+      </w:r>
+      <w:r>
+        <w:rPr>
+          <w:rFonts w:ascii="Arial" w:hAnsi="Arial" w:eastAsia="Arial" w:cs="Arial"/>
+          <w:b w:val="0"/>
+          <w:i w:val="0"/>
+          <w:color w:val="000000"/>
+          <w:sz w:val="18"/>
+          <w:highlight w:val="lightGray"/>
+        </w:rPr>
+        <w:t>[</w:t>
+      </w:r>
+      <w:r>
+        <w:rPr>
+          <w:rFonts w:ascii="Arial" w:hAnsi="Arial" w:eastAsia="Arial" w:cs="Arial"/>
+          <w:b w:val="0"/>
+          <w:i w:val="0"/>
+          <w:color w:val="000000"/>
+          <w:sz w:val="18"/>
+          <w:highlight w:val="lightGray"/>
+        </w:rPr>
+        <w:t>C</w:t>
+      </w:r>
+      <w:r>
+        <w:rPr>
+          <w:rFonts w:ascii="Arial" w:hAnsi="Arial" w:eastAsia="Arial" w:cs="Arial"/>
+          <w:b w:val="0"/>
+          <w:i w:val="0"/>
+          <w:color w:val="000000"/>
+          <w:sz w:val="18"/>
+          <w:highlight w:val="lightGray"/>
+        </w:rPr>
+        <w:t>h</w:t>
+      </w:r>
+      <w:r>
+        <w:rPr>
+          <w:rFonts w:ascii="Arial" w:hAnsi="Arial" w:eastAsia="Arial" w:cs="Arial"/>
+          <w:b w:val="0"/>
+          <w:i w:val="0"/>
+          <w:color w:val="000000"/>
+          <w:sz w:val="18"/>
+          <w:highlight w:val="lightGray"/>
+        </w:rPr>
+        <w:t>a</w:t>
+      </w:r>
+      <w:r>
+        <w:rPr>
+          <w:rFonts w:ascii="Arial" w:hAnsi="Arial" w:eastAsia="Arial" w:cs="Arial"/>
+          <w:b w:val="0"/>
+          <w:i w:val="0"/>
+          <w:color w:val="000000"/>
+          <w:sz w:val="18"/>
+          <w:highlight w:val="lightGray"/>
+        </w:rPr>
+        <w:t>t</w:t>
+      </w:r>
+      <w:r>
+        <w:rPr>
+          <w:rFonts w:ascii="Arial" w:hAnsi="Arial" w:eastAsia="Arial" w:cs="Arial"/>
+          <w:b w:val="0"/>
+          <w:i w:val="0"/>
+          <w:color w:val="000000"/>
+          <w:sz w:val="18"/>
+          <w:highlight w:val="lightGray"/>
+        </w:rPr>
+        <w:t>G</w:t>
+      </w:r>
+      <w:r>
+        <w:rPr>
+          <w:rFonts w:ascii="Arial" w:hAnsi="Arial" w:eastAsia="Arial" w:cs="Arial"/>
+          <w:b w:val="0"/>
+          <w:i w:val="0"/>
+          <w:color w:val="000000"/>
+          <w:sz w:val="18"/>
+          <w:highlight w:val="lightGray"/>
+        </w:rPr>
+        <w:t>P</w:t>
+      </w:r>
+      <w:r>
+        <w:rPr>
+          <w:rFonts w:ascii="Arial" w:hAnsi="Arial" w:eastAsia="Arial" w:cs="Arial"/>
+          <w:b w:val="0"/>
+          <w:i w:val="0"/>
+          <w:color w:val="000000"/>
+          <w:sz w:val="18"/>
+          <w:highlight w:val="lightGray"/>
+        </w:rPr>
+        <w:t>T</w:t>
+      </w:r>
+      <w:r>
+        <w:rPr>
+          <w:rFonts w:ascii="Arial" w:hAnsi="Arial" w:eastAsia="Arial" w:cs="Arial"/>
+          <w:b w:val="0"/>
+          <w:i w:val="0"/>
+          <w:color w:val="000000"/>
+          <w:sz w:val="18"/>
+          <w:highlight w:val="lightGray"/>
+        </w:rPr>
+        <w:t>]</w:t>
+      </w:r>
+      <w:r>
+        <w:rPr>
+          <w:rFonts w:ascii="Arial" w:hAnsi="Arial" w:eastAsia="Arial" w:cs="Arial"/>
+          <w:b w:val="0"/>
+          <w:i w:val="0"/>
+          <w:color w:val="000000"/>
+          <w:sz w:val="18"/>
+          <w:highlight w:val="lightGray"/>
+        </w:rPr>
+        <w:t xml:space="preserve"> </w:t>
+      </w:r>
+      <w:r>
+        <w:rPr>
+          <w:rFonts w:ascii="Arial" w:hAnsi="Arial" w:eastAsia="Arial" w:cs="Arial"/>
+          <w:b/>
+          <w:i w:val="0"/>
+          <w:color w:val="000000"/>
+          <w:sz w:val="18"/>
+          <w:highlight w:val="lightGray"/>
+        </w:rPr>
+        <w:t>o</w:t>
+      </w:r>
+      <w:r>
+        <w:rPr>
+          <w:rFonts w:ascii="Arial" w:hAnsi="Arial" w:eastAsia="Arial" w:cs="Arial"/>
+          <w:b/>
+          <w:i w:val="0"/>
+          <w:color w:val="000000"/>
+          <w:sz w:val="18"/>
+          <w:highlight w:val="lightGray"/>
+        </w:rPr>
+        <w:t>n</w:t>
+      </w:r>
+      <w:r>
+        <w:rPr>
+          <w:rFonts w:ascii="Arial" w:hAnsi="Arial" w:eastAsia="Arial" w:cs="Arial"/>
+          <w:b/>
+          <w:i w:val="0"/>
+          <w:color w:val="000000"/>
+          <w:sz w:val="18"/>
+          <w:highlight w:val="lightGray"/>
+        </w:rPr>
+        <w:t xml:space="preserve"> </w:t>
+      </w:r>
+      <w:r>
+        <w:rPr>
+          <w:rFonts w:ascii="Arial" w:hAnsi="Arial" w:eastAsia="Arial" w:cs="Arial"/>
+          <w:b w:val="0"/>
+          <w:i w:val="0"/>
+          <w:color w:val="000000"/>
+          <w:sz w:val="18"/>
+          <w:highlight w:val="lightGray"/>
+        </w:rPr>
+        <w:t>[</w:t>
+      </w:r>
+      <w:r>
+        <w:rPr>
+          <w:rFonts w:ascii="Arial" w:hAnsi="Arial" w:eastAsia="Arial" w:cs="Arial"/>
+          <w:b w:val="0"/>
+          <w:i w:val="0"/>
+          <w:color w:val="000000"/>
+          <w:sz w:val="18"/>
+          <w:highlight w:val="lightGray"/>
+        </w:rPr>
+        <w:t>8</w:t>
+      </w:r>
+      <w:r>
+        <w:rPr>
+          <w:rFonts w:ascii="Arial" w:hAnsi="Arial" w:eastAsia="Arial" w:cs="Arial"/>
+          <w:b w:val="0"/>
+          <w:i w:val="0"/>
+          <w:color w:val="000000"/>
+          <w:sz w:val="18"/>
+          <w:highlight w:val="lightGray"/>
+        </w:rPr>
+        <w:t>/</w:t>
+      </w:r>
+      <w:r>
+        <w:rPr>
+          <w:rFonts w:ascii="Arial" w:hAnsi="Arial" w:eastAsia="Arial" w:cs="Arial"/>
+          <w:b w:val="0"/>
+          <w:i w:val="0"/>
+          <w:color w:val="000000"/>
+          <w:sz w:val="18"/>
+          <w:highlight w:val="lightGray"/>
+        </w:rPr>
+        <w:t>7</w:t>
+      </w:r>
+      <w:r>
+        <w:rPr>
+          <w:rFonts w:ascii="Arial" w:hAnsi="Arial" w:eastAsia="Arial" w:cs="Arial"/>
+          <w:b w:val="0"/>
+          <w:i w:val="0"/>
+          <w:color w:val="000000"/>
+          <w:sz w:val="18"/>
+          <w:highlight w:val="lightGray"/>
+        </w:rPr>
+        <w:t>/</w:t>
+      </w:r>
+      <w:r>
+        <w:rPr>
+          <w:rFonts w:ascii="Arial" w:hAnsi="Arial" w:eastAsia="Arial" w:cs="Arial"/>
+          <w:b w:val="0"/>
+          <w:i w:val="0"/>
+          <w:color w:val="000000"/>
+          <w:sz w:val="18"/>
+          <w:highlight w:val="lightGray"/>
+        </w:rPr>
+        <w:t>2</w:t>
+      </w:r>
+      <w:r>
+        <w:rPr>
+          <w:rFonts w:ascii="Arial" w:hAnsi="Arial" w:eastAsia="Arial" w:cs="Arial"/>
+          <w:b w:val="0"/>
+          <w:i w:val="0"/>
+          <w:color w:val="000000"/>
+          <w:sz w:val="18"/>
+          <w:highlight w:val="lightGray"/>
+        </w:rPr>
+        <w:t>0</w:t>
+      </w:r>
+      <w:r>
+        <w:rPr>
+          <w:rFonts w:ascii="Arial" w:hAnsi="Arial" w:eastAsia="Arial" w:cs="Arial"/>
+          <w:b w:val="0"/>
+          <w:i w:val="0"/>
+          <w:color w:val="000000"/>
+          <w:sz w:val="18"/>
+          <w:highlight w:val="lightGray"/>
+        </w:rPr>
+        <w:t>2</w:t>
+      </w:r>
+      <w:r>
+        <w:rPr>
+          <w:rFonts w:ascii="Arial" w:hAnsi="Arial" w:eastAsia="Arial" w:cs="Arial"/>
+          <w:b w:val="0"/>
+          <w:i w:val="0"/>
+          <w:color w:val="000000"/>
+          <w:sz w:val="18"/>
+          <w:highlight w:val="lightGray"/>
+        </w:rPr>
+        <w:t>5</w:t>
+      </w:r>
+      <w:r>
+        <w:rPr>
+          <w:rFonts w:ascii="Arial" w:hAnsi="Arial" w:eastAsia="Arial" w:cs="Arial"/>
+          <w:b w:val="0"/>
+          <w:i w:val="0"/>
+          <w:color w:val="000000"/>
+          <w:sz w:val="18"/>
+          <w:highlight w:val="lightGray"/>
+        </w:rPr>
+        <w:t>]</w:t>
       </w:r>
     </w:p>
     <w:p>
